--- a/04-linq-to-objects/REPORT_LAB04.docx
+++ b/04-linq-to-objects/REPORT_LAB04.docx
@@ -4,144 +4,338 @@
   <w:body>
     <w:p>
       <w:pPr>
-        <w:spacing w:before="280" w:after="140" w:line="260" w:lineRule="auto"/>
-      </w:pPr>
-      <w:r>
-        <w:rPr>
-          <w:rFonts w:ascii="Times New Roman" w:hAnsi="Times New Roman" w:cs="Times New Roman"/>
-          <w:b/>
-          <w:color w:val="003366"/>
-          <w:sz w:val="32"/>
-        </w:rPr>
-        <w:t xml:space="preserve">ЗВІТ ПРО ВИКОНАННЯ ПРАКТИЧНОЇ РОБОТИ №4</w:t>
+        <w:spacing w:after="0"/>
+        <w:jc w:val="center"/>
+        <w:rPr>
+          <w:rFonts w:ascii="Times New Roman" w:hAnsi="Times New Roman" w:cs="Times New Roman"/>
+          <w:color w:val="000000"/>
+          <w:sz w:val="28"/>
+          <w:szCs w:val="28"/>
+        </w:rPr>
+      </w:pPr>
+      <w:r>
+        <w:rPr>
+          <w:rFonts w:ascii="Times New Roman" w:hAnsi="Times New Roman" w:cs="Times New Roman"/>
+          <w:color w:val="000000"/>
+          <w:sz w:val="28"/>
+          <w:szCs w:val="28"/>
+        </w:rPr>
+        <w:t xml:space="preserve">Міністерство освіти і науки України</w:t>
+      </w:r>
+    </w:p>
+    <w:p>
+      <w:pPr>
+        <w:spacing w:after="0"/>
+        <w:jc w:val="center"/>
+        <w:rPr>
+          <w:rFonts w:ascii="Times New Roman" w:hAnsi="Times New Roman" w:cs="Times New Roman"/>
+          <w:color w:val="000000"/>
+          <w:sz w:val="28"/>
+          <w:szCs w:val="28"/>
+        </w:rPr>
+      </w:pPr>
+      <w:r>
+        <w:rPr>
+          <w:rFonts w:ascii="Times New Roman" w:hAnsi="Times New Roman" w:cs="Times New Roman"/>
+          <w:color w:val="000000"/>
+          <w:sz w:val="28"/>
+          <w:szCs w:val="28"/>
+        </w:rPr>
+        <w:t xml:space="preserve">Вінницький національний технічний університет</w:t>
+      </w:r>
+    </w:p>
+    <w:p>
+      <w:pPr>
+        <w:spacing w:after="0"/>
+        <w:jc w:val="center"/>
+        <w:rPr>
+          <w:rFonts w:ascii="Times New Roman" w:hAnsi="Times New Roman" w:cs="Times New Roman"/>
+          <w:color w:val="000000"/>
+          <w:sz w:val="28"/>
+          <w:szCs w:val="28"/>
+        </w:rPr>
+      </w:pPr>
+      <w:r>
+        <w:rPr>
+          <w:rFonts w:ascii="Times New Roman" w:hAnsi="Times New Roman" w:cs="Times New Roman"/>
+          <w:color w:val="000000"/>
+          <w:sz w:val="28"/>
+          <w:szCs w:val="28"/>
+        </w:rPr>
+        <w:t xml:space="preserve">Факультет інформаційних технологій та комп’ютерної інженерії</w:t>
+      </w:r>
+    </w:p>
+    <w:p>
+      <w:pPr>
+        <w:spacing w:after="1400"/>
+        <w:jc w:val="center"/>
+        <w:rPr>
+          <w:rFonts w:ascii="Times New Roman" w:hAnsi="Times New Roman" w:cs="Times New Roman"/>
+          <w:color w:val="000000"/>
+          <w:sz w:val="28"/>
+          <w:szCs w:val="28"/>
+        </w:rPr>
+      </w:pPr>
+      <w:r>
+        <w:rPr>
+          <w:rFonts w:ascii="Times New Roman" w:hAnsi="Times New Roman" w:cs="Times New Roman"/>
+          <w:color w:val="000000"/>
+          <w:sz w:val="28"/>
+          <w:szCs w:val="28"/>
+        </w:rPr>
+        <w:t xml:space="preserve">Кафедра ПЗ</w:t>
+      </w:r>
+    </w:p>
+    <w:p>
+      <w:pPr>
+        <w:spacing w:after="120"/>
+        <w:jc w:val="center"/>
+        <w:rPr>
+          <w:rFonts w:ascii="Times New Roman" w:hAnsi="Times New Roman" w:cs="Times New Roman"/>
+          <w:color w:val="000000"/>
+          <w:sz w:val="28"/>
+          <w:szCs w:val="28"/>
+        </w:rPr>
+      </w:pPr>
+      <w:r>
+        <w:rPr>
+          <w:rFonts w:ascii="Times New Roman" w:hAnsi="Times New Roman" w:cs="Times New Roman"/>
+          <w:color w:val="000000"/>
+          <w:sz w:val="28"/>
+          <w:szCs w:val="28"/>
+        </w:rPr>
+        <w:t xml:space="preserve">Лабораторна робота №4</w:t>
+      </w:r>
+    </w:p>
+    <w:p>
+      <w:pPr>
+        <w:spacing w:after="0"/>
+        <w:jc w:val="center"/>
+        <w:rPr>
+          <w:rFonts w:ascii="Times New Roman" w:hAnsi="Times New Roman" w:cs="Times New Roman"/>
+          <w:color w:val="000000"/>
+          <w:sz w:val="28"/>
+          <w:szCs w:val="28"/>
+        </w:rPr>
+      </w:pPr>
+      <w:r>
+        <w:rPr>
+          <w:rFonts w:ascii="Times New Roman" w:hAnsi="Times New Roman" w:cs="Times New Roman"/>
+          <w:color w:val="000000"/>
+          <w:sz w:val="28"/>
+          <w:szCs w:val="28"/>
+        </w:rPr>
+        <w:t xml:space="preserve">LINQ to Objects</w:t>
+      </w:r>
+    </w:p>
+    <w:p>
+      <w:pPr>
+        <w:ind w:left="5102"/>
+        <w:jc w:val="right"/>
+        <w:rPr>
+          <w:rFonts w:ascii="Times New Roman" w:hAnsi="Times New Roman" w:cs="Times New Roman"/>
+          <w:color w:val="000000"/>
+          <w:sz w:val="28"/>
+          <w:szCs w:val="28"/>
+        </w:rPr>
+      </w:pPr>
+      <w:r>
+        <w:rPr>
+          <w:rFonts w:ascii="Times New Roman" w:hAnsi="Times New Roman" w:cs="Times New Roman"/>
+          <w:color w:val="000000"/>
+          <w:sz w:val="28"/>
+          <w:szCs w:val="28"/>
+        </w:rPr>
+        <w:t xml:space="preserve">Виконав: ст. 2ПІ-24б</w:t>
+        <w:br/>
+        <w:t xml:space="preserve">Слободян І. В.</w:t>
+        <w:br/>
+        <w:br/>
+        <w:t xml:space="preserve">Перевірив: Позур М. Ю.</w:t>
+      </w:r>
+    </w:p>
+    <w:p>
+      <w:pPr>
+        <w:ind w:left="5102"/>
+        <w:jc w:val="right"/>
+        <w:rPr>
+          <w:rFonts w:ascii="Times New Roman" w:hAnsi="Times New Roman" w:cs="Times New Roman"/>
+          <w:color w:val="000000"/>
+          <w:sz w:val="28"/>
+        </w:rPr>
+      </w:pPr>
+    </w:p>
+    <w:p>
+      <w:pPr>
+        <w:ind w:left="5102"/>
+        <w:jc w:val="right"/>
+        <w:rPr>
+          <w:rFonts w:ascii="Times New Roman" w:hAnsi="Times New Roman" w:cs="Times New Roman"/>
+          <w:color w:val="000000"/>
+          <w:sz w:val="28"/>
+        </w:rPr>
+      </w:pPr>
+    </w:p>
+    <w:p>
+      <w:pPr>
+        <w:ind w:left="5102"/>
+        <w:jc w:val="right"/>
+        <w:rPr>
+          <w:rFonts w:ascii="Times New Roman" w:hAnsi="Times New Roman" w:cs="Times New Roman"/>
+          <w:color w:val="000000"/>
+          <w:sz w:val="28"/>
+        </w:rPr>
+      </w:pPr>
+    </w:p>
+    <w:p>
+      <w:pPr>
+        <w:ind w:left="5102"/>
+        <w:jc w:val="right"/>
+        <w:rPr>
+          <w:rFonts w:ascii="Times New Roman" w:hAnsi="Times New Roman" w:cs="Times New Roman"/>
+          <w:color w:val="000000"/>
+          <w:sz w:val="28"/>
+        </w:rPr>
+      </w:pPr>
+    </w:p>
+    <w:p>
+      <w:pPr>
+        <w:ind w:left="5102"/>
+        <w:jc w:val="right"/>
+        <w:rPr>
+          <w:rFonts w:ascii="Times New Roman" w:hAnsi="Times New Roman" w:cs="Times New Roman"/>
+          <w:color w:val="000000"/>
+          <w:sz w:val="28"/>
+        </w:rPr>
+      </w:pPr>
+    </w:p>
+    <w:p>
+      <w:pPr>
+        <w:ind w:left="5102"/>
+        <w:jc w:val="right"/>
+        <w:rPr>
+          <w:rFonts w:ascii="Times New Roman" w:hAnsi="Times New Roman" w:cs="Times New Roman"/>
+          <w:color w:val="000000"/>
+          <w:sz w:val="28"/>
+        </w:rPr>
+      </w:pPr>
+    </w:p>
+    <w:p>
+      <w:pPr>
+        <w:ind w:left="5102"/>
+        <w:jc w:val="right"/>
+        <w:rPr>
+          <w:rFonts w:ascii="Times New Roman" w:hAnsi="Times New Roman" w:cs="Times New Roman"/>
+          <w:color w:val="000000"/>
+          <w:sz w:val="28"/>
+        </w:rPr>
+      </w:pPr>
+    </w:p>
+    <w:p>
+      <w:pPr>
+        <w:ind w:left="5102"/>
+        <w:jc w:val="right"/>
+        <w:rPr>
+          <w:rFonts w:ascii="Times New Roman" w:hAnsi="Times New Roman" w:cs="Times New Roman"/>
+          <w:color w:val="000000"/>
+          <w:sz w:val="28"/>
+        </w:rPr>
+      </w:pPr>
+    </w:p>
+    <w:p>
+      <w:pPr>
+        <w:ind w:left="5102"/>
+        <w:jc w:val="right"/>
+        <w:rPr>
+          <w:rFonts w:ascii="Times New Roman" w:hAnsi="Times New Roman" w:cs="Times New Roman"/>
+          <w:color w:val="000000"/>
+          <w:sz w:val="28"/>
+        </w:rPr>
+      </w:pPr>
+    </w:p>
+    <w:p>
+      <w:pPr>
+        <w:ind w:left="5102"/>
+        <w:jc w:val="right"/>
+        <w:rPr>
+          <w:rFonts w:ascii="Times New Roman" w:hAnsi="Times New Roman" w:cs="Times New Roman"/>
+          <w:color w:val="000000"/>
+          <w:sz w:val="28"/>
+        </w:rPr>
+      </w:pPr>
+    </w:p>
+    <w:p>
+      <w:pPr>
+        <w:spacing w:before="2200"/>
+        <w:jc w:val="center"/>
+        <w:rPr>
+          <w:rFonts w:ascii="Times New Roman" w:hAnsi="Times New Roman" w:cs="Times New Roman"/>
+          <w:color w:val="000000"/>
+          <w:sz w:val="28"/>
+        </w:rPr>
+      </w:pPr>
+      <w:r>
+        <w:rPr>
+          <w:rFonts w:ascii="Times New Roman" w:hAnsi="Times New Roman" w:cs="Times New Roman"/>
+          <w:color w:val="000000"/>
+          <w:sz w:val="28"/>
+        </w:rPr>
+        <w:t>м. Вінниця – 2026</w:t>
+      </w:r>
+    </w:p>
+    <w:p>
+      <w:pPr>
+        <w:rPr>
+          <w:rFonts w:ascii="Times New Roman" w:hAnsi="Times New Roman" w:cs="Times New Roman"/>
+          <w:color w:val="000000"/>
+          <w:sz w:val="28"/>
+        </w:rPr>
+      </w:pPr>
+      <w:r>
+        <w:br w:type="page"/>
+      </w:r>
+    </w:p>
+    <w:p>
+      <w:pPr>
+        <w:spacing w:before="240" w:after="100" w:line="260" w:lineRule="auto"/>
+        <w:rPr>
+          <w:rFonts w:ascii="Times New Roman" w:hAnsi="Times New Roman" w:cs="Times New Roman"/>
+          <w:color w:val="000000"/>
+          <w:sz w:val="28"/>
+        </w:rPr>
+      </w:pPr>
+      <w:r>
+        <w:rPr>
+          <w:rFonts w:ascii="Times New Roman" w:hAnsi="Times New Roman" w:cs="Times New Roman"/>
+          <w:b/>
+          <w:sz w:val="28"/>
+          <w:color w:val="000000"/>
+        </w:rPr>
+        <w:t xml:space="preserve">1. Мета роботи</w:t>
       </w:r>
     </w:p>
     <w:p>
       <w:pPr>
         <w:spacing w:before="0" w:after="120" w:line="260" w:lineRule="auto"/>
-      </w:pPr>
-      <w:r>
-        <w:rPr>
-          <w:rFonts w:ascii="Times New Roman" w:hAnsi="Times New Roman" w:cs="Times New Roman"/>
-          <w:b/>
-          <w:color w:val="222222"/>
-          <w:sz w:val="22"/>
-        </w:rPr>
-        <w:t xml:space="preserve">Дисципліна:</w:t>
-      </w:r>
-      <w:r>
-        <w:rPr>
-          <w:rFonts w:ascii="Times New Roman" w:hAnsi="Times New Roman" w:cs="Times New Roman"/>
-          <w:color w:val="222222"/>
-          <w:sz w:val="22"/>
-        </w:rPr>
-        <w:t xml:space="preserve"> Розробка проєктів засобами платформи .NET</w:t>
-      </w:r>
-      <w:r>
-        <w:br/>
-      </w:r>
-      <w:r>
-        <w:rPr>
-          <w:rFonts w:ascii="Times New Roman" w:hAnsi="Times New Roman" w:cs="Times New Roman"/>
-          <w:b/>
-          <w:color w:val="222222"/>
-          <w:sz w:val="22"/>
-        </w:rPr>
-        <w:t xml:space="preserve">Тема:</w:t>
-      </w:r>
-      <w:r>
-        <w:rPr>
-          <w:rFonts w:ascii="Times New Roman" w:hAnsi="Times New Roman" w:cs="Times New Roman"/>
-          <w:color w:val="222222"/>
-          <w:sz w:val="22"/>
-        </w:rPr>
-        <w:t xml:space="preserve"> LINQ to Objects: аналіз та обробка колекцій даних</w:t>
-      </w:r>
-      <w:r>
-        <w:br/>
-      </w:r>
-      <w:r>
-        <w:rPr>
-          <w:rFonts w:ascii="Times New Roman" w:hAnsi="Times New Roman" w:cs="Times New Roman"/>
-          <w:b/>
-          <w:color w:val="222222"/>
-          <w:sz w:val="22"/>
-        </w:rPr>
-        <w:t xml:space="preserve">Студент:</w:t>
-      </w:r>
-      <w:r>
-        <w:rPr>
-          <w:rFonts w:ascii="Times New Roman" w:hAnsi="Times New Roman" w:cs="Times New Roman"/>
-          <w:color w:val="222222"/>
-          <w:sz w:val="22"/>
-        </w:rPr>
-        <w:t xml:space="preserve"> №17 за списком групи (Семестровий журнал)</w:t>
-      </w:r>
-      <w:r>
-        <w:br/>
-      </w:r>
-      <w:r>
-        <w:rPr>
-          <w:rFonts w:ascii="Times New Roman" w:hAnsi="Times New Roman" w:cs="Times New Roman"/>
-          <w:b/>
-          <w:color w:val="222222"/>
-          <w:sz w:val="22"/>
-        </w:rPr>
-        <w:t xml:space="preserve">Варіант:</w:t>
-      </w:r>
-      <w:r>
-        <w:rPr>
-          <w:rFonts w:ascii="Times New Roman" w:hAnsi="Times New Roman" w:cs="Times New Roman"/>
-          <w:color w:val="222222"/>
-          <w:sz w:val="22"/>
-        </w:rPr>
-        <w:t xml:space="preserve"> №1 («Студенти та оцінки»)</w:t>
-      </w:r>
-      <w:r>
-        <w:br/>
-      </w:r>
-      <w:r>
-        <w:rPr>
-          <w:rFonts w:ascii="Times New Roman" w:hAnsi="Times New Roman" w:cs="Times New Roman"/>
-          <w:b/>
-          <w:color w:val="222222"/>
-          <w:sz w:val="22"/>
-        </w:rPr>
-        <w:t xml:space="preserve">Навчальний заклад:</w:t>
-      </w:r>
-      <w:r>
-        <w:rPr>
-          <w:rFonts w:ascii="Times New Roman" w:hAnsi="Times New Roman" w:cs="Times New Roman"/>
-          <w:color w:val="222222"/>
-          <w:sz w:val="22"/>
-        </w:rPr>
-        <w:t xml:space="preserve"> Вінницький національний технічний університет (ВНТУ)</w:t>
-      </w:r>
-      <w:r>
-        <w:br/>
-      </w:r>
-      <w:r>
-        <w:rPr>
-          <w:rFonts w:ascii="Times New Roman" w:hAnsi="Times New Roman" w:cs="Times New Roman"/>
-          <w:b/>
-          <w:color w:val="222222"/>
-          <w:sz w:val="22"/>
-        </w:rPr>
-        <w:t xml:space="preserve">Рік:</w:t>
-      </w:r>
-      <w:r>
-        <w:rPr>
-          <w:rFonts w:ascii="Times New Roman" w:hAnsi="Times New Roman" w:cs="Times New Roman"/>
-          <w:color w:val="222222"/>
-          <w:sz w:val="22"/>
-        </w:rPr>
-        <w:t xml:space="preserve"> 2026</w:t>
+        <w:rPr>
+          <w:rFonts w:ascii="Times New Roman" w:hAnsi="Times New Roman" w:cs="Times New Roman"/>
+          <w:color w:val="000000"/>
+          <w:sz w:val="28"/>
+        </w:rPr>
+      </w:pPr>
+      <w:r>
+        <w:rPr>
+          <w:rFonts w:ascii="Times New Roman" w:hAnsi="Times New Roman" w:cs="Times New Roman"/>
+          <w:sz w:val="28"/>
+          <w:color w:val="000000"/>
+        </w:rPr>
+        <w:t xml:space="preserve">Набути практичних навичок побудови запитів LINQ to Objects (метод-синтаксис та query-синтаксис) для фільтрації, сортування, групування, агрегування та проєктування даних у колекціях об'єктів.</w:t>
       </w:r>
     </w:p>
     <w:p>
       <w:pPr>
         <w:pBdr>
-          <w:bottom w:val="single" w:color="B0C4DE" w:sz="6"/>
+          <w:bottom w:val="single" w:color="888888" w:sz="6"/>
         </w:pBdr>
         <w:spacing w:before="120" w:after="120"/>
       </w:pPr>
@@ -149,34 +343,789 @@
     <w:p>
       <w:pPr>
         <w:spacing w:before="240" w:after="100" w:line="260" w:lineRule="auto"/>
-      </w:pPr>
-      <w:r>
-        <w:rPr>
-          <w:rFonts w:ascii="Times New Roman" w:hAnsi="Times New Roman" w:cs="Times New Roman"/>
-          <w:b/>
-          <w:color w:val="1B365D"/>
-          <w:sz w:val="28"/>
-        </w:rPr>
-        <w:t xml:space="preserve">1. Мета роботи</w:t>
-      </w:r>
-    </w:p>
-    <w:p>
-      <w:pPr>
-        <w:spacing w:before="0" w:after="120" w:line="260" w:lineRule="auto"/>
-      </w:pPr>
-      <w:r>
-        <w:rPr>
-          <w:rFonts w:ascii="Times New Roman" w:hAnsi="Times New Roman" w:cs="Times New Roman"/>
-          <w:color w:val="222222"/>
-          <w:sz w:val="22"/>
-        </w:rPr>
-        <w:t xml:space="preserve">Набути практичних навичок побудови запитів LINQ to Objects (метод-синтаксис та query-синтаксис) для фільтрації, сортування, групування, агрегування та проєктування даних у колекціях об'єктів.</w:t>
+        <w:rPr>
+          <w:rFonts w:ascii="Times New Roman" w:hAnsi="Times New Roman" w:cs="Times New Roman"/>
+          <w:color w:val="000000"/>
+          <w:sz w:val="28"/>
+        </w:rPr>
+      </w:pPr>
+      <w:r>
+        <w:rPr>
+          <w:rFonts w:ascii="Times New Roman" w:hAnsi="Times New Roman" w:cs="Times New Roman"/>
+          <w:b/>
+          <w:sz w:val="28"/>
+          <w:color w:val="000000"/>
+        </w:rPr>
+        <w:t xml:space="preserve">2. Завдання варіанта №1</w:t>
+      </w:r>
+    </w:p>
+    <w:p>
+      <w:pPr>
+        <w:ind w:left="720" w:hanging="360"/>
+        <w:spacing w:before="0" w:after="60" w:line="240" w:lineRule="auto"/>
+        <w:rPr>
+          <w:rFonts w:ascii="Times New Roman" w:hAnsi="Times New Roman" w:cs="Times New Roman"/>
+          <w:color w:val="000000"/>
+          <w:sz w:val="28"/>
+        </w:rPr>
+      </w:pPr>
+      <w:r>
+        <w:rPr>
+          <w:rFonts w:ascii="Times New Roman" w:hAnsi="Times New Roman"/>
+          <w:color w:val="000000"/>
+          <w:sz w:val="28"/>
+          <w:b/>
+        </w:rPr>
+        <w:t xml:space="preserve">• </w:t>
+      </w:r>
+      <w:r>
+        <w:rPr>
+          <w:rFonts w:ascii="Times New Roman" w:hAnsi="Times New Roman" w:cs="Times New Roman"/>
+          <w:b/>
+          <w:sz w:val="28"/>
+          <w:color w:val="000000"/>
+        </w:rPr>
+        <w:t xml:space="preserve">Модель даних:</w:t>
+      </w:r>
+      <w:r>
+        <w:rPr>
+          <w:rFonts w:ascii="Times New Roman" w:hAnsi="Times New Roman" w:cs="Times New Roman"/>
+          <w:sz w:val="28"/>
+          <w:color w:val="000000"/>
+        </w:rPr>
+        <w:t xml:space="preserve"> </w:t>
+      </w:r>
+      <w:r>
+        <w:rPr>
+          <w:rFonts w:ascii="Times New Roman" w:hAnsi="Times New Roman"/>
+          <w:sz w:val="28"/>
+          <w:color w:val="000000"/>
+        </w:rPr>
+        <w:t xml:space="preserve">record Student(string Name, string Group, int Score)</w:t>
+      </w:r>
+      <w:r>
+        <w:rPr>
+          <w:rFonts w:ascii="Times New Roman" w:hAnsi="Times New Roman" w:cs="Times New Roman"/>
+          <w:sz w:val="28"/>
+          <w:color w:val="000000"/>
+        </w:rPr>
+        <w:t xml:space="preserve"> (25 записів, 4 різні академічні групи: ПЗ-21, ПЗ-22, КН-21, ІПЗ-21).</w:t>
+      </w:r>
+      <w:r>
+        <w:br/>
+      </w:r>
+      <w:r>
+        <w:rPr>
+          <w:rFonts w:ascii="Times New Roman" w:hAnsi="Times New Roman" w:cs="Times New Roman"/>
+          <w:sz w:val="28"/>
+          <w:color w:val="000000"/>
+        </w:rPr>
+        <w:t xml:space="preserve">Додаткова колекція для </w:t>
+      </w:r>
+      <w:r>
+        <w:rPr>
+          <w:rFonts w:ascii="Times New Roman" w:hAnsi="Times New Roman"/>
+          <w:sz w:val="28"/>
+          <w:color w:val="000000"/>
+        </w:rPr>
+        <w:t xml:space="preserve">Join</w:t>
+      </w:r>
+      <w:r>
+        <w:rPr>
+          <w:rFonts w:ascii="Times New Roman" w:hAnsi="Times New Roman" w:cs="Times New Roman"/>
+          <w:sz w:val="28"/>
+          <w:color w:val="000000"/>
+        </w:rPr>
+        <w:t xml:space="preserve">: </w:t>
+      </w:r>
+      <w:r>
+        <w:rPr>
+          <w:rFonts w:ascii="Times New Roman" w:hAnsi="Times New Roman"/>
+          <w:sz w:val="28"/>
+          <w:color w:val="000000"/>
+        </w:rPr>
+        <w:t xml:space="preserve">record GroupCurator(string Group, string CuratorName, string Department)</w:t>
+      </w:r>
+      <w:r>
+        <w:rPr>
+          <w:rFonts w:ascii="Times New Roman" w:hAnsi="Times New Roman" w:cs="Times New Roman"/>
+          <w:sz w:val="28"/>
+          <w:color w:val="000000"/>
+        </w:rPr>
+        <w:t xml:space="preserve">.</w:t>
+      </w:r>
+    </w:p>
+    <w:p>
+      <w:pPr>
+        <w:ind w:left="720" w:hanging="360"/>
+        <w:spacing w:before="0" w:after="60" w:line="240" w:lineRule="auto"/>
+        <w:rPr>
+          <w:rFonts w:ascii="Times New Roman" w:hAnsi="Times New Roman" w:cs="Times New Roman"/>
+          <w:color w:val="000000"/>
+          <w:sz w:val="28"/>
+        </w:rPr>
+      </w:pPr>
+      <w:r>
+        <w:rPr>
+          <w:rFonts w:ascii="Times New Roman" w:hAnsi="Times New Roman"/>
+          <w:color w:val="000000"/>
+          <w:sz w:val="28"/>
+          <w:b/>
+        </w:rPr>
+        <w:t xml:space="preserve">• </w:t>
+      </w:r>
+      <w:r>
+        <w:rPr>
+          <w:rFonts w:ascii="Times New Roman" w:hAnsi="Times New Roman" w:cs="Times New Roman"/>
+          <w:b/>
+          <w:sz w:val="28"/>
+          <w:color w:val="000000"/>
+        </w:rPr>
+        <w:t xml:space="preserve">Обов'язкові запити:</w:t>
+      </w:r>
+    </w:p>
+    <w:p>
+      <w:pPr>
+        <w:ind w:left="1440" w:hanging="360"/>
+        <w:spacing w:before="0" w:after="60" w:line="240" w:lineRule="auto"/>
+        <w:rPr>
+          <w:rFonts w:ascii="Times New Roman" w:hAnsi="Times New Roman" w:cs="Times New Roman"/>
+          <w:color w:val="000000"/>
+          <w:sz w:val="28"/>
+        </w:rPr>
+      </w:pPr>
+      <w:r>
+        <w:rPr>
+          <w:rFonts w:ascii="Times New Roman" w:hAnsi="Times New Roman"/>
+          <w:color w:val="000000"/>
+          <w:sz w:val="28"/>
+          <w:b/>
+        </w:rPr>
+        <w:t xml:space="preserve">1. </w:t>
+      </w:r>
+      <w:r>
+        <w:rPr>
+          <w:rFonts w:ascii="Times New Roman" w:hAnsi="Times New Roman" w:cs="Times New Roman"/>
+          <w:sz w:val="28"/>
+          <w:color w:val="000000"/>
+        </w:rPr>
+        <w:t xml:space="preserve">Середній бал за кожною групою (</w:t>
+      </w:r>
+      <w:r>
+        <w:rPr>
+          <w:rFonts w:ascii="Times New Roman" w:hAnsi="Times New Roman"/>
+          <w:sz w:val="28"/>
+          <w:color w:val="000000"/>
+        </w:rPr>
+        <w:t xml:space="preserve">GroupBy</w:t>
+      </w:r>
+      <w:r>
+        <w:rPr>
+          <w:rFonts w:ascii="Times New Roman" w:hAnsi="Times New Roman" w:cs="Times New Roman"/>
+          <w:sz w:val="28"/>
+          <w:color w:val="000000"/>
+        </w:rPr>
+        <w:t xml:space="preserve"> + </w:t>
+      </w:r>
+      <w:r>
+        <w:rPr>
+          <w:rFonts w:ascii="Times New Roman" w:hAnsi="Times New Roman"/>
+          <w:sz w:val="28"/>
+          <w:color w:val="000000"/>
+        </w:rPr>
+        <w:t xml:space="preserve">Average</w:t>
+      </w:r>
+      <w:r>
+        <w:rPr>
+          <w:rFonts w:ascii="Times New Roman" w:hAnsi="Times New Roman" w:cs="Times New Roman"/>
+          <w:sz w:val="28"/>
+          <w:color w:val="000000"/>
+        </w:rPr>
+        <w:t xml:space="preserve">), відсортований за спаданням рейтингу.</w:t>
+      </w:r>
+    </w:p>
+    <w:p>
+      <w:pPr>
+        <w:ind w:left="1440" w:hanging="360"/>
+        <w:spacing w:before="0" w:after="60" w:line="240" w:lineRule="auto"/>
+        <w:rPr>
+          <w:rFonts w:ascii="Times New Roman" w:hAnsi="Times New Roman" w:cs="Times New Roman"/>
+          <w:color w:val="000000"/>
+          <w:sz w:val="28"/>
+        </w:rPr>
+      </w:pPr>
+      <w:r>
+        <w:rPr>
+          <w:rFonts w:ascii="Times New Roman" w:hAnsi="Times New Roman"/>
+          <w:color w:val="000000"/>
+          <w:sz w:val="28"/>
+          <w:b/>
+        </w:rPr>
+        <w:t xml:space="preserve">2. </w:t>
+      </w:r>
+      <w:r>
+        <w:rPr>
+          <w:rFonts w:ascii="Times New Roman" w:hAnsi="Times New Roman" w:cs="Times New Roman"/>
+          <w:sz w:val="28"/>
+          <w:color w:val="000000"/>
+        </w:rPr>
+        <w:t xml:space="preserve">Топ-5 студентів за оцінкою по всій вибірці (</w:t>
+      </w:r>
+      <w:r>
+        <w:rPr>
+          <w:rFonts w:ascii="Times New Roman" w:hAnsi="Times New Roman"/>
+          <w:sz w:val="28"/>
+          <w:color w:val="000000"/>
+        </w:rPr>
+        <w:t xml:space="preserve">OrderByDescending</w:t>
+      </w:r>
+      <w:r>
+        <w:rPr>
+          <w:rFonts w:ascii="Times New Roman" w:hAnsi="Times New Roman" w:cs="Times New Roman"/>
+          <w:sz w:val="28"/>
+          <w:color w:val="000000"/>
+        </w:rPr>
+        <w:t xml:space="preserve"> + </w:t>
+      </w:r>
+      <w:r>
+        <w:rPr>
+          <w:rFonts w:ascii="Times New Roman" w:hAnsi="Times New Roman"/>
+          <w:sz w:val="28"/>
+          <w:color w:val="000000"/>
+        </w:rPr>
+        <w:t xml:space="preserve">Take(5)</w:t>
+      </w:r>
+      <w:r>
+        <w:rPr>
+          <w:rFonts w:ascii="Times New Roman" w:hAnsi="Times New Roman" w:cs="Times New Roman"/>
+          <w:sz w:val="28"/>
+          <w:color w:val="000000"/>
+        </w:rPr>
+        <w:t xml:space="preserve">).</w:t>
+      </w:r>
+    </w:p>
+    <w:p>
+      <w:pPr>
+        <w:ind w:left="1440" w:hanging="360"/>
+        <w:spacing w:before="0" w:after="60" w:line="240" w:lineRule="auto"/>
+        <w:rPr>
+          <w:rFonts w:ascii="Times New Roman" w:hAnsi="Times New Roman" w:cs="Times New Roman"/>
+          <w:color w:val="000000"/>
+          <w:sz w:val="28"/>
+        </w:rPr>
+      </w:pPr>
+      <w:r>
+        <w:rPr>
+          <w:rFonts w:ascii="Times New Roman" w:hAnsi="Times New Roman"/>
+          <w:color w:val="000000"/>
+          <w:sz w:val="28"/>
+          <w:b/>
+        </w:rPr>
+        <w:t xml:space="preserve">3. </w:t>
+      </w:r>
+      <w:r>
+        <w:rPr>
+          <w:rFonts w:ascii="Times New Roman" w:hAnsi="Times New Roman" w:cs="Times New Roman"/>
+          <w:sz w:val="28"/>
+          <w:color w:val="000000"/>
+        </w:rPr>
+        <w:t xml:space="preserve">Розподіл кількості студентів за діапазонами оцінок («відмінно» 90+, «добре» 75–89, «задовільно» 60–74, «незадовільно» &lt;60) — групування за обчислюваним ключем-діапазоном.</w:t>
+      </w:r>
+    </w:p>
+    <w:p>
+      <w:pPr>
+        <w:ind w:left="1440" w:hanging="360"/>
+        <w:spacing w:before="0" w:after="60" w:line="240" w:lineRule="auto"/>
+        <w:rPr>
+          <w:rFonts w:ascii="Times New Roman" w:hAnsi="Times New Roman" w:cs="Times New Roman"/>
+          <w:color w:val="000000"/>
+          <w:sz w:val="28"/>
+        </w:rPr>
+      </w:pPr>
+      <w:r>
+        <w:rPr>
+          <w:rFonts w:ascii="Times New Roman" w:hAnsi="Times New Roman"/>
+          <w:color w:val="000000"/>
+          <w:sz w:val="28"/>
+          <w:b/>
+        </w:rPr>
+        <w:t xml:space="preserve">4. </w:t>
+      </w:r>
+      <w:r>
+        <w:rPr>
+          <w:rFonts w:ascii="Times New Roman" w:hAnsi="Times New Roman" w:cs="Times New Roman"/>
+          <w:sz w:val="28"/>
+          <w:color w:val="000000"/>
+        </w:rPr>
+        <w:t xml:space="preserve">Перевірка через </w:t>
+      </w:r>
+      <w:r>
+        <w:rPr>
+          <w:rFonts w:ascii="Times New Roman" w:hAnsi="Times New Roman"/>
+          <w:sz w:val="28"/>
+          <w:color w:val="000000"/>
+        </w:rPr>
+        <w:t xml:space="preserve">All</w:t>
+      </w:r>
+      <w:r>
+        <w:rPr>
+          <w:rFonts w:ascii="Times New Roman" w:hAnsi="Times New Roman" w:cs="Times New Roman"/>
+          <w:sz w:val="28"/>
+          <w:color w:val="000000"/>
+        </w:rPr>
+        <w:t xml:space="preserve">, чи всі студенти заданої групи (вводиться з консолі) мають оцінку не нижче заданого порогу.</w:t>
+      </w:r>
+    </w:p>
+    <w:p>
+      <w:pPr>
+        <w:ind w:left="1440" w:hanging="360"/>
+        <w:spacing w:before="0" w:after="60" w:line="240" w:lineRule="auto"/>
+        <w:rPr>
+          <w:rFonts w:ascii="Times New Roman" w:hAnsi="Times New Roman" w:cs="Times New Roman"/>
+          <w:color w:val="000000"/>
+          <w:sz w:val="28"/>
+        </w:rPr>
+      </w:pPr>
+      <w:r>
+        <w:rPr>
+          <w:rFonts w:ascii="Times New Roman" w:hAnsi="Times New Roman"/>
+          <w:color w:val="000000"/>
+          <w:sz w:val="28"/>
+          <w:b/>
+        </w:rPr>
+        <w:t xml:space="preserve">5. </w:t>
+      </w:r>
+      <w:r>
+        <w:rPr>
+          <w:rFonts w:ascii="Times New Roman" w:hAnsi="Times New Roman" w:cs="Times New Roman"/>
+          <w:sz w:val="28"/>
+          <w:color w:val="000000"/>
+        </w:rPr>
+        <w:t xml:space="preserve">Перевірка через </w:t>
+      </w:r>
+      <w:r>
+        <w:rPr>
+          <w:rFonts w:ascii="Times New Roman" w:hAnsi="Times New Roman"/>
+          <w:sz w:val="28"/>
+          <w:color w:val="000000"/>
+        </w:rPr>
+        <w:t xml:space="preserve">Any</w:t>
+      </w:r>
+      <w:r>
+        <w:rPr>
+          <w:rFonts w:ascii="Times New Roman" w:hAnsi="Times New Roman" w:cs="Times New Roman"/>
+          <w:sz w:val="28"/>
+          <w:color w:val="000000"/>
+        </w:rPr>
+        <w:t xml:space="preserve">, чи є в заданій групі відмінники (бал </w:t>
+      </w:r>
+      <w:r>
+        <w:rPr>
+          <w:rFonts w:ascii="Times New Roman" w:hAnsi="Times New Roman" w:cs="Times New Roman"/>
+          <w:sz w:val="28"/>
+          <w:color w:val="000000"/>
+        </w:rPr>
+        <w:t xml:space="preserve">).</w:t>
+      </w:r>
+    </w:p>
+    <w:p>
+      <w:pPr>
+        <w:ind w:left="1440" w:hanging="360"/>
+        <w:spacing w:before="0" w:after="60" w:line="240" w:lineRule="auto"/>
+        <w:rPr>
+          <w:rFonts w:ascii="Times New Roman" w:hAnsi="Times New Roman" w:cs="Times New Roman"/>
+          <w:color w:val="000000"/>
+          <w:sz w:val="28"/>
+        </w:rPr>
+      </w:pPr>
+      <w:r>
+        <w:rPr>
+          <w:rFonts w:ascii="Times New Roman" w:hAnsi="Times New Roman"/>
+          <w:color w:val="000000"/>
+          <w:sz w:val="28"/>
+          <w:b/>
+        </w:rPr>
+        <w:t xml:space="preserve">6. </w:t>
+      </w:r>
+      <w:r>
+        <w:rPr>
+          <w:rFonts w:ascii="Times New Roman" w:hAnsi="Times New Roman" w:cs="Times New Roman"/>
+          <w:sz w:val="28"/>
+          <w:color w:val="000000"/>
+        </w:rPr>
+        <w:t xml:space="preserve">Фільтрація та сортування з проєктуванням в анонімний тип (</w:t>
+      </w:r>
+      <w:r>
+        <w:rPr>
+          <w:rFonts w:ascii="Times New Roman" w:hAnsi="Times New Roman"/>
+          <w:sz w:val="28"/>
+          <w:color w:val="000000"/>
+        </w:rPr>
+        <w:t xml:space="preserve">Where</w:t>
+      </w:r>
+      <w:r>
+        <w:rPr>
+          <w:rFonts w:ascii="Times New Roman" w:hAnsi="Times New Roman" w:cs="Times New Roman"/>
+          <w:sz w:val="28"/>
+          <w:color w:val="000000"/>
+        </w:rPr>
+        <w:t xml:space="preserve"> + </w:t>
+      </w:r>
+      <w:r>
+        <w:rPr>
+          <w:rFonts w:ascii="Times New Roman" w:hAnsi="Times New Roman"/>
+          <w:sz w:val="28"/>
+          <w:color w:val="000000"/>
+        </w:rPr>
+        <w:t xml:space="preserve">OrderByDescending</w:t>
+      </w:r>
+      <w:r>
+        <w:rPr>
+          <w:rFonts w:ascii="Times New Roman" w:hAnsi="Times New Roman" w:cs="Times New Roman"/>
+          <w:sz w:val="28"/>
+          <w:color w:val="000000"/>
+        </w:rPr>
+        <w:t xml:space="preserve"> + </w:t>
+      </w:r>
+      <w:r>
+        <w:rPr>
+          <w:rFonts w:ascii="Times New Roman" w:hAnsi="Times New Roman"/>
+          <w:sz w:val="28"/>
+          <w:color w:val="000000"/>
+        </w:rPr>
+        <w:t xml:space="preserve">ThenBy</w:t>
+      </w:r>
+      <w:r>
+        <w:rPr>
+          <w:rFonts w:ascii="Times New Roman" w:hAnsi="Times New Roman" w:cs="Times New Roman"/>
+          <w:sz w:val="28"/>
+          <w:color w:val="000000"/>
+        </w:rPr>
+        <w:t xml:space="preserve"> + </w:t>
+      </w:r>
+      <w:r>
+        <w:rPr>
+          <w:rFonts w:ascii="Times New Roman" w:hAnsi="Times New Roman"/>
+          <w:sz w:val="28"/>
+          <w:color w:val="000000"/>
+        </w:rPr>
+        <w:t xml:space="preserve">Select</w:t>
+      </w:r>
+      <w:r>
+        <w:rPr>
+          <w:rFonts w:ascii="Times New Roman" w:hAnsi="Times New Roman" w:cs="Times New Roman"/>
+          <w:sz w:val="28"/>
+          <w:color w:val="000000"/>
+        </w:rPr>
+        <w:t xml:space="preserve">).</w:t>
+      </w:r>
+    </w:p>
+    <w:p>
+      <w:pPr>
+        <w:ind w:left="1440" w:hanging="360"/>
+        <w:spacing w:before="0" w:after="60" w:line="240" w:lineRule="auto"/>
+        <w:rPr>
+          <w:rFonts w:ascii="Times New Roman" w:hAnsi="Times New Roman" w:cs="Times New Roman"/>
+          <w:color w:val="000000"/>
+          <w:sz w:val="28"/>
+        </w:rPr>
+      </w:pPr>
+      <w:r>
+        <w:rPr>
+          <w:rFonts w:ascii="Times New Roman" w:hAnsi="Times New Roman"/>
+          <w:color w:val="000000"/>
+          <w:sz w:val="28"/>
+          <w:b/>
+        </w:rPr>
+        <w:t xml:space="preserve">7. </w:t>
+      </w:r>
+      <w:r>
+        <w:rPr>
+          <w:rFonts w:ascii="Times New Roman" w:hAnsi="Times New Roman" w:cs="Times New Roman"/>
+          <w:sz w:val="28"/>
+          <w:color w:val="000000"/>
+        </w:rPr>
+        <w:t xml:space="preserve">З'єднання двох колекцій (</w:t>
+      </w:r>
+      <w:r>
+        <w:rPr>
+          <w:rFonts w:ascii="Times New Roman" w:hAnsi="Times New Roman"/>
+          <w:sz w:val="28"/>
+          <w:color w:val="000000"/>
+        </w:rPr>
+        <w:t xml:space="preserve">Join</w:t>
+      </w:r>
+      <w:r>
+        <w:rPr>
+          <w:rFonts w:ascii="Times New Roman" w:hAnsi="Times New Roman" w:cs="Times New Roman"/>
+          <w:sz w:val="28"/>
+          <w:color w:val="000000"/>
+        </w:rPr>
+        <w:t xml:space="preserve">) між студентами та кураторами їхніх груп.</w:t>
+      </w:r>
+    </w:p>
+    <w:p>
+      <w:pPr>
+        <w:ind w:left="1440" w:hanging="360"/>
+        <w:spacing w:before="0" w:after="60" w:line="240" w:lineRule="auto"/>
+        <w:rPr>
+          <w:rFonts w:ascii="Times New Roman" w:hAnsi="Times New Roman" w:cs="Times New Roman"/>
+          <w:color w:val="000000"/>
+          <w:sz w:val="28"/>
+        </w:rPr>
+      </w:pPr>
+      <w:r>
+        <w:rPr>
+          <w:rFonts w:ascii="Times New Roman" w:hAnsi="Times New Roman"/>
+          <w:color w:val="000000"/>
+          <w:sz w:val="28"/>
+          <w:b/>
+        </w:rPr>
+        <w:t xml:space="preserve">8. </w:t>
+      </w:r>
+      <w:r>
+        <w:rPr>
+          <w:rFonts w:ascii="Times New Roman" w:hAnsi="Times New Roman" w:cs="Times New Roman"/>
+          <w:sz w:val="28"/>
+          <w:color w:val="000000"/>
+        </w:rPr>
+        <w:t xml:space="preserve">Агрегатні підсумки по всій вибірці (</w:t>
+      </w:r>
+      <w:r>
+        <w:rPr>
+          <w:rFonts w:ascii="Times New Roman" w:hAnsi="Times New Roman"/>
+          <w:sz w:val="28"/>
+          <w:color w:val="000000"/>
+        </w:rPr>
+        <w:t xml:space="preserve">Count</w:t>
+      </w:r>
+      <w:r>
+        <w:rPr>
+          <w:rFonts w:ascii="Times New Roman" w:hAnsi="Times New Roman" w:cs="Times New Roman"/>
+          <w:sz w:val="28"/>
+          <w:color w:val="000000"/>
+        </w:rPr>
+        <w:t xml:space="preserve">, </w:t>
+      </w:r>
+      <w:r>
+        <w:rPr>
+          <w:rFonts w:ascii="Times New Roman" w:hAnsi="Times New Roman"/>
+          <w:sz w:val="28"/>
+          <w:color w:val="000000"/>
+        </w:rPr>
+        <w:t xml:space="preserve">Min</w:t>
+      </w:r>
+      <w:r>
+        <w:rPr>
+          <w:rFonts w:ascii="Times New Roman" w:hAnsi="Times New Roman" w:cs="Times New Roman"/>
+          <w:sz w:val="28"/>
+          <w:color w:val="000000"/>
+        </w:rPr>
+        <w:t xml:space="preserve">, </w:t>
+      </w:r>
+      <w:r>
+        <w:rPr>
+          <w:rFonts w:ascii="Times New Roman" w:hAnsi="Times New Roman"/>
+          <w:sz w:val="28"/>
+          <w:color w:val="000000"/>
+        </w:rPr>
+        <w:t xml:space="preserve">Max</w:t>
+      </w:r>
+      <w:r>
+        <w:rPr>
+          <w:rFonts w:ascii="Times New Roman" w:hAnsi="Times New Roman" w:cs="Times New Roman"/>
+          <w:sz w:val="28"/>
+          <w:color w:val="000000"/>
+        </w:rPr>
+        <w:t xml:space="preserve">, </w:t>
+      </w:r>
+      <w:r>
+        <w:rPr>
+          <w:rFonts w:ascii="Times New Roman" w:hAnsi="Times New Roman"/>
+          <w:sz w:val="28"/>
+          <w:color w:val="000000"/>
+        </w:rPr>
+        <w:t xml:space="preserve">Average</w:t>
+      </w:r>
+      <w:r>
+        <w:rPr>
+          <w:rFonts w:ascii="Times New Roman" w:hAnsi="Times New Roman" w:cs="Times New Roman"/>
+          <w:sz w:val="28"/>
+          <w:color w:val="000000"/>
+        </w:rPr>
+        <w:t xml:space="preserve">, </w:t>
+      </w:r>
+      <w:r>
+        <w:rPr>
+          <w:rFonts w:ascii="Times New Roman" w:hAnsi="Times New Roman"/>
+          <w:sz w:val="28"/>
+          <w:color w:val="000000"/>
+        </w:rPr>
+        <w:t xml:space="preserve">Sum</w:t>
+      </w:r>
+      <w:r>
+        <w:rPr>
+          <w:rFonts w:ascii="Times New Roman" w:hAnsi="Times New Roman" w:cs="Times New Roman"/>
+          <w:sz w:val="28"/>
+          <w:color w:val="000000"/>
+        </w:rPr>
+        <w:t xml:space="preserve">).</w:t>
+      </w:r>
+    </w:p>
+    <w:p>
+      <w:pPr>
+        <w:ind w:left="1440" w:hanging="360"/>
+        <w:spacing w:before="0" w:after="60" w:line="240" w:lineRule="auto"/>
+        <w:rPr>
+          <w:rFonts w:ascii="Times New Roman" w:hAnsi="Times New Roman" w:cs="Times New Roman"/>
+          <w:color w:val="000000"/>
+          <w:sz w:val="28"/>
+        </w:rPr>
+      </w:pPr>
+      <w:r>
+        <w:rPr>
+          <w:rFonts w:ascii="Times New Roman" w:hAnsi="Times New Roman"/>
+          <w:color w:val="000000"/>
+          <w:sz w:val="28"/>
+          <w:b/>
+        </w:rPr>
+        <w:t xml:space="preserve">9. </w:t>
+      </w:r>
+      <w:r>
+        <w:rPr>
+          <w:rFonts w:ascii="Times New Roman" w:hAnsi="Times New Roman" w:cs="Times New Roman"/>
+          <w:sz w:val="28"/>
+          <w:color w:val="000000"/>
+        </w:rPr>
+        <w:t xml:space="preserve">Порівняння запитів у Method-синтаксисі та Query-синтаксисі (</w:t>
+      </w:r>
+      <w:r>
+        <w:rPr>
+          <w:rFonts w:ascii="Times New Roman" w:hAnsi="Times New Roman"/>
+          <w:sz w:val="28"/>
+          <w:color w:val="000000"/>
+        </w:rPr>
+        <w:t xml:space="preserve">from...group...by...select</w:t>
+      </w:r>
+      <w:r>
+        <w:rPr>
+          <w:rFonts w:ascii="Times New Roman" w:hAnsi="Times New Roman" w:cs="Times New Roman"/>
+          <w:sz w:val="28"/>
+          <w:color w:val="000000"/>
+        </w:rPr>
+        <w:t xml:space="preserve">).</w:t>
+      </w:r>
+    </w:p>
+    <w:p>
+      <w:pPr>
+        <w:ind w:left="720" w:hanging="360"/>
+        <w:spacing w:before="0" w:after="60" w:line="240" w:lineRule="auto"/>
+        <w:rPr>
+          <w:rFonts w:ascii="Times New Roman" w:hAnsi="Times New Roman" w:cs="Times New Roman"/>
+          <w:color w:val="000000"/>
+          <w:sz w:val="28"/>
+        </w:rPr>
+      </w:pPr>
+      <w:r>
+        <w:rPr>
+          <w:rFonts w:ascii="Times New Roman" w:hAnsi="Times New Roman"/>
+          <w:color w:val="000000"/>
+          <w:sz w:val="28"/>
+          <w:b/>
+        </w:rPr>
+        <w:t xml:space="preserve">• </w:t>
+      </w:r>
+      <w:r>
+        <w:rPr>
+          <w:rFonts w:ascii="Times New Roman" w:hAnsi="Times New Roman" w:cs="Times New Roman"/>
+          <w:b/>
+          <w:sz w:val="28"/>
+          <w:color w:val="000000"/>
+        </w:rPr>
+        <w:t xml:space="preserve">Збереження у файл:</w:t>
+      </w:r>
+      <w:r>
+        <w:rPr>
+          <w:rFonts w:ascii="Times New Roman" w:hAnsi="Times New Roman" w:cs="Times New Roman"/>
+          <w:sz w:val="28"/>
+          <w:color w:val="000000"/>
+        </w:rPr>
+        <w:t xml:space="preserve"> Експорт підсумкової статистики за групами у CSV-файл </w:t>
+      </w:r>
+      <w:r>
+        <w:rPr>
+          <w:rFonts w:ascii="Times New Roman" w:hAnsi="Times New Roman"/>
+          <w:sz w:val="28"/>
+          <w:color w:val="000000"/>
+        </w:rPr>
+        <w:t xml:space="preserve">students_report.csv</w:t>
+      </w:r>
+      <w:r>
+        <w:rPr>
+          <w:rFonts w:ascii="Times New Roman" w:hAnsi="Times New Roman" w:cs="Times New Roman"/>
+          <w:sz w:val="28"/>
+          <w:color w:val="000000"/>
+        </w:rPr>
+        <w:t xml:space="preserve"> за допомогою </w:t>
+      </w:r>
+      <w:r>
+        <w:rPr>
+          <w:rFonts w:ascii="Times New Roman" w:hAnsi="Times New Roman"/>
+          <w:sz w:val="28"/>
+          <w:color w:val="000000"/>
+        </w:rPr>
+        <w:t xml:space="preserve">File.WriteAllLines</w:t>
+      </w:r>
+      <w:r>
+        <w:rPr>
+          <w:rFonts w:ascii="Times New Roman" w:hAnsi="Times New Roman" w:cs="Times New Roman"/>
+          <w:sz w:val="28"/>
+          <w:color w:val="000000"/>
+        </w:rPr>
+        <w:t xml:space="preserve">.</w:t>
+      </w:r>
+    </w:p>
+    <w:p>
+      <w:pPr>
+        <w:ind w:left="720" w:hanging="360"/>
+        <w:spacing w:before="0" w:after="60" w:line="240" w:lineRule="auto"/>
+        <w:rPr>
+          <w:rFonts w:ascii="Times New Roman" w:hAnsi="Times New Roman" w:cs="Times New Roman"/>
+          <w:color w:val="000000"/>
+          <w:sz w:val="28"/>
+        </w:rPr>
+      </w:pPr>
+      <w:r>
+        <w:rPr>
+          <w:rFonts w:ascii="Times New Roman" w:hAnsi="Times New Roman"/>
+          <w:color w:val="000000"/>
+          <w:sz w:val="28"/>
+          <w:b/>
+        </w:rPr>
+        <w:t xml:space="preserve">• </w:t>
+      </w:r>
+      <w:r>
+        <w:rPr>
+          <w:rFonts w:ascii="Times New Roman" w:hAnsi="Times New Roman" w:cs="Times New Roman"/>
+          <w:b/>
+          <w:sz w:val="28"/>
+          <w:color w:val="000000"/>
+        </w:rPr>
+        <w:t xml:space="preserve">Граничний випадок:</w:t>
+      </w:r>
+      <w:r>
+        <w:rPr>
+          <w:rFonts w:ascii="Times New Roman" w:hAnsi="Times New Roman" w:cs="Times New Roman"/>
+          <w:sz w:val="28"/>
+          <w:color w:val="000000"/>
+        </w:rPr>
+        <w:t xml:space="preserve"> Користувач вводить групу, якої немає серед даних — запит виводить зрозуміле повідомлення «Групу не знайдено» замість винятку або некоректної відповіді.</w:t>
       </w:r>
     </w:p>
     <w:p>
       <w:pPr>
         <w:pBdr>
-          <w:bottom w:val="single" w:color="B0C4DE" w:sz="6"/>
+          <w:bottom w:val="single" w:color="888888" w:sz="6"/>
         </w:pBdr>
         <w:spacing w:before="120" w:after="120"/>
       </w:pPr>
@@ -184,755 +1133,18 @@
     <w:p>
       <w:pPr>
         <w:spacing w:before="240" w:after="100" w:line="260" w:lineRule="auto"/>
-      </w:pPr>
-      <w:r>
-        <w:rPr>
-          <w:rFonts w:ascii="Times New Roman" w:hAnsi="Times New Roman" w:cs="Times New Roman"/>
-          <w:b/>
-          <w:color w:val="1B365D"/>
-          <w:sz w:val="28"/>
-        </w:rPr>
-        <w:t xml:space="preserve">2. Завдання варіанта №1</w:t>
-      </w:r>
-    </w:p>
-    <w:p>
-      <w:pPr>
-        <w:spacing w:before="0" w:after="60" w:line="240" w:lineRule="auto"/>
-        <w:ind w:left="720" w:hanging="360"/>
-      </w:pPr>
-      <w:r>
-        <w:rPr>
-          <w:rFonts w:ascii="Calibri" w:hAnsi="Calibri"/>
-          <w:b/>
-          <w:color w:val="003366"/>
-          <w:sz w:val="22"/>
-        </w:rPr>
-        <w:t xml:space="preserve">• </w:t>
-      </w:r>
-      <w:r>
-        <w:rPr>
-          <w:rFonts w:ascii="Times New Roman" w:hAnsi="Times New Roman" w:cs="Times New Roman"/>
-          <w:b/>
-          <w:color w:val="222222"/>
-          <w:sz w:val="22"/>
-        </w:rPr>
-        <w:t xml:space="preserve">Модель даних:</w:t>
-      </w:r>
-      <w:r>
-        <w:rPr>
-          <w:rFonts w:ascii="Times New Roman" w:hAnsi="Times New Roman" w:cs="Times New Roman"/>
-          <w:color w:val="222222"/>
-          <w:sz w:val="22"/>
-        </w:rPr>
-        <w:t xml:space="preserve"> </w:t>
-      </w:r>
-      <w:r>
-        <w:rPr>
-          <w:rFonts w:ascii="Consolas" w:hAnsi="Consolas"/>
-          <w:color w:val="C7254E"/>
-          <w:sz w:val="20"/>
-          <w:shd w:val="clear" w:color="auto" w:fill="F9F2F4"/>
-        </w:rPr>
-        <w:t xml:space="preserve">record Student(string Name, string Group, int Score)</w:t>
-      </w:r>
-      <w:r>
-        <w:rPr>
-          <w:rFonts w:ascii="Times New Roman" w:hAnsi="Times New Roman" w:cs="Times New Roman"/>
-          <w:color w:val="222222"/>
-          <w:sz w:val="22"/>
-        </w:rPr>
-        <w:t xml:space="preserve"> (25 записів, 4 різні академічні групи: ПЗ-21, ПЗ-22, КН-21, ІПЗ-21).</w:t>
-      </w:r>
-      <w:r>
-        <w:br/>
-      </w:r>
-      <w:r>
-        <w:rPr>
-          <w:rFonts w:ascii="Times New Roman" w:hAnsi="Times New Roman" w:cs="Times New Roman"/>
-          <w:color w:val="222222"/>
-          <w:sz w:val="22"/>
-        </w:rPr>
-        <w:t xml:space="preserve">Додаткова колекція для </w:t>
-      </w:r>
-      <w:r>
-        <w:rPr>
-          <w:rFonts w:ascii="Consolas" w:hAnsi="Consolas"/>
-          <w:color w:val="C7254E"/>
-          <w:sz w:val="20"/>
-          <w:shd w:val="clear" w:color="auto" w:fill="F9F2F4"/>
-        </w:rPr>
-        <w:t xml:space="preserve">Join</w:t>
-      </w:r>
-      <w:r>
-        <w:rPr>
-          <w:rFonts w:ascii="Times New Roman" w:hAnsi="Times New Roman" w:cs="Times New Roman"/>
-          <w:color w:val="222222"/>
-          <w:sz w:val="22"/>
-        </w:rPr>
-        <w:t xml:space="preserve">: </w:t>
-      </w:r>
-      <w:r>
-        <w:rPr>
-          <w:rFonts w:ascii="Consolas" w:hAnsi="Consolas"/>
-          <w:color w:val="C7254E"/>
-          <w:sz w:val="20"/>
-          <w:shd w:val="clear" w:color="auto" w:fill="F9F2F4"/>
-        </w:rPr>
-        <w:t xml:space="preserve">record GroupCurator(string Group, string CuratorName, string Department)</w:t>
-      </w:r>
-      <w:r>
-        <w:rPr>
-          <w:rFonts w:ascii="Times New Roman" w:hAnsi="Times New Roman" w:cs="Times New Roman"/>
-          <w:color w:val="222222"/>
-          <w:sz w:val="22"/>
-        </w:rPr>
-        <w:t xml:space="preserve">.</w:t>
-      </w:r>
-    </w:p>
-    <w:p>
-      <w:pPr>
-        <w:spacing w:before="0" w:after="60" w:line="240" w:lineRule="auto"/>
-        <w:ind w:left="720" w:hanging="360"/>
-      </w:pPr>
-      <w:r>
-        <w:rPr>
-          <w:rFonts w:ascii="Calibri" w:hAnsi="Calibri"/>
-          <w:b/>
-          <w:color w:val="003366"/>
-          <w:sz w:val="22"/>
-        </w:rPr>
-        <w:t xml:space="preserve">• </w:t>
-      </w:r>
-      <w:r>
-        <w:rPr>
-          <w:rFonts w:ascii="Times New Roman" w:hAnsi="Times New Roman" w:cs="Times New Roman"/>
-          <w:b/>
-          <w:color w:val="222222"/>
-          <w:sz w:val="22"/>
-        </w:rPr>
-        <w:t xml:space="preserve">Обов'язкові запити:</w:t>
-      </w:r>
-    </w:p>
-    <w:p>
-      <w:pPr>
-        <w:spacing w:before="0" w:after="60" w:line="240" w:lineRule="auto"/>
-        <w:ind w:left="1440" w:hanging="360"/>
-      </w:pPr>
-      <w:r>
-        <w:rPr>
-          <w:rFonts w:ascii="Calibri" w:hAnsi="Calibri"/>
-          <w:b/>
-          <w:color w:val="003366"/>
-          <w:sz w:val="22"/>
-        </w:rPr>
-        <w:t xml:space="preserve">1. </w:t>
-      </w:r>
-      <w:r>
-        <w:rPr>
-          <w:rFonts w:ascii="Times New Roman" w:hAnsi="Times New Roman" w:cs="Times New Roman"/>
-          <w:color w:val="222222"/>
-          <w:sz w:val="22"/>
-        </w:rPr>
-        <w:t xml:space="preserve">Середній бал за кожною групою (</w:t>
-      </w:r>
-      <w:r>
-        <w:rPr>
-          <w:rFonts w:ascii="Consolas" w:hAnsi="Consolas"/>
-          <w:color w:val="C7254E"/>
-          <w:sz w:val="20"/>
-          <w:shd w:val="clear" w:color="auto" w:fill="F9F2F4"/>
-        </w:rPr>
-        <w:t xml:space="preserve">GroupBy</w:t>
-      </w:r>
-      <w:r>
-        <w:rPr>
-          <w:rFonts w:ascii="Times New Roman" w:hAnsi="Times New Roman" w:cs="Times New Roman"/>
-          <w:color w:val="222222"/>
-          <w:sz w:val="22"/>
-        </w:rPr>
-        <w:t xml:space="preserve"> + </w:t>
-      </w:r>
-      <w:r>
-        <w:rPr>
-          <w:rFonts w:ascii="Consolas" w:hAnsi="Consolas"/>
-          <w:color w:val="C7254E"/>
-          <w:sz w:val="20"/>
-          <w:shd w:val="clear" w:color="auto" w:fill="F9F2F4"/>
-        </w:rPr>
-        <w:t xml:space="preserve">Average</w:t>
-      </w:r>
-      <w:r>
-        <w:rPr>
-          <w:rFonts w:ascii="Times New Roman" w:hAnsi="Times New Roman" w:cs="Times New Roman"/>
-          <w:color w:val="222222"/>
-          <w:sz w:val="22"/>
-        </w:rPr>
-        <w:t xml:space="preserve">), відсортований за спаданням рейтингу.</w:t>
-      </w:r>
-    </w:p>
-    <w:p>
-      <w:pPr>
-        <w:spacing w:before="0" w:after="60" w:line="240" w:lineRule="auto"/>
-        <w:ind w:left="1440" w:hanging="360"/>
-      </w:pPr>
-      <w:r>
-        <w:rPr>
-          <w:rFonts w:ascii="Calibri" w:hAnsi="Calibri"/>
-          <w:b/>
-          <w:color w:val="003366"/>
-          <w:sz w:val="22"/>
-        </w:rPr>
-        <w:t xml:space="preserve">2. </w:t>
-      </w:r>
-      <w:r>
-        <w:rPr>
-          <w:rFonts w:ascii="Times New Roman" w:hAnsi="Times New Roman" w:cs="Times New Roman"/>
-          <w:color w:val="222222"/>
-          <w:sz w:val="22"/>
-        </w:rPr>
-        <w:t xml:space="preserve">Топ-5 студентів за оцінкою по всій вибірці (</w:t>
-      </w:r>
-      <w:r>
-        <w:rPr>
-          <w:rFonts w:ascii="Consolas" w:hAnsi="Consolas"/>
-          <w:color w:val="C7254E"/>
-          <w:sz w:val="20"/>
-          <w:shd w:val="clear" w:color="auto" w:fill="F9F2F4"/>
-        </w:rPr>
-        <w:t xml:space="preserve">OrderByDescending</w:t>
-      </w:r>
-      <w:r>
-        <w:rPr>
-          <w:rFonts w:ascii="Times New Roman" w:hAnsi="Times New Roman" w:cs="Times New Roman"/>
-          <w:color w:val="222222"/>
-          <w:sz w:val="22"/>
-        </w:rPr>
-        <w:t xml:space="preserve"> + </w:t>
-      </w:r>
-      <w:r>
-        <w:rPr>
-          <w:rFonts w:ascii="Consolas" w:hAnsi="Consolas"/>
-          <w:color w:val="C7254E"/>
-          <w:sz w:val="20"/>
-          <w:shd w:val="clear" w:color="auto" w:fill="F9F2F4"/>
-        </w:rPr>
-        <w:t xml:space="preserve">Take(5)</w:t>
-      </w:r>
-      <w:r>
-        <w:rPr>
-          <w:rFonts w:ascii="Times New Roman" w:hAnsi="Times New Roman" w:cs="Times New Roman"/>
-          <w:color w:val="222222"/>
-          <w:sz w:val="22"/>
-        </w:rPr>
-        <w:t xml:space="preserve">).</w:t>
-      </w:r>
-    </w:p>
-    <w:p>
-      <w:pPr>
-        <w:spacing w:before="0" w:after="60" w:line="240" w:lineRule="auto"/>
-        <w:ind w:left="1440" w:hanging="360"/>
-      </w:pPr>
-      <w:r>
-        <w:rPr>
-          <w:rFonts w:ascii="Calibri" w:hAnsi="Calibri"/>
-          <w:b/>
-          <w:color w:val="003366"/>
-          <w:sz w:val="22"/>
-        </w:rPr>
-        <w:t xml:space="preserve">3. </w:t>
-      </w:r>
-      <w:r>
-        <w:rPr>
-          <w:rFonts w:ascii="Times New Roman" w:hAnsi="Times New Roman" w:cs="Times New Roman"/>
-          <w:color w:val="222222"/>
-          <w:sz w:val="22"/>
-        </w:rPr>
-        <w:t xml:space="preserve">Розподіл кількості студентів за діапазонами оцінок («відмінно» 90+, «добре» 75–89, «задовільно» 60–74, «незадовільно» &lt;60) — групування за обчислюваним ключем-діапазоном.</w:t>
-      </w:r>
-    </w:p>
-    <w:p>
-      <w:pPr>
-        <w:spacing w:before="0" w:after="60" w:line="240" w:lineRule="auto"/>
-        <w:ind w:left="1440" w:hanging="360"/>
-      </w:pPr>
-      <w:r>
-        <w:rPr>
-          <w:rFonts w:ascii="Calibri" w:hAnsi="Calibri"/>
-          <w:b/>
-          <w:color w:val="003366"/>
-          <w:sz w:val="22"/>
-        </w:rPr>
-        <w:t xml:space="preserve">4. </w:t>
-      </w:r>
-      <w:r>
-        <w:rPr>
-          <w:rFonts w:ascii="Times New Roman" w:hAnsi="Times New Roman" w:cs="Times New Roman"/>
-          <w:color w:val="222222"/>
-          <w:sz w:val="22"/>
-        </w:rPr>
-        <w:t xml:space="preserve">Перевірка через </w:t>
-      </w:r>
-      <w:r>
-        <w:rPr>
-          <w:rFonts w:ascii="Consolas" w:hAnsi="Consolas"/>
-          <w:color w:val="C7254E"/>
-          <w:sz w:val="20"/>
-          <w:shd w:val="clear" w:color="auto" w:fill="F9F2F4"/>
-        </w:rPr>
-        <w:t xml:space="preserve">All</w:t>
-      </w:r>
-      <w:r>
-        <w:rPr>
-          <w:rFonts w:ascii="Times New Roman" w:hAnsi="Times New Roman" w:cs="Times New Roman"/>
-          <w:color w:val="222222"/>
-          <w:sz w:val="22"/>
-        </w:rPr>
-        <w:t xml:space="preserve">, чи всі студенти заданої групи (вводиться з консолі) мають оцінку не нижче заданого порогу.</w:t>
-      </w:r>
-    </w:p>
-    <w:p>
-      <w:pPr>
-        <w:spacing w:before="0" w:after="60" w:line="240" w:lineRule="auto"/>
-        <w:ind w:left="1440" w:hanging="360"/>
-      </w:pPr>
-      <w:r>
-        <w:rPr>
-          <w:rFonts w:ascii="Calibri" w:hAnsi="Calibri"/>
-          <w:b/>
-          <w:color w:val="003366"/>
-          <w:sz w:val="22"/>
-        </w:rPr>
-        <w:t xml:space="preserve">5. </w:t>
-      </w:r>
-      <w:r>
-        <w:rPr>
-          <w:rFonts w:ascii="Times New Roman" w:hAnsi="Times New Roman" w:cs="Times New Roman"/>
-          <w:color w:val="222222"/>
-          <w:sz w:val="22"/>
-        </w:rPr>
-        <w:t xml:space="preserve">Перевірка через </w:t>
-      </w:r>
-      <w:r>
-        <w:rPr>
-          <w:rFonts w:ascii="Consolas" w:hAnsi="Consolas"/>
-          <w:color w:val="C7254E"/>
-          <w:sz w:val="20"/>
-          <w:shd w:val="clear" w:color="auto" w:fill="F9F2F4"/>
-        </w:rPr>
-        <w:t xml:space="preserve">Any</w:t>
-      </w:r>
-      <w:r>
-        <w:rPr>
-          <w:rFonts w:ascii="Times New Roman" w:hAnsi="Times New Roman" w:cs="Times New Roman"/>
-          <w:color w:val="222222"/>
-          <w:sz w:val="22"/>
-        </w:rPr>
-        <w:t xml:space="preserve">, чи є в заданій групі відмінники (бал </w:t>
-      </w:r>
-      <w:r>
-        <w:rPr>
-          <w:rFonts w:ascii="Times New Roman" w:hAnsi="Times New Roman" w:cs="Times New Roman"/>
-          <w:color w:val="222222"/>
-          <w:sz w:val="22"/>
-        </w:rPr>
-        <w:t xml:space="preserve">).</w:t>
-      </w:r>
-    </w:p>
-    <w:p>
-      <w:pPr>
-        <w:spacing w:before="0" w:after="60" w:line="240" w:lineRule="auto"/>
-        <w:ind w:left="1440" w:hanging="360"/>
-      </w:pPr>
-      <w:r>
-        <w:rPr>
-          <w:rFonts w:ascii="Calibri" w:hAnsi="Calibri"/>
-          <w:b/>
-          <w:color w:val="003366"/>
-          <w:sz w:val="22"/>
-        </w:rPr>
-        <w:t xml:space="preserve">6. </w:t>
-      </w:r>
-      <w:r>
-        <w:rPr>
-          <w:rFonts w:ascii="Times New Roman" w:hAnsi="Times New Roman" w:cs="Times New Roman"/>
-          <w:color w:val="222222"/>
-          <w:sz w:val="22"/>
-        </w:rPr>
-        <w:t xml:space="preserve">Фільтрація та сортування з проєктуванням в анонімний тип (</w:t>
-      </w:r>
-      <w:r>
-        <w:rPr>
-          <w:rFonts w:ascii="Consolas" w:hAnsi="Consolas"/>
-          <w:color w:val="C7254E"/>
-          <w:sz w:val="20"/>
-          <w:shd w:val="clear" w:color="auto" w:fill="F9F2F4"/>
-        </w:rPr>
-        <w:t xml:space="preserve">Where</w:t>
-      </w:r>
-      <w:r>
-        <w:rPr>
-          <w:rFonts w:ascii="Times New Roman" w:hAnsi="Times New Roman" w:cs="Times New Roman"/>
-          <w:color w:val="222222"/>
-          <w:sz w:val="22"/>
-        </w:rPr>
-        <w:t xml:space="preserve"> + </w:t>
-      </w:r>
-      <w:r>
-        <w:rPr>
-          <w:rFonts w:ascii="Consolas" w:hAnsi="Consolas"/>
-          <w:color w:val="C7254E"/>
-          <w:sz w:val="20"/>
-          <w:shd w:val="clear" w:color="auto" w:fill="F9F2F4"/>
-        </w:rPr>
-        <w:t xml:space="preserve">OrderByDescending</w:t>
-      </w:r>
-      <w:r>
-        <w:rPr>
-          <w:rFonts w:ascii="Times New Roman" w:hAnsi="Times New Roman" w:cs="Times New Roman"/>
-          <w:color w:val="222222"/>
-          <w:sz w:val="22"/>
-        </w:rPr>
-        <w:t xml:space="preserve"> + </w:t>
-      </w:r>
-      <w:r>
-        <w:rPr>
-          <w:rFonts w:ascii="Consolas" w:hAnsi="Consolas"/>
-          <w:color w:val="C7254E"/>
-          <w:sz w:val="20"/>
-          <w:shd w:val="clear" w:color="auto" w:fill="F9F2F4"/>
-        </w:rPr>
-        <w:t xml:space="preserve">ThenBy</w:t>
-      </w:r>
-      <w:r>
-        <w:rPr>
-          <w:rFonts w:ascii="Times New Roman" w:hAnsi="Times New Roman" w:cs="Times New Roman"/>
-          <w:color w:val="222222"/>
-          <w:sz w:val="22"/>
-        </w:rPr>
-        <w:t xml:space="preserve"> + </w:t>
-      </w:r>
-      <w:r>
-        <w:rPr>
-          <w:rFonts w:ascii="Consolas" w:hAnsi="Consolas"/>
-          <w:color w:val="C7254E"/>
-          <w:sz w:val="20"/>
-          <w:shd w:val="clear" w:color="auto" w:fill="F9F2F4"/>
-        </w:rPr>
-        <w:t xml:space="preserve">Select</w:t>
-      </w:r>
-      <w:r>
-        <w:rPr>
-          <w:rFonts w:ascii="Times New Roman" w:hAnsi="Times New Roman" w:cs="Times New Roman"/>
-          <w:color w:val="222222"/>
-          <w:sz w:val="22"/>
-        </w:rPr>
-        <w:t xml:space="preserve">).</w:t>
-      </w:r>
-    </w:p>
-    <w:p>
-      <w:pPr>
-        <w:spacing w:before="0" w:after="60" w:line="240" w:lineRule="auto"/>
-        <w:ind w:left="1440" w:hanging="360"/>
-      </w:pPr>
-      <w:r>
-        <w:rPr>
-          <w:rFonts w:ascii="Calibri" w:hAnsi="Calibri"/>
-          <w:b/>
-          <w:color w:val="003366"/>
-          <w:sz w:val="22"/>
-        </w:rPr>
-        <w:t xml:space="preserve">7. </w:t>
-      </w:r>
-      <w:r>
-        <w:rPr>
-          <w:rFonts w:ascii="Times New Roman" w:hAnsi="Times New Roman" w:cs="Times New Roman"/>
-          <w:color w:val="222222"/>
-          <w:sz w:val="22"/>
-        </w:rPr>
-        <w:t xml:space="preserve">З'єднання двох колекцій (</w:t>
-      </w:r>
-      <w:r>
-        <w:rPr>
-          <w:rFonts w:ascii="Consolas" w:hAnsi="Consolas"/>
-          <w:color w:val="C7254E"/>
-          <w:sz w:val="20"/>
-          <w:shd w:val="clear" w:color="auto" w:fill="F9F2F4"/>
-        </w:rPr>
-        <w:t xml:space="preserve">Join</w:t>
-      </w:r>
-      <w:r>
-        <w:rPr>
-          <w:rFonts w:ascii="Times New Roman" w:hAnsi="Times New Roman" w:cs="Times New Roman"/>
-          <w:color w:val="222222"/>
-          <w:sz w:val="22"/>
-        </w:rPr>
-        <w:t xml:space="preserve">) між студентами та кураторами їхніх груп.</w:t>
-      </w:r>
-    </w:p>
-    <w:p>
-      <w:pPr>
-        <w:spacing w:before="0" w:after="60" w:line="240" w:lineRule="auto"/>
-        <w:ind w:left="1440" w:hanging="360"/>
-      </w:pPr>
-      <w:r>
-        <w:rPr>
-          <w:rFonts w:ascii="Calibri" w:hAnsi="Calibri"/>
-          <w:b/>
-          <w:color w:val="003366"/>
-          <w:sz w:val="22"/>
-        </w:rPr>
-        <w:t xml:space="preserve">8. </w:t>
-      </w:r>
-      <w:r>
-        <w:rPr>
-          <w:rFonts w:ascii="Times New Roman" w:hAnsi="Times New Roman" w:cs="Times New Roman"/>
-          <w:color w:val="222222"/>
-          <w:sz w:val="22"/>
-        </w:rPr>
-        <w:t xml:space="preserve">Агрегатні підсумки по всій вибірці (</w:t>
-      </w:r>
-      <w:r>
-        <w:rPr>
-          <w:rFonts w:ascii="Consolas" w:hAnsi="Consolas"/>
-          <w:color w:val="C7254E"/>
-          <w:sz w:val="20"/>
-          <w:shd w:val="clear" w:color="auto" w:fill="F9F2F4"/>
-        </w:rPr>
-        <w:t xml:space="preserve">Count</w:t>
-      </w:r>
-      <w:r>
-        <w:rPr>
-          <w:rFonts w:ascii="Times New Roman" w:hAnsi="Times New Roman" w:cs="Times New Roman"/>
-          <w:color w:val="222222"/>
-          <w:sz w:val="22"/>
-        </w:rPr>
-        <w:t xml:space="preserve">, </w:t>
-      </w:r>
-      <w:r>
-        <w:rPr>
-          <w:rFonts w:ascii="Consolas" w:hAnsi="Consolas"/>
-          <w:color w:val="C7254E"/>
-          <w:sz w:val="20"/>
-          <w:shd w:val="clear" w:color="auto" w:fill="F9F2F4"/>
-        </w:rPr>
-        <w:t xml:space="preserve">Min</w:t>
-      </w:r>
-      <w:r>
-        <w:rPr>
-          <w:rFonts w:ascii="Times New Roman" w:hAnsi="Times New Roman" w:cs="Times New Roman"/>
-          <w:color w:val="222222"/>
-          <w:sz w:val="22"/>
-        </w:rPr>
-        <w:t xml:space="preserve">, </w:t>
-      </w:r>
-      <w:r>
-        <w:rPr>
-          <w:rFonts w:ascii="Consolas" w:hAnsi="Consolas"/>
-          <w:color w:val="C7254E"/>
-          <w:sz w:val="20"/>
-          <w:shd w:val="clear" w:color="auto" w:fill="F9F2F4"/>
-        </w:rPr>
-        <w:t xml:space="preserve">Max</w:t>
-      </w:r>
-      <w:r>
-        <w:rPr>
-          <w:rFonts w:ascii="Times New Roman" w:hAnsi="Times New Roman" w:cs="Times New Roman"/>
-          <w:color w:val="222222"/>
-          <w:sz w:val="22"/>
-        </w:rPr>
-        <w:t xml:space="preserve">, </w:t>
-      </w:r>
-      <w:r>
-        <w:rPr>
-          <w:rFonts w:ascii="Consolas" w:hAnsi="Consolas"/>
-          <w:color w:val="C7254E"/>
-          <w:sz w:val="20"/>
-          <w:shd w:val="clear" w:color="auto" w:fill="F9F2F4"/>
-        </w:rPr>
-        <w:t xml:space="preserve">Average</w:t>
-      </w:r>
-      <w:r>
-        <w:rPr>
-          <w:rFonts w:ascii="Times New Roman" w:hAnsi="Times New Roman" w:cs="Times New Roman"/>
-          <w:color w:val="222222"/>
-          <w:sz w:val="22"/>
-        </w:rPr>
-        <w:t xml:space="preserve">, </w:t>
-      </w:r>
-      <w:r>
-        <w:rPr>
-          <w:rFonts w:ascii="Consolas" w:hAnsi="Consolas"/>
-          <w:color w:val="C7254E"/>
-          <w:sz w:val="20"/>
-          <w:shd w:val="clear" w:color="auto" w:fill="F9F2F4"/>
-        </w:rPr>
-        <w:t xml:space="preserve">Sum</w:t>
-      </w:r>
-      <w:r>
-        <w:rPr>
-          <w:rFonts w:ascii="Times New Roman" w:hAnsi="Times New Roman" w:cs="Times New Roman"/>
-          <w:color w:val="222222"/>
-          <w:sz w:val="22"/>
-        </w:rPr>
-        <w:t xml:space="preserve">).</w:t>
-      </w:r>
-    </w:p>
-    <w:p>
-      <w:pPr>
-        <w:spacing w:before="0" w:after="60" w:line="240" w:lineRule="auto"/>
-        <w:ind w:left="1440" w:hanging="360"/>
-      </w:pPr>
-      <w:r>
-        <w:rPr>
-          <w:rFonts w:ascii="Calibri" w:hAnsi="Calibri"/>
-          <w:b/>
-          <w:color w:val="003366"/>
-          <w:sz w:val="22"/>
-        </w:rPr>
-        <w:t xml:space="preserve">9. </w:t>
-      </w:r>
-      <w:r>
-        <w:rPr>
-          <w:rFonts w:ascii="Times New Roman" w:hAnsi="Times New Roman" w:cs="Times New Roman"/>
-          <w:color w:val="222222"/>
-          <w:sz w:val="22"/>
-        </w:rPr>
-        <w:t xml:space="preserve">Порівняння запитів у Method-синтаксисі та Query-синтаксисі (</w:t>
-      </w:r>
-      <w:r>
-        <w:rPr>
-          <w:rFonts w:ascii="Consolas" w:hAnsi="Consolas"/>
-          <w:color w:val="C7254E"/>
-          <w:sz w:val="20"/>
-          <w:shd w:val="clear" w:color="auto" w:fill="F9F2F4"/>
-        </w:rPr>
-        <w:t xml:space="preserve">from...group...by...select</w:t>
-      </w:r>
-      <w:r>
-        <w:rPr>
-          <w:rFonts w:ascii="Times New Roman" w:hAnsi="Times New Roman" w:cs="Times New Roman"/>
-          <w:color w:val="222222"/>
-          <w:sz w:val="22"/>
-        </w:rPr>
-        <w:t xml:space="preserve">).</w:t>
-      </w:r>
-    </w:p>
-    <w:p>
-      <w:pPr>
-        <w:spacing w:before="0" w:after="60" w:line="240" w:lineRule="auto"/>
-        <w:ind w:left="720" w:hanging="360"/>
-      </w:pPr>
-      <w:r>
-        <w:rPr>
-          <w:rFonts w:ascii="Calibri" w:hAnsi="Calibri"/>
-          <w:b/>
-          <w:color w:val="003366"/>
-          <w:sz w:val="22"/>
-        </w:rPr>
-        <w:t xml:space="preserve">• </w:t>
-      </w:r>
-      <w:r>
-        <w:rPr>
-          <w:rFonts w:ascii="Times New Roman" w:hAnsi="Times New Roman" w:cs="Times New Roman"/>
-          <w:b/>
-          <w:color w:val="222222"/>
-          <w:sz w:val="22"/>
-        </w:rPr>
-        <w:t xml:space="preserve">Збереження у файл:</w:t>
-      </w:r>
-      <w:r>
-        <w:rPr>
-          <w:rFonts w:ascii="Times New Roman" w:hAnsi="Times New Roman" w:cs="Times New Roman"/>
-          <w:color w:val="222222"/>
-          <w:sz w:val="22"/>
-        </w:rPr>
-        <w:t xml:space="preserve"> Експорт підсумкової статистики за групами у CSV-файл </w:t>
-      </w:r>
-      <w:r>
-        <w:rPr>
-          <w:rFonts w:ascii="Consolas" w:hAnsi="Consolas"/>
-          <w:color w:val="C7254E"/>
-          <w:sz w:val="20"/>
-          <w:shd w:val="clear" w:color="auto" w:fill="F9F2F4"/>
-        </w:rPr>
-        <w:t xml:space="preserve">students_report.csv</w:t>
-      </w:r>
-      <w:r>
-        <w:rPr>
-          <w:rFonts w:ascii="Times New Roman" w:hAnsi="Times New Roman" w:cs="Times New Roman"/>
-          <w:color w:val="222222"/>
-          <w:sz w:val="22"/>
-        </w:rPr>
-        <w:t xml:space="preserve"> за допомогою </w:t>
-      </w:r>
-      <w:r>
-        <w:rPr>
-          <w:rFonts w:ascii="Consolas" w:hAnsi="Consolas"/>
-          <w:color w:val="C7254E"/>
-          <w:sz w:val="20"/>
-          <w:shd w:val="clear" w:color="auto" w:fill="F9F2F4"/>
-        </w:rPr>
-        <w:t xml:space="preserve">File.WriteAllLines</w:t>
-      </w:r>
-      <w:r>
-        <w:rPr>
-          <w:rFonts w:ascii="Times New Roman" w:hAnsi="Times New Roman" w:cs="Times New Roman"/>
-          <w:color w:val="222222"/>
-          <w:sz w:val="22"/>
-        </w:rPr>
-        <w:t xml:space="preserve">.</w:t>
-      </w:r>
-    </w:p>
-    <w:p>
-      <w:pPr>
-        <w:spacing w:before="0" w:after="60" w:line="240" w:lineRule="auto"/>
-        <w:ind w:left="720" w:hanging="360"/>
-      </w:pPr>
-      <w:r>
-        <w:rPr>
-          <w:rFonts w:ascii="Calibri" w:hAnsi="Calibri"/>
-          <w:b/>
-          <w:color w:val="003366"/>
-          <w:sz w:val="22"/>
-        </w:rPr>
-        <w:t xml:space="preserve">• </w:t>
-      </w:r>
-      <w:r>
-        <w:rPr>
-          <w:rFonts w:ascii="Times New Roman" w:hAnsi="Times New Roman" w:cs="Times New Roman"/>
-          <w:b/>
-          <w:color w:val="222222"/>
-          <w:sz w:val="22"/>
-        </w:rPr>
-        <w:t xml:space="preserve">Граничний випадок:</w:t>
-      </w:r>
-      <w:r>
-        <w:rPr>
-          <w:rFonts w:ascii="Times New Roman" w:hAnsi="Times New Roman" w:cs="Times New Roman"/>
-          <w:color w:val="222222"/>
-          <w:sz w:val="22"/>
-        </w:rPr>
-        <w:t xml:space="preserve"> Користувач вводить групу, якої немає серед даних — запит виводить зрозуміле повідомлення «Групу не знайдено» замість винятку або некоректної відповіді.</w:t>
-      </w:r>
-    </w:p>
-    <w:p>
-      <w:pPr>
-        <w:pBdr>
-          <w:bottom w:val="single" w:color="B0C4DE" w:sz="6"/>
-        </w:pBdr>
-        <w:spacing w:before="120" w:after="120"/>
-      </w:pPr>
-    </w:p>
-    <w:p>
-      <w:pPr>
-        <w:spacing w:before="240" w:after="100" w:line="260" w:lineRule="auto"/>
-      </w:pPr>
-      <w:r>
-        <w:rPr>
-          <w:rFonts w:ascii="Times New Roman" w:hAnsi="Times New Roman" w:cs="Times New Roman"/>
-          <w:b/>
-          <w:color w:val="1B365D"/>
-          <w:sz w:val="28"/>
+        <w:rPr>
+          <w:rFonts w:ascii="Times New Roman" w:hAnsi="Times New Roman" w:cs="Times New Roman"/>
+          <w:color w:val="000000"/>
+          <w:sz w:val="28"/>
+        </w:rPr>
+      </w:pPr>
+      <w:r>
+        <w:rPr>
+          <w:rFonts w:ascii="Times New Roman" w:hAnsi="Times New Roman" w:cs="Times New Roman"/>
+          <w:b/>
+          <w:sz w:val="28"/>
+          <w:color w:val="000000"/>
         </w:rPr>
         <w:t xml:space="preserve">3. Перелік реалізованих запитів LINQ</w:t>
       </w:r>
@@ -961,7 +1173,7 @@
         </w:trPr>
         <w:tc>
           <w:tcPr>
-            <w:shd w:val="clear" w:color="auto" w:fill="D9E1F2"/>
+            <w:shd w:val="clear" w:color="auto" w:fill="EAEAEA"/>
           </w:tcPr>
           <w:p>
             <w:pPr>
@@ -971,8 +1183,8 @@
               <w:rPr>
                 <w:rFonts w:ascii="Times New Roman" w:hAnsi="Times New Roman" w:cs="Times New Roman"/>
                 <w:b/>
-                <w:color w:val="222222"/>
-                <w:sz w:val="20"/>
+                <w:sz w:val="28"/>
+                <w:color w:val="000000"/>
               </w:rPr>
               <w:t xml:space="preserve">№</w:t>
             </w:r>
@@ -980,7 +1192,7 @@
         </w:tc>
         <w:tc>
           <w:tcPr>
-            <w:shd w:val="clear" w:color="auto" w:fill="D9E1F2"/>
+            <w:shd w:val="clear" w:color="auto" w:fill="EAEAEA"/>
           </w:tcPr>
           <w:p>
             <w:pPr>
@@ -990,8 +1202,8 @@
               <w:rPr>
                 <w:rFonts w:ascii="Times New Roman" w:hAnsi="Times New Roman" w:cs="Times New Roman"/>
                 <w:b/>
-                <w:color w:val="222222"/>
-                <w:sz w:val="20"/>
+                <w:sz w:val="28"/>
+                <w:color w:val="000000"/>
               </w:rPr>
               <w:t xml:space="preserve">Операція</w:t>
             </w:r>
@@ -999,7 +1211,7 @@
         </w:tc>
         <w:tc>
           <w:tcPr>
-            <w:shd w:val="clear" w:color="auto" w:fill="D9E1F2"/>
+            <w:shd w:val="clear" w:color="auto" w:fill="EAEAEA"/>
           </w:tcPr>
           <w:p>
             <w:pPr>
@@ -1009,8 +1221,8 @@
               <w:rPr>
                 <w:rFonts w:ascii="Times New Roman" w:hAnsi="Times New Roman" w:cs="Times New Roman"/>
                 <w:b/>
-                <w:color w:val="222222"/>
-                <w:sz w:val="20"/>
+                <w:sz w:val="28"/>
+                <w:color w:val="000000"/>
               </w:rPr>
               <w:t xml:space="preserve">Використані методи / ключові слова LINQ</w:t>
             </w:r>
@@ -1018,7 +1230,7 @@
         </w:tc>
         <w:tc>
           <w:tcPr>
-            <w:shd w:val="clear" w:color="auto" w:fill="D9E1F2"/>
+            <w:shd w:val="clear" w:color="auto" w:fill="EAEAEA"/>
           </w:tcPr>
           <w:p>
             <w:pPr>
@@ -1028,8 +1240,8 @@
               <w:rPr>
                 <w:rFonts w:ascii="Times New Roman" w:hAnsi="Times New Roman" w:cs="Times New Roman"/>
                 <w:b/>
-                <w:color w:val="222222"/>
-                <w:sz w:val="20"/>
+                <w:sz w:val="28"/>
+                <w:color w:val="000000"/>
               </w:rPr>
               <w:t xml:space="preserve">Опис та призначення</w:t>
             </w:r>
@@ -1048,8 +1260,8 @@
             <w:r>
               <w:rPr>
                 <w:rFonts w:ascii="Times New Roman" w:hAnsi="Times New Roman" w:cs="Times New Roman"/>
-                <w:color w:val="222222"/>
-                <w:sz w:val="20"/>
+                <w:sz w:val="28"/>
+                <w:color w:val="000000"/>
               </w:rPr>
               <w:t xml:space="preserve"/>
             </w:r>
@@ -1057,16 +1269,16 @@
               <w:rPr>
                 <w:rFonts w:ascii="Times New Roman" w:hAnsi="Times New Roman" w:cs="Times New Roman"/>
                 <w:b/>
-                <w:color w:val="222222"/>
-                <w:sz w:val="20"/>
+                <w:sz w:val="28"/>
+                <w:color w:val="000000"/>
               </w:rPr>
               <w:t xml:space="preserve">1</w:t>
             </w:r>
             <w:r>
               <w:rPr>
                 <w:rFonts w:ascii="Times New Roman" w:hAnsi="Times New Roman" w:cs="Times New Roman"/>
-                <w:color w:val="222222"/>
-                <w:sz w:val="20"/>
+                <w:sz w:val="28"/>
+                <w:color w:val="000000"/>
               </w:rPr>
               <w:t xml:space="preserve"/>
             </w:r>
@@ -1083,8 +1295,8 @@
             <w:r>
               <w:rPr>
                 <w:rFonts w:ascii="Times New Roman" w:hAnsi="Times New Roman" w:cs="Times New Roman"/>
-                <w:color w:val="222222"/>
-                <w:sz w:val="20"/>
+                <w:sz w:val="28"/>
+                <w:color w:val="000000"/>
               </w:rPr>
               <w:t xml:space="preserve">Фільтрація та сортування</w:t>
             </w:r>
@@ -1101,76 +1313,72 @@
             <w:r>
               <w:rPr>
                 <w:rFonts w:ascii="Times New Roman" w:hAnsi="Times New Roman" w:cs="Times New Roman"/>
-                <w:color w:val="222222"/>
-                <w:sz w:val="20"/>
+                <w:sz w:val="28"/>
+                <w:color w:val="000000"/>
               </w:rPr>
               <w:t xml:space="preserve"/>
             </w:r>
             <w:r>
               <w:rPr>
-                <w:rFonts w:ascii="Consolas" w:hAnsi="Consolas"/>
-                <w:color w:val="C7254E"/>
-                <w:sz w:val="18"/>
-                <w:shd w:val="clear" w:color="auto" w:fill="F9F2F4"/>
+                <w:rFonts w:ascii="Times New Roman" w:hAnsi="Times New Roman"/>
+                <w:sz w:val="28"/>
+                <w:color w:val="000000"/>
               </w:rPr>
               <w:t xml:space="preserve">Where</w:t>
             </w:r>
             <w:r>
               <w:rPr>
                 <w:rFonts w:ascii="Times New Roman" w:hAnsi="Times New Roman" w:cs="Times New Roman"/>
-                <w:color w:val="222222"/>
-                <w:sz w:val="20"/>
+                <w:sz w:val="28"/>
+                <w:color w:val="000000"/>
               </w:rPr>
               <w:t xml:space="preserve">, </w:t>
             </w:r>
             <w:r>
               <w:rPr>
-                <w:rFonts w:ascii="Consolas" w:hAnsi="Consolas"/>
-                <w:color w:val="C7254E"/>
-                <w:sz w:val="18"/>
-                <w:shd w:val="clear" w:color="auto" w:fill="F9F2F4"/>
+                <w:rFonts w:ascii="Times New Roman" w:hAnsi="Times New Roman"/>
+                <w:sz w:val="28"/>
+                <w:color w:val="000000"/>
               </w:rPr>
               <w:t xml:space="preserve">OrderByDescending</w:t>
             </w:r>
             <w:r>
               <w:rPr>
                 <w:rFonts w:ascii="Times New Roman" w:hAnsi="Times New Roman" w:cs="Times New Roman"/>
-                <w:color w:val="222222"/>
-                <w:sz w:val="20"/>
+                <w:sz w:val="28"/>
+                <w:color w:val="000000"/>
               </w:rPr>
               <w:t xml:space="preserve">, </w:t>
             </w:r>
             <w:r>
               <w:rPr>
-                <w:rFonts w:ascii="Consolas" w:hAnsi="Consolas"/>
-                <w:color w:val="C7254E"/>
-                <w:sz w:val="18"/>
-                <w:shd w:val="clear" w:color="auto" w:fill="F9F2F4"/>
+                <w:rFonts w:ascii="Times New Roman" w:hAnsi="Times New Roman"/>
+                <w:sz w:val="28"/>
+                <w:color w:val="000000"/>
               </w:rPr>
               <w:t xml:space="preserve">ThenBy</w:t>
             </w:r>
             <w:r>
               <w:rPr>
                 <w:rFonts w:ascii="Times New Roman" w:hAnsi="Times New Roman" w:cs="Times New Roman"/>
-                <w:color w:val="222222"/>
-                <w:sz w:val="20"/>
+                <w:sz w:val="28"/>
+                <w:color w:val="000000"/>
               </w:rPr>
               <w:t xml:space="preserve">, </w:t>
             </w:r>
             <w:r>
               <w:rPr>
-                <w:rFonts w:ascii="Consolas" w:hAnsi="Consolas"/>
-                <w:color w:val="C7254E"/>
-                <w:sz w:val="18"/>
-                <w:shd w:val="clear" w:color="auto" w:fill="F9F2F4"/>
+                <w:rFonts w:ascii="Times New Roman" w:hAnsi="Times New Roman"/>
+                <w:sz w:val="28"/>
+                <w:color w:val="000000"/>
               </w:rPr>
               <w:t xml:space="preserve">Select</w:t>
             </w:r>
             <w:r>
               <w:rPr>
                 <w:rFonts w:ascii="Times New Roman" w:hAnsi="Times New Roman" w:cs="Times New Roman"/>
-                <w:color w:val="222222"/>
-                <w:sz w:val="20"/>
+                <w:sz w:val="28"/>
+                <w:color w:val="000000"/>
               </w:rPr>
               <w:t xml:space="preserve"/>
             </w:r>
@@ -1187,16 +1395,16 @@
             <w:r>
               <w:rPr>
                 <w:rFonts w:ascii="Times New Roman" w:hAnsi="Times New Roman" w:cs="Times New Roman"/>
-                <w:color w:val="222222"/>
-                <w:sz w:val="20"/>
+                <w:sz w:val="28"/>
+                <w:color w:val="000000"/>
               </w:rPr>
               <w:t xml:space="preserve">Вибірка студентів із балом </w:t>
             </w:r>
             <w:r>
               <w:rPr>
                 <w:rFonts w:ascii="Times New Roman" w:hAnsi="Times New Roman" w:cs="Times New Roman"/>
-                <w:color w:val="222222"/>
-                <w:sz w:val="20"/>
+                <w:sz w:val="28"/>
+                <w:color w:val="000000"/>
               </w:rPr>
               <w:t xml:space="preserve"> порогу, вторинне сортування за ПІБ, проєкція в анонімний тип.</w:t>
             </w:r>
@@ -1215,8 +1423,8 @@
             <w:r>
               <w:rPr>
                 <w:rFonts w:ascii="Times New Roman" w:hAnsi="Times New Roman" w:cs="Times New Roman"/>
-                <w:color w:val="222222"/>
-                <w:sz w:val="20"/>
+                <w:sz w:val="28"/>
+                <w:color w:val="000000"/>
               </w:rPr>
               <w:t xml:space="preserve"/>
             </w:r>
@@ -1224,16 +1432,16 @@
               <w:rPr>
                 <w:rFonts w:ascii="Times New Roman" w:hAnsi="Times New Roman" w:cs="Times New Roman"/>
                 <w:b/>
-                <w:color w:val="222222"/>
-                <w:sz w:val="20"/>
+                <w:sz w:val="28"/>
+                <w:color w:val="000000"/>
               </w:rPr>
               <w:t xml:space="preserve">2</w:t>
             </w:r>
             <w:r>
               <w:rPr>
                 <w:rFonts w:ascii="Times New Roman" w:hAnsi="Times New Roman" w:cs="Times New Roman"/>
-                <w:color w:val="222222"/>
-                <w:sz w:val="20"/>
+                <w:sz w:val="28"/>
+                <w:color w:val="000000"/>
               </w:rPr>
               <w:t xml:space="preserve"/>
             </w:r>
@@ -1250,8 +1458,8 @@
             <w:r>
               <w:rPr>
                 <w:rFonts w:ascii="Times New Roman" w:hAnsi="Times New Roman" w:cs="Times New Roman"/>
-                <w:color w:val="222222"/>
-                <w:sz w:val="20"/>
+                <w:sz w:val="28"/>
+                <w:color w:val="000000"/>
               </w:rPr>
               <w:t xml:space="preserve">Груповий рейтинг</w:t>
             </w:r>
@@ -1268,76 +1476,72 @@
             <w:r>
               <w:rPr>
                 <w:rFonts w:ascii="Times New Roman" w:hAnsi="Times New Roman" w:cs="Times New Roman"/>
-                <w:color w:val="222222"/>
-                <w:sz w:val="20"/>
+                <w:sz w:val="28"/>
+                <w:color w:val="000000"/>
               </w:rPr>
               <w:t xml:space="preserve"/>
             </w:r>
             <w:r>
               <w:rPr>
-                <w:rFonts w:ascii="Consolas" w:hAnsi="Consolas"/>
-                <w:color w:val="C7254E"/>
-                <w:sz w:val="18"/>
-                <w:shd w:val="clear" w:color="auto" w:fill="F9F2F4"/>
+                <w:rFonts w:ascii="Times New Roman" w:hAnsi="Times New Roman"/>
+                <w:sz w:val="28"/>
+                <w:color w:val="000000"/>
               </w:rPr>
               <w:t xml:space="preserve">GroupBy</w:t>
             </w:r>
             <w:r>
               <w:rPr>
                 <w:rFonts w:ascii="Times New Roman" w:hAnsi="Times New Roman" w:cs="Times New Roman"/>
-                <w:color w:val="222222"/>
-                <w:sz w:val="20"/>
+                <w:sz w:val="28"/>
+                <w:color w:val="000000"/>
               </w:rPr>
               <w:t xml:space="preserve">, </w:t>
             </w:r>
             <w:r>
               <w:rPr>
-                <w:rFonts w:ascii="Consolas" w:hAnsi="Consolas"/>
-                <w:color w:val="C7254E"/>
-                <w:sz w:val="18"/>
-                <w:shd w:val="clear" w:color="auto" w:fill="F9F2F4"/>
+                <w:rFonts w:ascii="Times New Roman" w:hAnsi="Times New Roman"/>
+                <w:sz w:val="28"/>
+                <w:color w:val="000000"/>
               </w:rPr>
               <w:t xml:space="preserve">Average</w:t>
             </w:r>
             <w:r>
               <w:rPr>
                 <w:rFonts w:ascii="Times New Roman" w:hAnsi="Times New Roman" w:cs="Times New Roman"/>
-                <w:color w:val="222222"/>
-                <w:sz w:val="20"/>
+                <w:sz w:val="28"/>
+                <w:color w:val="000000"/>
               </w:rPr>
               <w:t xml:space="preserve">, </w:t>
             </w:r>
             <w:r>
               <w:rPr>
-                <w:rFonts w:ascii="Consolas" w:hAnsi="Consolas"/>
-                <w:color w:val="C7254E"/>
-                <w:sz w:val="18"/>
-                <w:shd w:val="clear" w:color="auto" w:fill="F9F2F4"/>
+                <w:rFonts w:ascii="Times New Roman" w:hAnsi="Times New Roman"/>
+                <w:sz w:val="28"/>
+                <w:color w:val="000000"/>
               </w:rPr>
               <w:t xml:space="preserve">Count</w:t>
             </w:r>
             <w:r>
               <w:rPr>
                 <w:rFonts w:ascii="Times New Roman" w:hAnsi="Times New Roman" w:cs="Times New Roman"/>
-                <w:color w:val="222222"/>
-                <w:sz w:val="20"/>
+                <w:sz w:val="28"/>
+                <w:color w:val="000000"/>
               </w:rPr>
               <w:t xml:space="preserve">, </w:t>
             </w:r>
             <w:r>
               <w:rPr>
-                <w:rFonts w:ascii="Consolas" w:hAnsi="Consolas"/>
-                <w:color w:val="C7254E"/>
-                <w:sz w:val="18"/>
-                <w:shd w:val="clear" w:color="auto" w:fill="F9F2F4"/>
+                <w:rFonts w:ascii="Times New Roman" w:hAnsi="Times New Roman"/>
+                <w:sz w:val="28"/>
+                <w:color w:val="000000"/>
               </w:rPr>
               <w:t xml:space="preserve">OrderByDescending</w:t>
             </w:r>
             <w:r>
               <w:rPr>
                 <w:rFonts w:ascii="Times New Roman" w:hAnsi="Times New Roman" w:cs="Times New Roman"/>
-                <w:color w:val="222222"/>
-                <w:sz w:val="20"/>
+                <w:sz w:val="28"/>
+                <w:color w:val="000000"/>
               </w:rPr>
               <w:t xml:space="preserve"/>
             </w:r>
@@ -1354,8 +1558,8 @@
             <w:r>
               <w:rPr>
                 <w:rFonts w:ascii="Times New Roman" w:hAnsi="Times New Roman" w:cs="Times New Roman"/>
-                <w:color w:val="222222"/>
-                <w:sz w:val="20"/>
+                <w:sz w:val="28"/>
+                <w:color w:val="000000"/>
               </w:rPr>
               <w:t xml:space="preserve">Розрахунок середнього бала та кількості студентів по кожній групі (Method та Query синтаксис).</w:t>
             </w:r>
@@ -1374,8 +1578,8 @@
             <w:r>
               <w:rPr>
                 <w:rFonts w:ascii="Times New Roman" w:hAnsi="Times New Roman" w:cs="Times New Roman"/>
-                <w:color w:val="222222"/>
-                <w:sz w:val="20"/>
+                <w:sz w:val="28"/>
+                <w:color w:val="000000"/>
               </w:rPr>
               <w:t xml:space="preserve"/>
             </w:r>
@@ -1383,16 +1587,16 @@
               <w:rPr>
                 <w:rFonts w:ascii="Times New Roman" w:hAnsi="Times New Roman" w:cs="Times New Roman"/>
                 <w:b/>
-                <w:color w:val="222222"/>
-                <w:sz w:val="20"/>
+                <w:sz w:val="28"/>
+                <w:color w:val="000000"/>
               </w:rPr>
               <w:t xml:space="preserve">3</w:t>
             </w:r>
             <w:r>
               <w:rPr>
                 <w:rFonts w:ascii="Times New Roman" w:hAnsi="Times New Roman" w:cs="Times New Roman"/>
-                <w:color w:val="222222"/>
-                <w:sz w:val="20"/>
+                <w:sz w:val="28"/>
+                <w:color w:val="000000"/>
               </w:rPr>
               <w:t xml:space="preserve"/>
             </w:r>
@@ -1409,8 +1613,8 @@
             <w:r>
               <w:rPr>
                 <w:rFonts w:ascii="Times New Roman" w:hAnsi="Times New Roman" w:cs="Times New Roman"/>
-                <w:color w:val="222222"/>
-                <w:sz w:val="20"/>
+                <w:sz w:val="28"/>
+                <w:color w:val="000000"/>
               </w:rPr>
               <w:t xml:space="preserve">Топ-5 студентів</w:t>
             </w:r>
@@ -1427,42 +1631,40 @@
             <w:r>
               <w:rPr>
                 <w:rFonts w:ascii="Times New Roman" w:hAnsi="Times New Roman" w:cs="Times New Roman"/>
-                <w:color w:val="222222"/>
-                <w:sz w:val="20"/>
+                <w:sz w:val="28"/>
+                <w:color w:val="000000"/>
               </w:rPr>
               <w:t xml:space="preserve"/>
             </w:r>
             <w:r>
               <w:rPr>
-                <w:rFonts w:ascii="Consolas" w:hAnsi="Consolas"/>
-                <w:color w:val="C7254E"/>
-                <w:sz w:val="18"/>
-                <w:shd w:val="clear" w:color="auto" w:fill="F9F2F4"/>
+                <w:rFonts w:ascii="Times New Roman" w:hAnsi="Times New Roman"/>
+                <w:sz w:val="28"/>
+                <w:color w:val="000000"/>
               </w:rPr>
               <w:t xml:space="preserve">OrderByDescending</w:t>
             </w:r>
             <w:r>
               <w:rPr>
                 <w:rFonts w:ascii="Times New Roman" w:hAnsi="Times New Roman" w:cs="Times New Roman"/>
-                <w:color w:val="222222"/>
-                <w:sz w:val="20"/>
+                <w:sz w:val="28"/>
+                <w:color w:val="000000"/>
               </w:rPr>
               <w:t xml:space="preserve">, </w:t>
             </w:r>
             <w:r>
               <w:rPr>
-                <w:rFonts w:ascii="Consolas" w:hAnsi="Consolas"/>
-                <w:color w:val="C7254E"/>
-                <w:sz w:val="18"/>
-                <w:shd w:val="clear" w:color="auto" w:fill="F9F2F4"/>
+                <w:rFonts w:ascii="Times New Roman" w:hAnsi="Times New Roman"/>
+                <w:sz w:val="28"/>
+                <w:color w:val="000000"/>
               </w:rPr>
               <w:t xml:space="preserve">Take</w:t>
             </w:r>
             <w:r>
               <w:rPr>
                 <w:rFonts w:ascii="Times New Roman" w:hAnsi="Times New Roman" w:cs="Times New Roman"/>
-                <w:color w:val="222222"/>
-                <w:sz w:val="20"/>
+                <w:sz w:val="28"/>
+                <w:color w:val="000000"/>
               </w:rPr>
               <w:t xml:space="preserve"/>
             </w:r>
@@ -1479,8 +1681,8 @@
             <w:r>
               <w:rPr>
                 <w:rFonts w:ascii="Times New Roman" w:hAnsi="Times New Roman" w:cs="Times New Roman"/>
-                <w:color w:val="222222"/>
-                <w:sz w:val="20"/>
+                <w:sz w:val="28"/>
+                <w:color w:val="000000"/>
               </w:rPr>
               <w:t xml:space="preserve">Визначення 5 найкращих студентів за балами серед усіх груп.</w:t>
             </w:r>
@@ -1499,8 +1701,8 @@
             <w:r>
               <w:rPr>
                 <w:rFonts w:ascii="Times New Roman" w:hAnsi="Times New Roman" w:cs="Times New Roman"/>
-                <w:color w:val="222222"/>
-                <w:sz w:val="20"/>
+                <w:sz w:val="28"/>
+                <w:color w:val="000000"/>
               </w:rPr>
               <w:t xml:space="preserve"/>
             </w:r>
@@ -1508,16 +1710,16 @@
               <w:rPr>
                 <w:rFonts w:ascii="Times New Roman" w:hAnsi="Times New Roman" w:cs="Times New Roman"/>
                 <w:b/>
-                <w:color w:val="222222"/>
-                <w:sz w:val="20"/>
+                <w:sz w:val="28"/>
+                <w:color w:val="000000"/>
               </w:rPr>
               <w:t xml:space="preserve">4</w:t>
             </w:r>
             <w:r>
               <w:rPr>
                 <w:rFonts w:ascii="Times New Roman" w:hAnsi="Times New Roman" w:cs="Times New Roman"/>
-                <w:color w:val="222222"/>
-                <w:sz w:val="20"/>
+                <w:sz w:val="28"/>
+                <w:color w:val="000000"/>
               </w:rPr>
               <w:t xml:space="preserve"/>
             </w:r>
@@ -1534,8 +1736,8 @@
             <w:r>
               <w:rPr>
                 <w:rFonts w:ascii="Times New Roman" w:hAnsi="Times New Roman" w:cs="Times New Roman"/>
-                <w:color w:val="222222"/>
-                <w:sz w:val="20"/>
+                <w:sz w:val="28"/>
+                <w:color w:val="000000"/>
               </w:rPr>
               <w:t xml:space="preserve">Розподіл за категоріями</w:t>
             </w:r>
@@ -1552,59 +1754,56 @@
             <w:r>
               <w:rPr>
                 <w:rFonts w:ascii="Times New Roman" w:hAnsi="Times New Roman" w:cs="Times New Roman"/>
-                <w:color w:val="222222"/>
-                <w:sz w:val="20"/>
+                <w:sz w:val="28"/>
+                <w:color w:val="000000"/>
               </w:rPr>
               <w:t xml:space="preserve"/>
             </w:r>
             <w:r>
               <w:rPr>
-                <w:rFonts w:ascii="Consolas" w:hAnsi="Consolas"/>
-                <w:color w:val="C7254E"/>
-                <w:sz w:val="18"/>
-                <w:shd w:val="clear" w:color="auto" w:fill="F9F2F4"/>
+                <w:rFonts w:ascii="Times New Roman" w:hAnsi="Times New Roman"/>
+                <w:sz w:val="28"/>
+                <w:color w:val="000000"/>
               </w:rPr>
               <w:t xml:space="preserve">GroupBy</w:t>
             </w:r>
             <w:r>
               <w:rPr>
                 <w:rFonts w:ascii="Times New Roman" w:hAnsi="Times New Roman" w:cs="Times New Roman"/>
-                <w:color w:val="222222"/>
-                <w:sz w:val="20"/>
+                <w:sz w:val="28"/>
+                <w:color w:val="000000"/>
               </w:rPr>
               <w:t xml:space="preserve"> (обчислюваний ключ через </w:t>
             </w:r>
             <w:r>
               <w:rPr>
-                <w:rFonts w:ascii="Consolas" w:hAnsi="Consolas"/>
-                <w:color w:val="C7254E"/>
-                <w:sz w:val="18"/>
-                <w:shd w:val="clear" w:color="auto" w:fill="F9F2F4"/>
+                <w:rFonts w:ascii="Times New Roman" w:hAnsi="Times New Roman"/>
+                <w:sz w:val="28"/>
+                <w:color w:val="000000"/>
               </w:rPr>
               <w:t xml:space="preserve">switch</w:t>
             </w:r>
             <w:r>
               <w:rPr>
                 <w:rFonts w:ascii="Times New Roman" w:hAnsi="Times New Roman" w:cs="Times New Roman"/>
-                <w:color w:val="222222"/>
-                <w:sz w:val="20"/>
+                <w:sz w:val="28"/>
+                <w:color w:val="000000"/>
               </w:rPr>
               <w:t xml:space="preserve">), </w:t>
             </w:r>
             <w:r>
               <w:rPr>
-                <w:rFonts w:ascii="Consolas" w:hAnsi="Consolas"/>
-                <w:color w:val="C7254E"/>
-                <w:sz w:val="18"/>
-                <w:shd w:val="clear" w:color="auto" w:fill="F9F2F4"/>
+                <w:rFonts w:ascii="Times New Roman" w:hAnsi="Times New Roman"/>
+                <w:sz w:val="28"/>
+                <w:color w:val="000000"/>
               </w:rPr>
               <w:t xml:space="preserve">Count</w:t>
             </w:r>
             <w:r>
               <w:rPr>
                 <w:rFonts w:ascii="Times New Roman" w:hAnsi="Times New Roman" w:cs="Times New Roman"/>
-                <w:color w:val="222222"/>
-                <w:sz w:val="20"/>
+                <w:sz w:val="28"/>
+                <w:color w:val="000000"/>
               </w:rPr>
               <w:t xml:space="preserve"/>
             </w:r>
@@ -1621,8 +1820,8 @@
             <w:r>
               <w:rPr>
                 <w:rFonts w:ascii="Times New Roman" w:hAnsi="Times New Roman" w:cs="Times New Roman"/>
-                <w:color w:val="222222"/>
-                <w:sz w:val="20"/>
+                <w:sz w:val="28"/>
+                <w:color w:val="000000"/>
               </w:rPr>
               <w:t xml:space="preserve">Академічний розподіл за 4 категоріями (відмінно, добре, задовільно, незадовільно).</w:t>
             </w:r>
@@ -1641,8 +1840,8 @@
             <w:r>
               <w:rPr>
                 <w:rFonts w:ascii="Times New Roman" w:hAnsi="Times New Roman" w:cs="Times New Roman"/>
-                <w:color w:val="222222"/>
-                <w:sz w:val="20"/>
+                <w:sz w:val="28"/>
+                <w:color w:val="000000"/>
               </w:rPr>
               <w:t xml:space="preserve"/>
             </w:r>
@@ -1650,16 +1849,16 @@
               <w:rPr>
                 <w:rFonts w:ascii="Times New Roman" w:hAnsi="Times New Roman" w:cs="Times New Roman"/>
                 <w:b/>
-                <w:color w:val="222222"/>
-                <w:sz w:val="20"/>
+                <w:sz w:val="28"/>
+                <w:color w:val="000000"/>
               </w:rPr>
               <w:t xml:space="preserve">5</w:t>
             </w:r>
             <w:r>
               <w:rPr>
                 <w:rFonts w:ascii="Times New Roman" w:hAnsi="Times New Roman" w:cs="Times New Roman"/>
-                <w:color w:val="222222"/>
-                <w:sz w:val="20"/>
+                <w:sz w:val="28"/>
+                <w:color w:val="000000"/>
               </w:rPr>
               <w:t xml:space="preserve"/>
             </w:r>
@@ -1676,8 +1875,8 @@
             <w:r>
               <w:rPr>
                 <w:rFonts w:ascii="Times New Roman" w:hAnsi="Times New Roman" w:cs="Times New Roman"/>
-                <w:color w:val="222222"/>
-                <w:sz w:val="20"/>
+                <w:sz w:val="28"/>
+                <w:color w:val="000000"/>
               </w:rPr>
               <w:t xml:space="preserve">Квантор всезагальності</w:t>
             </w:r>
@@ -1694,42 +1893,40 @@
             <w:r>
               <w:rPr>
                 <w:rFonts w:ascii="Times New Roman" w:hAnsi="Times New Roman" w:cs="Times New Roman"/>
-                <w:color w:val="222222"/>
-                <w:sz w:val="20"/>
+                <w:sz w:val="28"/>
+                <w:color w:val="000000"/>
               </w:rPr>
               <w:t xml:space="preserve"/>
             </w:r>
             <w:r>
               <w:rPr>
-                <w:rFonts w:ascii="Consolas" w:hAnsi="Consolas"/>
-                <w:color w:val="C7254E"/>
-                <w:sz w:val="18"/>
-                <w:shd w:val="clear" w:color="auto" w:fill="F9F2F4"/>
+                <w:rFonts w:ascii="Times New Roman" w:hAnsi="Times New Roman"/>
+                <w:sz w:val="28"/>
+                <w:color w:val="000000"/>
               </w:rPr>
               <w:t xml:space="preserve">All</w:t>
             </w:r>
             <w:r>
               <w:rPr>
                 <w:rFonts w:ascii="Times New Roman" w:hAnsi="Times New Roman" w:cs="Times New Roman"/>
-                <w:color w:val="222222"/>
-                <w:sz w:val="20"/>
+                <w:sz w:val="28"/>
+                <w:color w:val="000000"/>
               </w:rPr>
               <w:t xml:space="preserve">, </w:t>
             </w:r>
             <w:r>
               <w:rPr>
-                <w:rFonts w:ascii="Consolas" w:hAnsi="Consolas"/>
-                <w:color w:val="C7254E"/>
-                <w:sz w:val="18"/>
-                <w:shd w:val="clear" w:color="auto" w:fill="F9F2F4"/>
+                <w:rFonts w:ascii="Times New Roman" w:hAnsi="Times New Roman"/>
+                <w:sz w:val="28"/>
+                <w:color w:val="000000"/>
               </w:rPr>
               <w:t xml:space="preserve">Where</w:t>
             </w:r>
             <w:r>
               <w:rPr>
                 <w:rFonts w:ascii="Times New Roman" w:hAnsi="Times New Roman" w:cs="Times New Roman"/>
-                <w:color w:val="222222"/>
-                <w:sz w:val="20"/>
+                <w:sz w:val="28"/>
+                <w:color w:val="000000"/>
               </w:rPr>
               <w:t xml:space="preserve"/>
             </w:r>
@@ -1746,16 +1943,16 @@
             <w:r>
               <w:rPr>
                 <w:rFonts w:ascii="Times New Roman" w:hAnsi="Times New Roman" w:cs="Times New Roman"/>
-                <w:color w:val="222222"/>
-                <w:sz w:val="20"/>
+                <w:sz w:val="28"/>
+                <w:color w:val="000000"/>
               </w:rPr>
               <w:t xml:space="preserve">Перевірка умови: чи всі студенти вказаної групи склали іспит на бал </w:t>
             </w:r>
             <w:r>
               <w:rPr>
                 <w:rFonts w:ascii="Times New Roman" w:hAnsi="Times New Roman" w:cs="Times New Roman"/>
-                <w:color w:val="222222"/>
-                <w:sz w:val="20"/>
+                <w:sz w:val="28"/>
+                <w:color w:val="000000"/>
               </w:rPr>
               <w:t xml:space="preserve"> порогу.</w:t>
             </w:r>
@@ -1774,8 +1971,8 @@
             <w:r>
               <w:rPr>
                 <w:rFonts w:ascii="Times New Roman" w:hAnsi="Times New Roman" w:cs="Times New Roman"/>
-                <w:color w:val="222222"/>
-                <w:sz w:val="20"/>
+                <w:sz w:val="28"/>
+                <w:color w:val="000000"/>
               </w:rPr>
               <w:t xml:space="preserve"/>
             </w:r>
@@ -1783,16 +1980,16 @@
               <w:rPr>
                 <w:rFonts w:ascii="Times New Roman" w:hAnsi="Times New Roman" w:cs="Times New Roman"/>
                 <w:b/>
-                <w:color w:val="222222"/>
-                <w:sz w:val="20"/>
+                <w:sz w:val="28"/>
+                <w:color w:val="000000"/>
               </w:rPr>
               <w:t xml:space="preserve">6</w:t>
             </w:r>
             <w:r>
               <w:rPr>
                 <w:rFonts w:ascii="Times New Roman" w:hAnsi="Times New Roman" w:cs="Times New Roman"/>
-                <w:color w:val="222222"/>
-                <w:sz w:val="20"/>
+                <w:sz w:val="28"/>
+                <w:color w:val="000000"/>
               </w:rPr>
               <w:t xml:space="preserve"/>
             </w:r>
@@ -1809,8 +2006,8 @@
             <w:r>
               <w:rPr>
                 <w:rFonts w:ascii="Times New Roman" w:hAnsi="Times New Roman" w:cs="Times New Roman"/>
-                <w:color w:val="222222"/>
-                <w:sz w:val="20"/>
+                <w:sz w:val="28"/>
+                <w:color w:val="000000"/>
               </w:rPr>
               <w:t xml:space="preserve">Квантор існування</w:t>
             </w:r>
@@ -1827,42 +2024,40 @@
             <w:r>
               <w:rPr>
                 <w:rFonts w:ascii="Times New Roman" w:hAnsi="Times New Roman" w:cs="Times New Roman"/>
-                <w:color w:val="222222"/>
-                <w:sz w:val="20"/>
+                <w:sz w:val="28"/>
+                <w:color w:val="000000"/>
               </w:rPr>
               <w:t xml:space="preserve"/>
             </w:r>
             <w:r>
               <w:rPr>
-                <w:rFonts w:ascii="Consolas" w:hAnsi="Consolas"/>
-                <w:color w:val="C7254E"/>
-                <w:sz w:val="18"/>
-                <w:shd w:val="clear" w:color="auto" w:fill="F9F2F4"/>
+                <w:rFonts w:ascii="Times New Roman" w:hAnsi="Times New Roman"/>
+                <w:sz w:val="28"/>
+                <w:color w:val="000000"/>
               </w:rPr>
               <w:t xml:space="preserve">Any</w:t>
             </w:r>
             <w:r>
               <w:rPr>
                 <w:rFonts w:ascii="Times New Roman" w:hAnsi="Times New Roman" w:cs="Times New Roman"/>
-                <w:color w:val="222222"/>
-                <w:sz w:val="20"/>
+                <w:sz w:val="28"/>
+                <w:color w:val="000000"/>
               </w:rPr>
               <w:t xml:space="preserve">, </w:t>
             </w:r>
             <w:r>
               <w:rPr>
-                <w:rFonts w:ascii="Consolas" w:hAnsi="Consolas"/>
-                <w:color w:val="C7254E"/>
-                <w:sz w:val="18"/>
-                <w:shd w:val="clear" w:color="auto" w:fill="F9F2F4"/>
+                <w:rFonts w:ascii="Times New Roman" w:hAnsi="Times New Roman"/>
+                <w:sz w:val="28"/>
+                <w:color w:val="000000"/>
               </w:rPr>
               <w:t xml:space="preserve">Where</w:t>
             </w:r>
             <w:r>
               <w:rPr>
                 <w:rFonts w:ascii="Times New Roman" w:hAnsi="Times New Roman" w:cs="Times New Roman"/>
-                <w:color w:val="222222"/>
-                <w:sz w:val="20"/>
+                <w:sz w:val="28"/>
+                <w:color w:val="000000"/>
               </w:rPr>
               <w:t xml:space="preserve"/>
             </w:r>
@@ -1879,16 +2074,16 @@
             <w:r>
               <w:rPr>
                 <w:rFonts w:ascii="Times New Roman" w:hAnsi="Times New Roman" w:cs="Times New Roman"/>
-                <w:color w:val="222222"/>
-                <w:sz w:val="20"/>
+                <w:sz w:val="28"/>
+                <w:color w:val="000000"/>
               </w:rPr>
               <w:t xml:space="preserve">Перевірка: чи є в групі хоча б один студент із балом </w:t>
             </w:r>
             <w:r>
               <w:rPr>
                 <w:rFonts w:ascii="Times New Roman" w:hAnsi="Times New Roman" w:cs="Times New Roman"/>
-                <w:color w:val="222222"/>
-                <w:sz w:val="20"/>
+                <w:sz w:val="28"/>
+                <w:color w:val="000000"/>
               </w:rPr>
               <w:t xml:space="preserve">.</w:t>
             </w:r>
@@ -1907,8 +2102,8 @@
             <w:r>
               <w:rPr>
                 <w:rFonts w:ascii="Times New Roman" w:hAnsi="Times New Roman" w:cs="Times New Roman"/>
-                <w:color w:val="222222"/>
-                <w:sz w:val="20"/>
+                <w:sz w:val="28"/>
+                <w:color w:val="000000"/>
               </w:rPr>
               <w:t xml:space="preserve"/>
             </w:r>
@@ -1916,16 +2111,16 @@
               <w:rPr>
                 <w:rFonts w:ascii="Times New Roman" w:hAnsi="Times New Roman" w:cs="Times New Roman"/>
                 <w:b/>
-                <w:color w:val="222222"/>
-                <w:sz w:val="20"/>
+                <w:sz w:val="28"/>
+                <w:color w:val="000000"/>
               </w:rPr>
               <w:t xml:space="preserve">7</w:t>
             </w:r>
             <w:r>
               <w:rPr>
                 <w:rFonts w:ascii="Times New Roman" w:hAnsi="Times New Roman" w:cs="Times New Roman"/>
-                <w:color w:val="222222"/>
-                <w:sz w:val="20"/>
+                <w:sz w:val="28"/>
+                <w:color w:val="000000"/>
               </w:rPr>
               <w:t xml:space="preserve"/>
             </w:r>
@@ -1942,8 +2137,8 @@
             <w:r>
               <w:rPr>
                 <w:rFonts w:ascii="Times New Roman" w:hAnsi="Times New Roman" w:cs="Times New Roman"/>
-                <w:color w:val="222222"/>
-                <w:sz w:val="20"/>
+                <w:sz w:val="28"/>
+                <w:color w:val="000000"/>
               </w:rPr>
               <w:t xml:space="preserve">З'єднання колекцій</w:t>
             </w:r>
@@ -1960,59 +2155,56 @@
             <w:r>
               <w:rPr>
                 <w:rFonts w:ascii="Times New Roman" w:hAnsi="Times New Roman" w:cs="Times New Roman"/>
-                <w:color w:val="222222"/>
-                <w:sz w:val="20"/>
+                <w:sz w:val="28"/>
+                <w:color w:val="000000"/>
               </w:rPr>
               <w:t xml:space="preserve"/>
             </w:r>
             <w:r>
               <w:rPr>
-                <w:rFonts w:ascii="Consolas" w:hAnsi="Consolas"/>
-                <w:color w:val="C7254E"/>
-                <w:sz w:val="18"/>
-                <w:shd w:val="clear" w:color="auto" w:fill="F9F2F4"/>
+                <w:rFonts w:ascii="Times New Roman" w:hAnsi="Times New Roman"/>
+                <w:sz w:val="28"/>
+                <w:color w:val="000000"/>
               </w:rPr>
               <w:t xml:space="preserve">Join</w:t>
             </w:r>
             <w:r>
               <w:rPr>
                 <w:rFonts w:ascii="Times New Roman" w:hAnsi="Times New Roman" w:cs="Times New Roman"/>
-                <w:color w:val="222222"/>
-                <w:sz w:val="20"/>
+                <w:sz w:val="28"/>
+                <w:color w:val="000000"/>
               </w:rPr>
               <w:t xml:space="preserve">, </w:t>
             </w:r>
             <w:r>
               <w:rPr>
-                <w:rFonts w:ascii="Consolas" w:hAnsi="Consolas"/>
-                <w:color w:val="C7254E"/>
-                <w:sz w:val="18"/>
-                <w:shd w:val="clear" w:color="auto" w:fill="F9F2F4"/>
+                <w:rFonts w:ascii="Times New Roman" w:hAnsi="Times New Roman"/>
+                <w:sz w:val="28"/>
+                <w:color w:val="000000"/>
               </w:rPr>
               <w:t xml:space="preserve">OrderBy</w:t>
             </w:r>
             <w:r>
               <w:rPr>
                 <w:rFonts w:ascii="Times New Roman" w:hAnsi="Times New Roman" w:cs="Times New Roman"/>
-                <w:color w:val="222222"/>
-                <w:sz w:val="20"/>
+                <w:sz w:val="28"/>
+                <w:color w:val="000000"/>
               </w:rPr>
               <w:t xml:space="preserve">, </w:t>
             </w:r>
             <w:r>
               <w:rPr>
-                <w:rFonts w:ascii="Consolas" w:hAnsi="Consolas"/>
-                <w:color w:val="C7254E"/>
-                <w:sz w:val="18"/>
-                <w:shd w:val="clear" w:color="auto" w:fill="F9F2F4"/>
+                <w:rFonts w:ascii="Times New Roman" w:hAnsi="Times New Roman"/>
+                <w:sz w:val="28"/>
+                <w:color w:val="000000"/>
               </w:rPr>
               <w:t xml:space="preserve">ThenByDescending</w:t>
             </w:r>
             <w:r>
               <w:rPr>
                 <w:rFonts w:ascii="Times New Roman" w:hAnsi="Times New Roman" w:cs="Times New Roman"/>
-                <w:color w:val="222222"/>
-                <w:sz w:val="20"/>
+                <w:sz w:val="28"/>
+                <w:color w:val="000000"/>
               </w:rPr>
               <w:t xml:space="preserve"/>
             </w:r>
@@ -2029,25 +2221,24 @@
             <w:r>
               <w:rPr>
                 <w:rFonts w:ascii="Times New Roman" w:hAnsi="Times New Roman" w:cs="Times New Roman"/>
-                <w:color w:val="222222"/>
-                <w:sz w:val="20"/>
+                <w:sz w:val="28"/>
+                <w:color w:val="000000"/>
               </w:rPr>
               <w:t xml:space="preserve">Внутрішнє з'єднання (inner join) студентів із кураторами їхніх груп за спільним ключем </w:t>
             </w:r>
             <w:r>
               <w:rPr>
-                <w:rFonts w:ascii="Consolas" w:hAnsi="Consolas"/>
-                <w:color w:val="C7254E"/>
-                <w:sz w:val="18"/>
-                <w:shd w:val="clear" w:color="auto" w:fill="F9F2F4"/>
+                <w:rFonts w:ascii="Times New Roman" w:hAnsi="Times New Roman"/>
+                <w:sz w:val="28"/>
+                <w:color w:val="000000"/>
               </w:rPr>
               <w:t xml:space="preserve">Group</w:t>
             </w:r>
             <w:r>
               <w:rPr>
                 <w:rFonts w:ascii="Times New Roman" w:hAnsi="Times New Roman" w:cs="Times New Roman"/>
-                <w:color w:val="222222"/>
-                <w:sz w:val="20"/>
+                <w:sz w:val="28"/>
+                <w:color w:val="000000"/>
               </w:rPr>
               <w:t xml:space="preserve">.</w:t>
             </w:r>
@@ -2066,8 +2257,8 @@
             <w:r>
               <w:rPr>
                 <w:rFonts w:ascii="Times New Roman" w:hAnsi="Times New Roman" w:cs="Times New Roman"/>
-                <w:color w:val="222222"/>
-                <w:sz w:val="20"/>
+                <w:sz w:val="28"/>
+                <w:color w:val="000000"/>
               </w:rPr>
               <w:t xml:space="preserve"/>
             </w:r>
@@ -2075,16 +2266,16 @@
               <w:rPr>
                 <w:rFonts w:ascii="Times New Roman" w:hAnsi="Times New Roman" w:cs="Times New Roman"/>
                 <w:b/>
-                <w:color w:val="222222"/>
-                <w:sz w:val="20"/>
+                <w:sz w:val="28"/>
+                <w:color w:val="000000"/>
               </w:rPr>
               <w:t xml:space="preserve">8</w:t>
             </w:r>
             <w:r>
               <w:rPr>
                 <w:rFonts w:ascii="Times New Roman" w:hAnsi="Times New Roman" w:cs="Times New Roman"/>
-                <w:color w:val="222222"/>
-                <w:sz w:val="20"/>
+                <w:sz w:val="28"/>
+                <w:color w:val="000000"/>
               </w:rPr>
               <w:t xml:space="preserve"/>
             </w:r>
@@ -2101,8 +2292,8 @@
             <w:r>
               <w:rPr>
                 <w:rFonts w:ascii="Times New Roman" w:hAnsi="Times New Roman" w:cs="Times New Roman"/>
-                <w:color w:val="222222"/>
-                <w:sz w:val="20"/>
+                <w:sz w:val="28"/>
+                <w:color w:val="000000"/>
               </w:rPr>
               <w:t xml:space="preserve">Агрегатні показники</w:t>
             </w:r>
@@ -2119,93 +2310,88 @@
             <w:r>
               <w:rPr>
                 <w:rFonts w:ascii="Times New Roman" w:hAnsi="Times New Roman" w:cs="Times New Roman"/>
-                <w:color w:val="222222"/>
-                <w:sz w:val="20"/>
+                <w:sz w:val="28"/>
+                <w:color w:val="000000"/>
               </w:rPr>
               <w:t xml:space="preserve"/>
             </w:r>
             <w:r>
               <w:rPr>
-                <w:rFonts w:ascii="Consolas" w:hAnsi="Consolas"/>
-                <w:color w:val="C7254E"/>
-                <w:sz w:val="18"/>
-                <w:shd w:val="clear" w:color="auto" w:fill="F9F2F4"/>
+                <w:rFonts w:ascii="Times New Roman" w:hAnsi="Times New Roman"/>
+                <w:sz w:val="28"/>
+                <w:color w:val="000000"/>
               </w:rPr>
               <w:t xml:space="preserve">Count</w:t>
             </w:r>
             <w:r>
               <w:rPr>
                 <w:rFonts w:ascii="Times New Roman" w:hAnsi="Times New Roman" w:cs="Times New Roman"/>
-                <w:color w:val="222222"/>
-                <w:sz w:val="20"/>
+                <w:sz w:val="28"/>
+                <w:color w:val="000000"/>
               </w:rPr>
               <w:t xml:space="preserve">, </w:t>
             </w:r>
             <w:r>
               <w:rPr>
-                <w:rFonts w:ascii="Consolas" w:hAnsi="Consolas"/>
-                <w:color w:val="C7254E"/>
-                <w:sz w:val="18"/>
-                <w:shd w:val="clear" w:color="auto" w:fill="F9F2F4"/>
+                <w:rFonts w:ascii="Times New Roman" w:hAnsi="Times New Roman"/>
+                <w:sz w:val="28"/>
+                <w:color w:val="000000"/>
               </w:rPr>
               <w:t xml:space="preserve">Min</w:t>
             </w:r>
             <w:r>
               <w:rPr>
                 <w:rFonts w:ascii="Times New Roman" w:hAnsi="Times New Roman" w:cs="Times New Roman"/>
-                <w:color w:val="222222"/>
-                <w:sz w:val="20"/>
+                <w:sz w:val="28"/>
+                <w:color w:val="000000"/>
               </w:rPr>
               <w:t xml:space="preserve">, </w:t>
             </w:r>
             <w:r>
               <w:rPr>
-                <w:rFonts w:ascii="Consolas" w:hAnsi="Consolas"/>
-                <w:color w:val="C7254E"/>
-                <w:sz w:val="18"/>
-                <w:shd w:val="clear" w:color="auto" w:fill="F9F2F4"/>
+                <w:rFonts w:ascii="Times New Roman" w:hAnsi="Times New Roman"/>
+                <w:sz w:val="28"/>
+                <w:color w:val="000000"/>
               </w:rPr>
               <w:t xml:space="preserve">Max</w:t>
             </w:r>
             <w:r>
               <w:rPr>
                 <w:rFonts w:ascii="Times New Roman" w:hAnsi="Times New Roman" w:cs="Times New Roman"/>
-                <w:color w:val="222222"/>
-                <w:sz w:val="20"/>
+                <w:sz w:val="28"/>
+                <w:color w:val="000000"/>
               </w:rPr>
               <w:t xml:space="preserve">, </w:t>
             </w:r>
             <w:r>
               <w:rPr>
-                <w:rFonts w:ascii="Consolas" w:hAnsi="Consolas"/>
-                <w:color w:val="C7254E"/>
-                <w:sz w:val="18"/>
-                <w:shd w:val="clear" w:color="auto" w:fill="F9F2F4"/>
+                <w:rFonts w:ascii="Times New Roman" w:hAnsi="Times New Roman"/>
+                <w:sz w:val="28"/>
+                <w:color w:val="000000"/>
               </w:rPr>
               <w:t xml:space="preserve">Average</w:t>
             </w:r>
             <w:r>
               <w:rPr>
                 <w:rFonts w:ascii="Times New Roman" w:hAnsi="Times New Roman" w:cs="Times New Roman"/>
-                <w:color w:val="222222"/>
-                <w:sz w:val="20"/>
+                <w:sz w:val="28"/>
+                <w:color w:val="000000"/>
               </w:rPr>
               <w:t xml:space="preserve">, </w:t>
             </w:r>
             <w:r>
               <w:rPr>
-                <w:rFonts w:ascii="Consolas" w:hAnsi="Consolas"/>
-                <w:color w:val="C7254E"/>
-                <w:sz w:val="18"/>
-                <w:shd w:val="clear" w:color="auto" w:fill="F9F2F4"/>
+                <w:rFonts w:ascii="Times New Roman" w:hAnsi="Times New Roman"/>
+                <w:sz w:val="28"/>
+                <w:color w:val="000000"/>
               </w:rPr>
               <w:t xml:space="preserve">Sum</w:t>
             </w:r>
             <w:r>
               <w:rPr>
                 <w:rFonts w:ascii="Times New Roman" w:hAnsi="Times New Roman" w:cs="Times New Roman"/>
-                <w:color w:val="222222"/>
-                <w:sz w:val="20"/>
+                <w:sz w:val="28"/>
+                <w:color w:val="000000"/>
               </w:rPr>
               <w:t xml:space="preserve"/>
             </w:r>
@@ -2222,8 +2408,8 @@
             <w:r>
               <w:rPr>
                 <w:rFonts w:ascii="Times New Roman" w:hAnsi="Times New Roman" w:cs="Times New Roman"/>
-                <w:color w:val="222222"/>
-                <w:sz w:val="20"/>
+                <w:sz w:val="28"/>
+                <w:color w:val="000000"/>
               </w:rPr>
               <w:t xml:space="preserve">Розрахунок загальних статистичних показників по всьому потоку.</w:t>
             </w:r>
@@ -2242,8 +2428,8 @@
             <w:r>
               <w:rPr>
                 <w:rFonts w:ascii="Times New Roman" w:hAnsi="Times New Roman" w:cs="Times New Roman"/>
-                <w:color w:val="222222"/>
-                <w:sz w:val="20"/>
+                <w:sz w:val="28"/>
+                <w:color w:val="000000"/>
               </w:rPr>
               <w:t xml:space="preserve"/>
             </w:r>
@@ -2251,16 +2437,16 @@
               <w:rPr>
                 <w:rFonts w:ascii="Times New Roman" w:hAnsi="Times New Roman" w:cs="Times New Roman"/>
                 <w:b/>
-                <w:color w:val="222222"/>
-                <w:sz w:val="20"/>
+                <w:sz w:val="28"/>
+                <w:color w:val="000000"/>
               </w:rPr>
               <w:t xml:space="preserve">9</w:t>
             </w:r>
             <w:r>
               <w:rPr>
                 <w:rFonts w:ascii="Times New Roman" w:hAnsi="Times New Roman" w:cs="Times New Roman"/>
-                <w:color w:val="222222"/>
-                <w:sz w:val="20"/>
+                <w:sz w:val="28"/>
+                <w:color w:val="000000"/>
               </w:rPr>
               <w:t xml:space="preserve"/>
             </w:r>
@@ -2277,8 +2463,8 @@
             <w:r>
               <w:rPr>
                 <w:rFonts w:ascii="Times New Roman" w:hAnsi="Times New Roman" w:cs="Times New Roman"/>
-                <w:color w:val="222222"/>
-                <w:sz w:val="20"/>
+                <w:sz w:val="28"/>
+                <w:color w:val="000000"/>
               </w:rPr>
               <w:t xml:space="preserve">Експорт у CSV</w:t>
             </w:r>
@@ -2295,59 +2481,56 @@
             <w:r>
               <w:rPr>
                 <w:rFonts w:ascii="Times New Roman" w:hAnsi="Times New Roman" w:cs="Times New Roman"/>
-                <w:color w:val="222222"/>
-                <w:sz w:val="20"/>
+                <w:sz w:val="28"/>
+                <w:color w:val="000000"/>
               </w:rPr>
               <w:t xml:space="preserve"/>
             </w:r>
             <w:r>
               <w:rPr>
-                <w:rFonts w:ascii="Consolas" w:hAnsi="Consolas"/>
-                <w:color w:val="C7254E"/>
-                <w:sz w:val="18"/>
-                <w:shd w:val="clear" w:color="auto" w:fill="F9F2F4"/>
+                <w:rFonts w:ascii="Times New Roman" w:hAnsi="Times New Roman"/>
+                <w:sz w:val="28"/>
+                <w:color w:val="000000"/>
               </w:rPr>
               <w:t xml:space="preserve">GroupBy</w:t>
             </w:r>
             <w:r>
               <w:rPr>
                 <w:rFonts w:ascii="Times New Roman" w:hAnsi="Times New Roman" w:cs="Times New Roman"/>
-                <w:color w:val="222222"/>
-                <w:sz w:val="20"/>
+                <w:sz w:val="28"/>
+                <w:color w:val="000000"/>
               </w:rPr>
               <w:t xml:space="preserve">, </w:t>
             </w:r>
             <w:r>
               <w:rPr>
-                <w:rFonts w:ascii="Consolas" w:hAnsi="Consolas"/>
-                <w:color w:val="C7254E"/>
-                <w:sz w:val="18"/>
-                <w:shd w:val="clear" w:color="auto" w:fill="F9F2F4"/>
+                <w:rFonts w:ascii="Times New Roman" w:hAnsi="Times New Roman"/>
+                <w:sz w:val="28"/>
+                <w:color w:val="000000"/>
               </w:rPr>
               <w:t xml:space="preserve">Select</w:t>
             </w:r>
             <w:r>
               <w:rPr>
                 <w:rFonts w:ascii="Times New Roman" w:hAnsi="Times New Roman" w:cs="Times New Roman"/>
-                <w:color w:val="222222"/>
-                <w:sz w:val="20"/>
+                <w:sz w:val="28"/>
+                <w:color w:val="000000"/>
               </w:rPr>
               <w:t xml:space="preserve">, </w:t>
             </w:r>
             <w:r>
               <w:rPr>
-                <w:rFonts w:ascii="Consolas" w:hAnsi="Consolas"/>
-                <w:color w:val="C7254E"/>
-                <w:sz w:val="18"/>
-                <w:shd w:val="clear" w:color="auto" w:fill="F9F2F4"/>
+                <w:rFonts w:ascii="Times New Roman" w:hAnsi="Times New Roman"/>
+                <w:sz w:val="28"/>
+                <w:color w:val="000000"/>
               </w:rPr>
               <w:t xml:space="preserve">File.WriteAllLines</w:t>
             </w:r>
             <w:r>
               <w:rPr>
                 <w:rFonts w:ascii="Times New Roman" w:hAnsi="Times New Roman" w:cs="Times New Roman"/>
-                <w:color w:val="222222"/>
-                <w:sz w:val="20"/>
+                <w:sz w:val="28"/>
+                <w:color w:val="000000"/>
               </w:rPr>
               <w:t xml:space="preserve"/>
             </w:r>
@@ -2364,8 +2547,8 @@
             <w:r>
               <w:rPr>
                 <w:rFonts w:ascii="Times New Roman" w:hAnsi="Times New Roman" w:cs="Times New Roman"/>
-                <w:color w:val="222222"/>
-                <w:sz w:val="20"/>
+                <w:sz w:val="28"/>
+                <w:color w:val="000000"/>
               </w:rPr>
               <w:t xml:space="preserve">Формування рядків у форматі CSV та збереження на диск.</w:t>
             </w:r>
@@ -2376,7 +2559,7 @@
     <w:p>
       <w:pPr>
         <w:pBdr>
-          <w:bottom w:val="single" w:color="B0C4DE" w:sz="6"/>
+          <w:bottom w:val="single" w:color="888888" w:sz="6"/>
         </w:pBdr>
         <w:spacing w:before="120" w:after="120"/>
       </w:pPr>
@@ -2384,13 +2567,18 @@
     <w:p>
       <w:pPr>
         <w:spacing w:before="240" w:after="100" w:line="260" w:lineRule="auto"/>
-      </w:pPr>
-      <w:r>
-        <w:rPr>
-          <w:rFonts w:ascii="Times New Roman" w:hAnsi="Times New Roman" w:cs="Times New Roman"/>
-          <w:b/>
-          <w:color w:val="1B365D"/>
-          <w:sz w:val="28"/>
+        <w:rPr>
+          <w:rFonts w:ascii="Times New Roman" w:hAnsi="Times New Roman" w:cs="Times New Roman"/>
+          <w:color w:val="000000"/>
+          <w:sz w:val="28"/>
+        </w:rPr>
+      </w:pPr>
+      <w:r>
+        <w:rPr>
+          <w:rFonts w:ascii="Times New Roman" w:hAnsi="Times New Roman" w:cs="Times New Roman"/>
+          <w:b/>
+          <w:sz w:val="28"/>
+          <w:color w:val="000000"/>
         </w:rPr>
         <w:t xml:space="preserve">4. Порівняння Method-синтаксису та Query-синтаксису</w:t>
       </w:r>
@@ -2403,8 +2591,6 @@
           <w:bottom w:val="single" w:color="CCCCCC" w:sz="4"/>
           <w:left w:val="single" w:color="003366" w:sz="12"/>
           <w:right w:val="single" w:color="CCCCCC" w:sz="4"/>
-          <w:insideH w:val="none"/>
-          <w:insideV w:val="none"/>
         </w:tblBorders>
         <w:tblCellMar>
           <w:top w:w="120"/>
@@ -2424,9 +2610,9 @@
             </w:pPr>
             <w:r>
               <w:rPr>
-                <w:rFonts w:ascii="Consolas" w:hAnsi="Consolas" w:eastAsia="Consolas" w:cs="Consolas"/>
-                <w:color w:val="1A1A1A"/>
-                <w:sz w:val="19"/>
+                <w:rFonts w:ascii="Times New Roman" w:hAnsi="Times New Roman" w:eastAsia="Consolas" w:cs="Times New Roman"/>
+                <w:sz w:val="28"/>
+                <w:color w:val="000000"/>
               </w:rPr>
               <w:t xml:space="preserve">// 1. Method Syntax (методи розширення та лямбди)</w:t>
             </w:r>
@@ -2437,9 +2623,9 @@
             </w:pPr>
             <w:r>
               <w:rPr>
-                <w:rFonts w:ascii="Consolas" w:hAnsi="Consolas" w:eastAsia="Consolas" w:cs="Consolas"/>
-                <w:color w:val="1A1A1A"/>
-                <w:sz w:val="19"/>
+                <w:rFonts w:ascii="Times New Roman" w:hAnsi="Times New Roman" w:eastAsia="Consolas" w:cs="Times New Roman"/>
+                <w:sz w:val="28"/>
+                <w:color w:val="000000"/>
               </w:rPr>
               <w:t xml:space="preserve">var methodResult = students</w:t>
             </w:r>
@@ -2450,9 +2636,9 @@
             </w:pPr>
             <w:r>
               <w:rPr>
-                <w:rFonts w:ascii="Consolas" w:hAnsi="Consolas" w:eastAsia="Consolas" w:cs="Consolas"/>
-                <w:color w:val="1A1A1A"/>
-                <w:sz w:val="19"/>
+                <w:rFonts w:ascii="Times New Roman" w:hAnsi="Times New Roman" w:eastAsia="Consolas" w:cs="Times New Roman"/>
+                <w:sz w:val="28"/>
+                <w:color w:val="000000"/>
               </w:rPr>
               <w:t xml:space="preserve">    .GroupBy(s =&gt; s.Group)</w:t>
             </w:r>
@@ -2463,9 +2649,9 @@
             </w:pPr>
             <w:r>
               <w:rPr>
-                <w:rFonts w:ascii="Consolas" w:hAnsi="Consolas" w:eastAsia="Consolas" w:cs="Consolas"/>
-                <w:color w:val="1A1A1A"/>
-                <w:sz w:val="19"/>
+                <w:rFonts w:ascii="Times New Roman" w:hAnsi="Times New Roman" w:eastAsia="Consolas" w:cs="Times New Roman"/>
+                <w:sz w:val="28"/>
+                <w:color w:val="000000"/>
               </w:rPr>
               <w:t xml:space="preserve">    .Select(g =&gt; new { Group = g.Key, Avg = g.Average(s =&gt; s.Score) })</w:t>
             </w:r>
@@ -2476,9 +2662,9 @@
             </w:pPr>
             <w:r>
               <w:rPr>
-                <w:rFonts w:ascii="Consolas" w:hAnsi="Consolas" w:eastAsia="Consolas" w:cs="Consolas"/>
-                <w:color w:val="1A1A1A"/>
-                <w:sz w:val="19"/>
+                <w:rFonts w:ascii="Times New Roman" w:hAnsi="Times New Roman" w:eastAsia="Consolas" w:cs="Times New Roman"/>
+                <w:sz w:val="28"/>
+                <w:color w:val="000000"/>
               </w:rPr>
               <w:t xml:space="preserve">    .OrderByDescending(x =&gt; x.Avg);</w:t>
             </w:r>
@@ -2489,9 +2675,9 @@
             </w:pPr>
             <w:r>
               <w:rPr>
-                <w:rFonts w:ascii="Consolas" w:hAnsi="Consolas" w:eastAsia="Consolas" w:cs="Consolas"/>
-                <w:color w:val="1A1A1A"/>
-                <w:sz w:val="19"/>
+                <w:rFonts w:ascii="Times New Roman" w:hAnsi="Times New Roman" w:eastAsia="Consolas" w:cs="Times New Roman"/>
+                <w:sz w:val="28"/>
+                <w:color w:val="000000"/>
               </w:rPr>
               <w:t xml:space="preserve"/>
             </w:r>
@@ -2502,9 +2688,9 @@
             </w:pPr>
             <w:r>
               <w:rPr>
-                <w:rFonts w:ascii="Consolas" w:hAnsi="Consolas" w:eastAsia="Consolas" w:cs="Consolas"/>
-                <w:color w:val="1A1A1A"/>
-                <w:sz w:val="19"/>
+                <w:rFonts w:ascii="Times New Roman" w:hAnsi="Times New Roman" w:eastAsia="Consolas" w:cs="Times New Roman"/>
+                <w:sz w:val="28"/>
+                <w:color w:val="000000"/>
               </w:rPr>
               <w:t xml:space="preserve">// 2. Query Syntax (декларативний SQL-подібний вираз)</w:t>
             </w:r>
@@ -2515,9 +2701,9 @@
             </w:pPr>
             <w:r>
               <w:rPr>
-                <w:rFonts w:ascii="Consolas" w:hAnsi="Consolas" w:eastAsia="Consolas" w:cs="Consolas"/>
-                <w:color w:val="1A1A1A"/>
-                <w:sz w:val="19"/>
+                <w:rFonts w:ascii="Times New Roman" w:hAnsi="Times New Roman" w:eastAsia="Consolas" w:cs="Times New Roman"/>
+                <w:sz w:val="28"/>
+                <w:color w:val="000000"/>
               </w:rPr>
               <w:t xml:space="preserve">var queryResult = from s in students</w:t>
             </w:r>
@@ -2528,9 +2714,9 @@
             </w:pPr>
             <w:r>
               <w:rPr>
-                <w:rFonts w:ascii="Consolas" w:hAnsi="Consolas" w:eastAsia="Consolas" w:cs="Consolas"/>
-                <w:color w:val="1A1A1A"/>
-                <w:sz w:val="19"/>
+                <w:rFonts w:ascii="Times New Roman" w:hAnsi="Times New Roman" w:eastAsia="Consolas" w:cs="Times New Roman"/>
+                <w:sz w:val="28"/>
+                <w:color w:val="000000"/>
               </w:rPr>
               <w:t xml:space="preserve">                  group s by s.Group into g</w:t>
             </w:r>
@@ -2541,9 +2727,9 @@
             </w:pPr>
             <w:r>
               <w:rPr>
-                <w:rFonts w:ascii="Consolas" w:hAnsi="Consolas" w:eastAsia="Consolas" w:cs="Consolas"/>
-                <w:color w:val="1A1A1A"/>
-                <w:sz w:val="19"/>
+                <w:rFonts w:ascii="Times New Roman" w:hAnsi="Times New Roman" w:eastAsia="Consolas" w:cs="Times New Roman"/>
+                <w:sz w:val="28"/>
+                <w:color w:val="000000"/>
               </w:rPr>
               <w:t xml:space="preserve">                  orderby g.Average(x =&gt; x.Score) descending</w:t>
             </w:r>
@@ -2554,9 +2740,9 @@
             </w:pPr>
             <w:r>
               <w:rPr>
-                <w:rFonts w:ascii="Consolas" w:hAnsi="Consolas" w:eastAsia="Consolas" w:cs="Consolas"/>
-                <w:color w:val="1A1A1A"/>
-                <w:sz w:val="19"/>
+                <w:rFonts w:ascii="Times New Roman" w:hAnsi="Times New Roman" w:eastAsia="Consolas" w:cs="Times New Roman"/>
+                <w:sz w:val="28"/>
+                <w:color w:val="000000"/>
               </w:rPr>
               <w:t xml:space="preserve">                  select new { Group = g.Key, Avg = g.Average(x =&gt; x.Score) };</w:t>
             </w:r>
@@ -2567,7 +2753,7 @@
     <w:p>
       <w:pPr>
         <w:pBdr>
-          <w:bottom w:val="single" w:color="B0C4DE" w:sz="6"/>
+          <w:bottom w:val="single" w:color="888888" w:sz="6"/>
         </w:pBdr>
         <w:spacing w:before="120" w:after="120"/>
       </w:pPr>
@@ -2575,27 +2761,37 @@
     <w:p>
       <w:pPr>
         <w:spacing w:before="240" w:after="100" w:line="260" w:lineRule="auto"/>
-      </w:pPr>
-      <w:r>
-        <w:rPr>
-          <w:rFonts w:ascii="Times New Roman" w:hAnsi="Times New Roman" w:cs="Times New Roman"/>
-          <w:b/>
-          <w:color w:val="1B365D"/>
-          <w:sz w:val="28"/>
+        <w:rPr>
+          <w:rFonts w:ascii="Times New Roman" w:hAnsi="Times New Roman" w:cs="Times New Roman"/>
+          <w:color w:val="000000"/>
+          <w:sz w:val="28"/>
+        </w:rPr>
+      </w:pPr>
+      <w:r>
+        <w:rPr>
+          <w:rFonts w:ascii="Times New Roman" w:hAnsi="Times New Roman" w:cs="Times New Roman"/>
+          <w:b/>
+          <w:sz w:val="28"/>
+          <w:color w:val="000000"/>
         </w:rPr>
         <w:t xml:space="preserve">5. Зразки консольного виведення</w:t>
       </w:r>
     </w:p>
     <w:p>
       <w:pPr>
-        <w:spacing w:before="180" w:after="80" w:line="260" w:lineRule="auto"/>
-      </w:pPr>
-      <w:r>
-        <w:rPr>
-          <w:rFonts w:ascii="Times New Roman" w:hAnsi="Times New Roman" w:cs="Times New Roman"/>
-          <w:b/>
-          <w:color w:val="2C3E50"/>
-          <w:sz w:val="24"/>
+        <w:spacing w:before="240" w:after="100" w:line="260" w:lineRule="auto"/>
+        <w:rPr>
+          <w:rFonts w:ascii="Times New Roman" w:hAnsi="Times New Roman" w:cs="Times New Roman"/>
+          <w:color w:val="000000"/>
+          <w:sz w:val="28"/>
+        </w:rPr>
+      </w:pPr>
+      <w:r>
+        <w:rPr>
+          <w:rFonts w:ascii="Times New Roman" w:hAnsi="Times New Roman" w:cs="Times New Roman"/>
+          <w:b/>
+          <w:sz w:val="28"/>
+          <w:color w:val="000000"/>
         </w:rPr>
         <w:t xml:space="preserve">5.1. Рейтинг груп та Топ-5</w:t>
       </w:r>
@@ -2608,8 +2804,6 @@
           <w:bottom w:val="single" w:color="CCCCCC" w:sz="4"/>
           <w:left w:val="single" w:color="003366" w:sz="12"/>
           <w:right w:val="single" w:color="CCCCCC" w:sz="4"/>
-          <w:insideH w:val="none"/>
-          <w:insideV w:val="none"/>
         </w:tblBorders>
         <w:tblCellMar>
           <w:top w:w="120"/>
@@ -2629,9 +2823,9 @@
             </w:pPr>
             <w:r>
               <w:rPr>
-                <w:rFonts w:ascii="Consolas" w:hAnsi="Consolas" w:eastAsia="Consolas" w:cs="Consolas"/>
-                <w:color w:val="1A1A1A"/>
-                <w:sz w:val="19"/>
+                <w:rFonts w:ascii="Times New Roman" w:hAnsi="Times New Roman" w:eastAsia="Consolas" w:cs="Times New Roman"/>
+                <w:sz w:val="28"/>
+                <w:color w:val="000000"/>
               </w:rPr>
               <w:t xml:space="preserve">--- 2. Середній бал за групами (GroupBy + Average) ---</w:t>
             </w:r>
@@ -2642,9 +2836,9 @@
             </w:pPr>
             <w:r>
               <w:rPr>
-                <w:rFonts w:ascii="Consolas" w:hAnsi="Consolas" w:eastAsia="Consolas" w:cs="Consolas"/>
-                <w:color w:val="1A1A1A"/>
-                <w:sz w:val="19"/>
+                <w:rFonts w:ascii="Times New Roman" w:hAnsi="Times New Roman" w:eastAsia="Consolas" w:cs="Times New Roman"/>
+                <w:sz w:val="28"/>
+                <w:color w:val="000000"/>
               </w:rPr>
               <w:t xml:space="preserve">Результати (Method-синтаксис):</w:t>
             </w:r>
@@ -2655,9 +2849,9 @@
             </w:pPr>
             <w:r>
               <w:rPr>
-                <w:rFonts w:ascii="Consolas" w:hAnsi="Consolas" w:eastAsia="Consolas" w:cs="Consolas"/>
-                <w:color w:val="1A1A1A"/>
-                <w:sz w:val="19"/>
+                <w:rFonts w:ascii="Times New Roman" w:hAnsi="Times New Roman" w:eastAsia="Consolas" w:cs="Times New Roman"/>
+                <w:sz w:val="28"/>
+                <w:color w:val="000000"/>
               </w:rPr>
               <w:t xml:space="preserve">  Група: ПЗ-22   | Середній бал: 77.00 | Студентів:  6</w:t>
             </w:r>
@@ -2668,9 +2862,9 @@
             </w:pPr>
             <w:r>
               <w:rPr>
-                <w:rFonts w:ascii="Consolas" w:hAnsi="Consolas" w:eastAsia="Consolas" w:cs="Consolas"/>
-                <w:color w:val="1A1A1A"/>
-                <w:sz w:val="19"/>
+                <w:rFonts w:ascii="Times New Roman" w:hAnsi="Times New Roman" w:eastAsia="Consolas" w:cs="Times New Roman"/>
+                <w:sz w:val="28"/>
+                <w:color w:val="000000"/>
               </w:rPr>
               <w:t xml:space="preserve">  Група: ПЗ-21   | Середній бал: 76.17 | Студентів:  6</w:t>
             </w:r>
@@ -2681,9 +2875,9 @@
             </w:pPr>
             <w:r>
               <w:rPr>
-                <w:rFonts w:ascii="Consolas" w:hAnsi="Consolas" w:eastAsia="Consolas" w:cs="Consolas"/>
-                <w:color w:val="1A1A1A"/>
-                <w:sz w:val="19"/>
+                <w:rFonts w:ascii="Times New Roman" w:hAnsi="Times New Roman" w:eastAsia="Consolas" w:cs="Times New Roman"/>
+                <w:sz w:val="28"/>
+                <w:color w:val="000000"/>
               </w:rPr>
               <w:t xml:space="preserve">  Група: ІПЗ-21  | Середній бал: 75.14 | Студентів:  7</w:t>
             </w:r>
@@ -2694,9 +2888,9 @@
             </w:pPr>
             <w:r>
               <w:rPr>
-                <w:rFonts w:ascii="Consolas" w:hAnsi="Consolas" w:eastAsia="Consolas" w:cs="Consolas"/>
-                <w:color w:val="1A1A1A"/>
-                <w:sz w:val="19"/>
+                <w:rFonts w:ascii="Times New Roman" w:hAnsi="Times New Roman" w:eastAsia="Consolas" w:cs="Times New Roman"/>
+                <w:sz w:val="28"/>
+                <w:color w:val="000000"/>
               </w:rPr>
               <w:t xml:space="preserve">  Група: КН-21   | Середній бал: 74.17 | Студентів:  6</w:t>
             </w:r>
@@ -2707,9 +2901,9 @@
             </w:pPr>
             <w:r>
               <w:rPr>
-                <w:rFonts w:ascii="Consolas" w:hAnsi="Consolas" w:eastAsia="Consolas" w:cs="Consolas"/>
-                <w:color w:val="1A1A1A"/>
-                <w:sz w:val="19"/>
+                <w:rFonts w:ascii="Times New Roman" w:hAnsi="Times New Roman" w:eastAsia="Consolas" w:cs="Times New Roman"/>
+                <w:sz w:val="28"/>
+                <w:color w:val="000000"/>
               </w:rPr>
               <w:t xml:space="preserve"/>
             </w:r>
@@ -2720,9 +2914,9 @@
             </w:pPr>
             <w:r>
               <w:rPr>
-                <w:rFonts w:ascii="Consolas" w:hAnsi="Consolas" w:eastAsia="Consolas" w:cs="Consolas"/>
-                <w:color w:val="1A1A1A"/>
-                <w:sz w:val="19"/>
+                <w:rFonts w:ascii="Times New Roman" w:hAnsi="Times New Roman" w:eastAsia="Consolas" w:cs="Times New Roman"/>
+                <w:sz w:val="28"/>
+                <w:color w:val="000000"/>
               </w:rPr>
               <w:t xml:space="preserve">--- 3. Топ-5 студентів за успішністю ---</w:t>
             </w:r>
@@ -2733,9 +2927,9 @@
             </w:pPr>
             <w:r>
               <w:rPr>
-                <w:rFonts w:ascii="Consolas" w:hAnsi="Consolas" w:eastAsia="Consolas" w:cs="Consolas"/>
-                <w:color w:val="1A1A1A"/>
-                <w:sz w:val="19"/>
+                <w:rFonts w:ascii="Times New Roman" w:hAnsi="Times New Roman" w:eastAsia="Consolas" w:cs="Times New Roman"/>
+                <w:sz w:val="28"/>
+                <w:color w:val="000000"/>
               </w:rPr>
               <w:t xml:space="preserve">  # 1. Ткаченко Олена         | Група: ПЗ-22   | Бал: 98</w:t>
             </w:r>
@@ -2746,9 +2940,9 @@
             </w:pPr>
             <w:r>
               <w:rPr>
-                <w:rFonts w:ascii="Consolas" w:hAnsi="Consolas" w:eastAsia="Consolas" w:cs="Consolas"/>
-                <w:color w:val="1A1A1A"/>
-                <w:sz w:val="19"/>
+                <w:rFonts w:ascii="Times New Roman" w:hAnsi="Times New Roman" w:eastAsia="Consolas" w:cs="Times New Roman"/>
+                <w:sz w:val="28"/>
+                <w:color w:val="000000"/>
               </w:rPr>
               <w:t xml:space="preserve">  # 2. Коваленко Сергій       | Група: ІПЗ-21  | Бал: 96</w:t>
             </w:r>
@@ -2759,9 +2953,9 @@
             </w:pPr>
             <w:r>
               <w:rPr>
-                <w:rFonts w:ascii="Consolas" w:hAnsi="Consolas" w:eastAsia="Consolas" w:cs="Consolas"/>
-                <w:color w:val="1A1A1A"/>
-                <w:sz w:val="19"/>
+                <w:rFonts w:ascii="Times New Roman" w:hAnsi="Times New Roman" w:eastAsia="Consolas" w:cs="Times New Roman"/>
+                <w:sz w:val="28"/>
+                <w:color w:val="000000"/>
               </w:rPr>
               <w:t xml:space="preserve">  # 3. Іваненко Олександр     | Група: ПЗ-21   | Бал: 95</w:t>
             </w:r>
@@ -2772,9 +2966,9 @@
             </w:pPr>
             <w:r>
               <w:rPr>
-                <w:rFonts w:ascii="Consolas" w:hAnsi="Consolas" w:eastAsia="Consolas" w:cs="Consolas"/>
-                <w:color w:val="1A1A1A"/>
-                <w:sz w:val="19"/>
+                <w:rFonts w:ascii="Times New Roman" w:hAnsi="Times New Roman" w:eastAsia="Consolas" w:cs="Times New Roman"/>
+                <w:sz w:val="28"/>
+                <w:color w:val="000000"/>
               </w:rPr>
               <w:t xml:space="preserve">  # 4. Руденко Анастасія      | Група: КН-21   | Бал: 94</w:t>
             </w:r>
@@ -2785,9 +2979,9 @@
             </w:pPr>
             <w:r>
               <w:rPr>
-                <w:rFonts w:ascii="Consolas" w:hAnsi="Consolas" w:eastAsia="Consolas" w:cs="Consolas"/>
-                <w:color w:val="1A1A1A"/>
-                <w:sz w:val="19"/>
+                <w:rFonts w:ascii="Times New Roman" w:hAnsi="Times New Roman" w:eastAsia="Consolas" w:cs="Times New Roman"/>
+                <w:sz w:val="28"/>
+                <w:color w:val="000000"/>
               </w:rPr>
               <w:t xml:space="preserve">  # 5. Шевченко Вікторія      | Група: ПЗ-21   | Бал: 91</w:t>
             </w:r>
@@ -2797,14 +2991,19 @@
     </w:tbl>
     <w:p>
       <w:pPr>
-        <w:spacing w:before="180" w:after="80" w:line="260" w:lineRule="auto"/>
-      </w:pPr>
-      <w:r>
-        <w:rPr>
-          <w:rFonts w:ascii="Times New Roman" w:hAnsi="Times New Roman" w:cs="Times New Roman"/>
-          <w:b/>
-          <w:color w:val="2C3E50"/>
-          <w:sz w:val="24"/>
+        <w:spacing w:before="240" w:after="100" w:line="260" w:lineRule="auto"/>
+        <w:rPr>
+          <w:rFonts w:ascii="Times New Roman" w:hAnsi="Times New Roman" w:cs="Times New Roman"/>
+          <w:color w:val="000000"/>
+          <w:sz w:val="28"/>
+        </w:rPr>
+      </w:pPr>
+      <w:r>
+        <w:rPr>
+          <w:rFonts w:ascii="Times New Roman" w:hAnsi="Times New Roman" w:cs="Times New Roman"/>
+          <w:b/>
+          <w:sz w:val="28"/>
+          <w:color w:val="000000"/>
         </w:rPr>
         <w:t xml:space="preserve">5.2. Граничний випадок (пошук неіснуючої групи)</w:t>
       </w:r>
@@ -2817,8 +3016,6 @@
           <w:bottom w:val="single" w:color="CCCCCC" w:sz="4"/>
           <w:left w:val="single" w:color="003366" w:sz="12"/>
           <w:right w:val="single" w:color="CCCCCC" w:sz="4"/>
-          <w:insideH w:val="none"/>
-          <w:insideV w:val="none"/>
         </w:tblBorders>
         <w:tblCellMar>
           <w:top w:w="120"/>
@@ -2838,9 +3035,9 @@
             </w:pPr>
             <w:r>
               <w:rPr>
-                <w:rFonts w:ascii="Consolas" w:hAnsi="Consolas" w:eastAsia="Consolas" w:cs="Consolas"/>
-                <w:color w:val="1A1A1A"/>
-                <w:sz w:val="19"/>
+                <w:rFonts w:ascii="Times New Roman" w:hAnsi="Times New Roman" w:eastAsia="Consolas" w:cs="Times New Roman"/>
+                <w:sz w:val="28"/>
+                <w:color w:val="000000"/>
               </w:rPr>
               <w:t xml:space="preserve">Введіть назву групи: ПЗ-99</w:t>
             </w:r>
@@ -2851,9 +3048,9 @@
             </w:pPr>
             <w:r>
               <w:rPr>
-                <w:rFonts w:ascii="Consolas" w:hAnsi="Consolas" w:eastAsia="Consolas" w:cs="Consolas"/>
-                <w:color w:val="1A1A1A"/>
-                <w:sz w:val="19"/>
+                <w:rFonts w:ascii="Times New Roman" w:hAnsi="Times New Roman" w:eastAsia="Consolas" w:cs="Times New Roman"/>
+                <w:sz w:val="28"/>
+                <w:color w:val="000000"/>
               </w:rPr>
               <w:t xml:space="preserve">[Граничний випадок]: Групу 'ПЗ-99' не знайдено серед даних!</w:t>
             </w:r>
@@ -2864,7 +3061,7 @@
     <w:p>
       <w:pPr>
         <w:pBdr>
-          <w:bottom w:val="single" w:color="B0C4DE" w:sz="6"/>
+          <w:bottom w:val="single" w:color="888888" w:sz="6"/>
         </w:pBdr>
         <w:spacing w:before="120" w:after="120"/>
       </w:pPr>
@@ -2872,28 +3069,83 @@
     <w:p>
       <w:pPr>
         <w:spacing w:before="240" w:after="100" w:line="260" w:lineRule="auto"/>
-      </w:pPr>
-      <w:r>
-        <w:rPr>
-          <w:rFonts w:ascii="Times New Roman" w:hAnsi="Times New Roman" w:cs="Times New Roman"/>
-          <w:b/>
-          <w:color w:val="1B365D"/>
-          <w:sz w:val="28"/>
+        <w:rPr>
+          <w:rFonts w:ascii="Times New Roman" w:hAnsi="Times New Roman" w:cs="Times New Roman"/>
+          <w:color w:val="000000"/>
+          <w:sz w:val="28"/>
+        </w:rPr>
+      </w:pPr>
+      <w:r>
+        <w:rPr>
+          <w:rFonts w:ascii="Times New Roman" w:hAnsi="Times New Roman" w:cs="Times New Roman"/>
+          <w:b/>
+          <w:sz w:val="28"/>
+          <w:color w:val="000000"/>
         </w:rPr>
         <w:t xml:space="preserve">6. Посилання на репозиторій</w:t>
       </w:r>
     </w:p>
     <w:p>
       <w:pPr>
+        <w:ind w:left="720" w:hanging="360"/>
         <w:spacing w:before="0" w:after="60" w:line="240" w:lineRule="auto"/>
+        <w:rPr>
+          <w:rFonts w:ascii="Times New Roman" w:hAnsi="Times New Roman" w:cs="Times New Roman"/>
+          <w:color w:val="000000"/>
+          <w:sz w:val="28"/>
+        </w:rPr>
+      </w:pPr>
+      <w:r>
+        <w:rPr>
+          <w:rFonts w:ascii="Times New Roman" w:hAnsi="Times New Roman"/>
+          <w:color w:val="000000"/>
+          <w:sz w:val="28"/>
+          <w:b/>
+        </w:rPr>
+        <w:t xml:space="preserve">• </w:t>
+      </w:r>
+      <w:r>
+        <w:rPr>
+          <w:rFonts w:ascii="Times New Roman" w:hAnsi="Times New Roman" w:cs="Times New Roman"/>
+          <w:b/>
+          <w:sz w:val="28"/>
+          <w:color w:val="000000"/>
+        </w:rPr>
+        <w:t xml:space="preserve">URL репозиторію:</w:t>
+      </w:r>
+      <w:r>
+        <w:rPr>
+          <w:rFonts w:ascii="Times New Roman" w:hAnsi="Times New Roman" w:cs="Times New Roman"/>
+          <w:sz w:val="28"/>
+          <w:color w:val="000000"/>
+        </w:rPr>
+        <w:t xml:space="preserve"> </w:t>
+      </w:r>
+      <w:r>
+        <w:rPr>
+          <w:rFonts w:ascii="Times New Roman" w:hAnsi="Times New Roman"/>
+          <w:sz w:val="28"/>
+          <w:color w:val="000000"/>
+        </w:rPr>
+        <w:t xml:space="preserve">https://github.com/&lt;ваш_аккаунт&gt;/dotnet-labs-&lt;прізвище&gt;</w:t>
+      </w:r>
+    </w:p>
+    <w:p>
+      <w:pPr>
         <w:ind w:left="720" w:hanging="360"/>
-      </w:pPr>
-      <w:r>
-        <w:rPr>
-          <w:rFonts w:ascii="Calibri" w:hAnsi="Calibri"/>
-          <w:b/>
-          <w:color w:val="003366"/>
-          <w:sz w:val="22"/>
+        <w:spacing w:before="0" w:after="60" w:line="240" w:lineRule="auto"/>
+        <w:rPr>
+          <w:rFonts w:ascii="Times New Roman" w:hAnsi="Times New Roman" w:cs="Times New Roman"/>
+          <w:color w:val="000000"/>
+          <w:sz w:val="28"/>
+        </w:rPr>
+      </w:pPr>
+      <w:r>
+        <w:rPr>
+          <w:rFonts w:ascii="Times New Roman" w:hAnsi="Times New Roman"/>
+          <w:color w:val="000000"/>
+          <w:sz w:val="28"/>
+          <w:b/>
         </w:rPr>
         <w:t xml:space="preserve">• </w:t>
       </w:r>
@@ -2901,66 +3153,24 @@
         <w:rPr>
           <w:rFonts w:ascii="Times New Roman" w:hAnsi="Times New Roman" w:cs="Times New Roman"/>
           <w:b/>
-          <w:color w:val="222222"/>
-          <w:sz w:val="22"/>
-        </w:rPr>
-        <w:t xml:space="preserve">URL репозиторію:</w:t>
-      </w:r>
-      <w:r>
-        <w:rPr>
-          <w:rFonts w:ascii="Times New Roman" w:hAnsi="Times New Roman" w:cs="Times New Roman"/>
-          <w:color w:val="222222"/>
-          <w:sz w:val="22"/>
+          <w:sz w:val="28"/>
+          <w:color w:val="000000"/>
+        </w:rPr>
+        <w:t xml:space="preserve">Папка проєкту:</w:t>
+      </w:r>
+      <w:r>
+        <w:rPr>
+          <w:rFonts w:ascii="Times New Roman" w:hAnsi="Times New Roman" w:cs="Times New Roman"/>
+          <w:sz w:val="28"/>
+          <w:color w:val="000000"/>
         </w:rPr>
         <w:t xml:space="preserve"> </w:t>
       </w:r>
       <w:r>
         <w:rPr>
-          <w:rFonts w:ascii="Consolas" w:hAnsi="Consolas"/>
-          <w:color w:val="C7254E"/>
-          <w:sz w:val="20"/>
-          <w:shd w:val="clear" w:color="auto" w:fill="F9F2F4"/>
-        </w:rPr>
-        <w:t xml:space="preserve">https://github.com/&lt;ваш_аккаунт&gt;/dotnet-labs-&lt;прізвище&gt;</w:t>
-      </w:r>
-    </w:p>
-    <w:p>
-      <w:pPr>
-        <w:spacing w:before="0" w:after="60" w:line="240" w:lineRule="auto"/>
-        <w:ind w:left="720" w:hanging="360"/>
-      </w:pPr>
-      <w:r>
-        <w:rPr>
-          <w:rFonts w:ascii="Calibri" w:hAnsi="Calibri"/>
-          <w:b/>
-          <w:color w:val="003366"/>
-          <w:sz w:val="22"/>
-        </w:rPr>
-        <w:t xml:space="preserve">• </w:t>
-      </w:r>
-      <w:r>
-        <w:rPr>
-          <w:rFonts w:ascii="Times New Roman" w:hAnsi="Times New Roman" w:cs="Times New Roman"/>
-          <w:b/>
-          <w:color w:val="222222"/>
-          <w:sz w:val="22"/>
-        </w:rPr>
-        <w:t xml:space="preserve">Папка проєкту:</w:t>
-      </w:r>
-      <w:r>
-        <w:rPr>
-          <w:rFonts w:ascii="Times New Roman" w:hAnsi="Times New Roman" w:cs="Times New Roman"/>
-          <w:color w:val="222222"/>
-          <w:sz w:val="22"/>
-        </w:rPr>
-        <w:t xml:space="preserve"> </w:t>
-      </w:r>
-      <w:r>
-        <w:rPr>
-          <w:rFonts w:ascii="Consolas" w:hAnsi="Consolas"/>
-          <w:color w:val="C7254E"/>
-          <w:sz w:val="20"/>
-          <w:shd w:val="clear" w:color="auto" w:fill="F9F2F4"/>
+          <w:rFonts w:ascii="Times New Roman" w:hAnsi="Times New Roman"/>
+          <w:sz w:val="28"/>
+          <w:color w:val="000000"/>
         </w:rPr>
         <w:t xml:space="preserve">/04-linq-to-objects</w:t>
       </w:r>
@@ -2968,7 +3178,7 @@
     <w:p>
       <w:pPr>
         <w:pBdr>
-          <w:bottom w:val="single" w:color="B0C4DE" w:sz="6"/>
+          <w:bottom w:val="single" w:color="888888" w:sz="6"/>
         </w:pBdr>
         <w:spacing w:before="120" w:after="120"/>
       </w:pPr>
@@ -2976,13 +3186,18 @@
     <w:p>
       <w:pPr>
         <w:spacing w:before="240" w:after="100" w:line="260" w:lineRule="auto"/>
-      </w:pPr>
-      <w:r>
-        <w:rPr>
-          <w:rFonts w:ascii="Times New Roman" w:hAnsi="Times New Roman" w:cs="Times New Roman"/>
-          <w:b/>
-          <w:color w:val="1B365D"/>
-          <w:sz w:val="28"/>
+        <w:rPr>
+          <w:rFonts w:ascii="Times New Roman" w:hAnsi="Times New Roman" w:cs="Times New Roman"/>
+          <w:color w:val="000000"/>
+          <w:sz w:val="28"/>
+        </w:rPr>
+      </w:pPr>
+      <w:r>
+        <w:rPr>
+          <w:rFonts w:ascii="Times New Roman" w:hAnsi="Times New Roman" w:cs="Times New Roman"/>
+          <w:b/>
+          <w:sz w:val="28"/>
+          <w:color w:val="000000"/>
         </w:rPr>
         <w:t xml:space="preserve">7. Відповіді на контрольні питання</w:t>
       </w:r>
@@ -2990,13 +3205,18 @@
     <w:p>
       <w:pPr>
         <w:spacing w:before="0" w:after="120" w:line="260" w:lineRule="auto"/>
-      </w:pPr>
-      <w:r>
-        <w:rPr>
-          <w:rFonts w:ascii="Times New Roman" w:hAnsi="Times New Roman" w:cs="Times New Roman"/>
-          <w:b/>
-          <w:color w:val="222222"/>
-          <w:sz w:val="22"/>
+        <w:rPr>
+          <w:rFonts w:ascii="Times New Roman" w:hAnsi="Times New Roman" w:cs="Times New Roman"/>
+          <w:color w:val="000000"/>
+          <w:sz w:val="28"/>
+        </w:rPr>
+      </w:pPr>
+      <w:r>
+        <w:rPr>
+          <w:rFonts w:ascii="Times New Roman" w:hAnsi="Times New Roman" w:cs="Times New Roman"/>
+          <w:b/>
+          <w:sz w:val="28"/>
+          <w:color w:val="000000"/>
         </w:rPr>
         <w:t xml:space="preserve">1. У чому різниця між відкладеним (deferred) та негайним (immediate) виконанням LINQ-запиту? Наведіть приклад, коли це має значення.</w:t>
       </w:r>
@@ -3007,101 +3227,96 @@
         <w:rPr>
           <w:rFonts w:ascii="Times New Roman" w:hAnsi="Times New Roman" w:cs="Times New Roman"/>
           <w:i/>
-          <w:color w:val="222222"/>
-          <w:sz w:val="22"/>
+          <w:sz w:val="28"/>
+          <w:color w:val="000000"/>
         </w:rPr>
         <w:t xml:space="preserve">Відповідь:</w:t>
       </w:r>
       <w:r>
         <w:rPr>
           <w:rFonts w:ascii="Times New Roman" w:hAnsi="Times New Roman" w:cs="Times New Roman"/>
-          <w:color w:val="222222"/>
-          <w:sz w:val="22"/>
+          <w:sz w:val="28"/>
+          <w:color w:val="000000"/>
         </w:rPr>
         <w:t xml:space="preserve"> Більшість операторів LINQ (</w:t>
       </w:r>
       <w:r>
         <w:rPr>
-          <w:rFonts w:ascii="Consolas" w:hAnsi="Consolas"/>
-          <w:color w:val="C7254E"/>
-          <w:sz w:val="20"/>
-          <w:shd w:val="clear" w:color="auto" w:fill="F9F2F4"/>
+          <w:rFonts w:ascii="Times New Roman" w:hAnsi="Times New Roman"/>
+          <w:sz w:val="28"/>
+          <w:color w:val="000000"/>
         </w:rPr>
         <w:t xml:space="preserve">Where</w:t>
       </w:r>
       <w:r>
         <w:rPr>
           <w:rFonts w:ascii="Times New Roman" w:hAnsi="Times New Roman" w:cs="Times New Roman"/>
-          <w:color w:val="222222"/>
-          <w:sz w:val="22"/>
+          <w:sz w:val="28"/>
+          <w:color w:val="000000"/>
         </w:rPr>
         <w:t xml:space="preserve">, </w:t>
       </w:r>
       <w:r>
         <w:rPr>
-          <w:rFonts w:ascii="Consolas" w:hAnsi="Consolas"/>
-          <w:color w:val="C7254E"/>
-          <w:sz w:val="20"/>
-          <w:shd w:val="clear" w:color="auto" w:fill="F9F2F4"/>
+          <w:rFonts w:ascii="Times New Roman" w:hAnsi="Times New Roman"/>
+          <w:sz w:val="28"/>
+          <w:color w:val="000000"/>
         </w:rPr>
         <w:t xml:space="preserve">Select</w:t>
       </w:r>
       <w:r>
         <w:rPr>
           <w:rFonts w:ascii="Times New Roman" w:hAnsi="Times New Roman" w:cs="Times New Roman"/>
-          <w:color w:val="222222"/>
-          <w:sz w:val="22"/>
+          <w:sz w:val="28"/>
+          <w:color w:val="000000"/>
         </w:rPr>
         <w:t xml:space="preserve">, </w:t>
       </w:r>
       <w:r>
         <w:rPr>
-          <w:rFonts w:ascii="Consolas" w:hAnsi="Consolas"/>
-          <w:color w:val="C7254E"/>
-          <w:sz w:val="20"/>
-          <w:shd w:val="clear" w:color="auto" w:fill="F9F2F4"/>
+          <w:rFonts w:ascii="Times New Roman" w:hAnsi="Times New Roman"/>
+          <w:sz w:val="28"/>
+          <w:color w:val="000000"/>
         </w:rPr>
         <w:t xml:space="preserve">OrderBy</w:t>
       </w:r>
       <w:r>
         <w:rPr>
           <w:rFonts w:ascii="Times New Roman" w:hAnsi="Times New Roman" w:cs="Times New Roman"/>
-          <w:color w:val="222222"/>
-          <w:sz w:val="22"/>
+          <w:sz w:val="28"/>
+          <w:color w:val="000000"/>
         </w:rPr>
         <w:t xml:space="preserve">, </w:t>
       </w:r>
       <w:r>
         <w:rPr>
-          <w:rFonts w:ascii="Consolas" w:hAnsi="Consolas"/>
-          <w:color w:val="C7254E"/>
-          <w:sz w:val="20"/>
-          <w:shd w:val="clear" w:color="auto" w:fill="F9F2F4"/>
+          <w:rFonts w:ascii="Times New Roman" w:hAnsi="Times New Roman"/>
+          <w:sz w:val="28"/>
+          <w:color w:val="000000"/>
         </w:rPr>
         <w:t xml:space="preserve">GroupBy</w:t>
       </w:r>
       <w:r>
         <w:rPr>
           <w:rFonts w:ascii="Times New Roman" w:hAnsi="Times New Roman" w:cs="Times New Roman"/>
-          <w:color w:val="222222"/>
-          <w:sz w:val="22"/>
+          <w:sz w:val="28"/>
+          <w:color w:val="000000"/>
         </w:rPr>
         <w:t xml:space="preserve">) повертають </w:t>
       </w:r>
       <w:r>
         <w:rPr>
-          <w:rFonts w:ascii="Consolas" w:hAnsi="Consolas"/>
-          <w:color w:val="C7254E"/>
-          <w:sz w:val="20"/>
-          <w:shd w:val="clear" w:color="auto" w:fill="F9F2F4"/>
+          <w:rFonts w:ascii="Times New Roman" w:hAnsi="Times New Roman"/>
+          <w:sz w:val="28"/>
+          <w:color w:val="000000"/>
         </w:rPr>
         <w:t xml:space="preserve">IEnumerable&lt;T&gt;</w:t>
       </w:r>
       <w:r>
         <w:rPr>
           <w:rFonts w:ascii="Times New Roman" w:hAnsi="Times New Roman" w:cs="Times New Roman"/>
-          <w:color w:val="222222"/>
-          <w:sz w:val="22"/>
+          <w:sz w:val="28"/>
+          <w:color w:val="000000"/>
         </w:rPr>
         <w:t xml:space="preserve"> і виконуються </w:t>
       </w:r>
@@ -3109,135 +3324,128 @@
         <w:rPr>
           <w:rFonts w:ascii="Times New Roman" w:hAnsi="Times New Roman" w:cs="Times New Roman"/>
           <w:b/>
-          <w:color w:val="222222"/>
-          <w:sz w:val="22"/>
+          <w:sz w:val="28"/>
+          <w:color w:val="000000"/>
         </w:rPr>
         <w:t xml:space="preserve">відкладено</w:t>
       </w:r>
       <w:r>
         <w:rPr>
           <w:rFonts w:ascii="Times New Roman" w:hAnsi="Times New Roman" w:cs="Times New Roman"/>
-          <w:color w:val="222222"/>
-          <w:sz w:val="22"/>
+          <w:sz w:val="28"/>
+          <w:color w:val="000000"/>
         </w:rPr>
         <w:t xml:space="preserve"> — запит фактично обчислюється лише в момент ітерації (</w:t>
       </w:r>
       <w:r>
         <w:rPr>
-          <w:rFonts w:ascii="Consolas" w:hAnsi="Consolas"/>
-          <w:color w:val="C7254E"/>
-          <w:sz w:val="20"/>
-          <w:shd w:val="clear" w:color="auto" w:fill="F9F2F4"/>
+          <w:rFonts w:ascii="Times New Roman" w:hAnsi="Times New Roman"/>
+          <w:sz w:val="28"/>
+          <w:color w:val="000000"/>
         </w:rPr>
         <w:t xml:space="preserve">foreach</w:t>
       </w:r>
       <w:r>
         <w:rPr>
           <w:rFonts w:ascii="Times New Roman" w:hAnsi="Times New Roman" w:cs="Times New Roman"/>
-          <w:color w:val="222222"/>
-          <w:sz w:val="22"/>
+          <w:sz w:val="28"/>
+          <w:color w:val="000000"/>
         </w:rPr>
         <w:t xml:space="preserve">). Оператори негайного виконання (</w:t>
       </w:r>
       <w:r>
         <w:rPr>
-          <w:rFonts w:ascii="Consolas" w:hAnsi="Consolas"/>
-          <w:color w:val="C7254E"/>
-          <w:sz w:val="20"/>
-          <w:shd w:val="clear" w:color="auto" w:fill="F9F2F4"/>
+          <w:rFonts w:ascii="Times New Roman" w:hAnsi="Times New Roman"/>
+          <w:sz w:val="28"/>
+          <w:color w:val="000000"/>
         </w:rPr>
         <w:t xml:space="preserve">ToList()</w:t>
       </w:r>
       <w:r>
         <w:rPr>
           <w:rFonts w:ascii="Times New Roman" w:hAnsi="Times New Roman" w:cs="Times New Roman"/>
-          <w:color w:val="222222"/>
-          <w:sz w:val="22"/>
+          <w:sz w:val="28"/>
+          <w:color w:val="000000"/>
         </w:rPr>
         <w:t xml:space="preserve">, </w:t>
       </w:r>
       <w:r>
         <w:rPr>
-          <w:rFonts w:ascii="Consolas" w:hAnsi="Consolas"/>
-          <w:color w:val="C7254E"/>
-          <w:sz w:val="20"/>
-          <w:shd w:val="clear" w:color="auto" w:fill="F9F2F4"/>
+          <w:rFonts w:ascii="Times New Roman" w:hAnsi="Times New Roman"/>
+          <w:sz w:val="28"/>
+          <w:color w:val="000000"/>
         </w:rPr>
         <w:t xml:space="preserve">ToArray()</w:t>
       </w:r>
       <w:r>
         <w:rPr>
           <w:rFonts w:ascii="Times New Roman" w:hAnsi="Times New Roman" w:cs="Times New Roman"/>
-          <w:color w:val="222222"/>
-          <w:sz w:val="22"/>
+          <w:sz w:val="28"/>
+          <w:color w:val="000000"/>
         </w:rPr>
         <w:t xml:space="preserve">, </w:t>
       </w:r>
       <w:r>
         <w:rPr>
-          <w:rFonts w:ascii="Consolas" w:hAnsi="Consolas"/>
-          <w:color w:val="C7254E"/>
-          <w:sz w:val="20"/>
-          <w:shd w:val="clear" w:color="auto" w:fill="F9F2F4"/>
+          <w:rFonts w:ascii="Times New Roman" w:hAnsi="Times New Roman"/>
+          <w:sz w:val="28"/>
+          <w:color w:val="000000"/>
         </w:rPr>
         <w:t xml:space="preserve">Count()</w:t>
       </w:r>
       <w:r>
         <w:rPr>
           <w:rFonts w:ascii="Times New Roman" w:hAnsi="Times New Roman" w:cs="Times New Roman"/>
-          <w:color w:val="222222"/>
-          <w:sz w:val="22"/>
+          <w:sz w:val="28"/>
+          <w:color w:val="000000"/>
         </w:rPr>
         <w:t xml:space="preserve">, </w:t>
       </w:r>
       <w:r>
         <w:rPr>
-          <w:rFonts w:ascii="Consolas" w:hAnsi="Consolas"/>
-          <w:color w:val="C7254E"/>
-          <w:sz w:val="20"/>
-          <w:shd w:val="clear" w:color="auto" w:fill="F9F2F4"/>
+          <w:rFonts w:ascii="Times New Roman" w:hAnsi="Times New Roman"/>
+          <w:sz w:val="28"/>
+          <w:color w:val="000000"/>
         </w:rPr>
         <w:t xml:space="preserve">Average()</w:t>
       </w:r>
       <w:r>
         <w:rPr>
           <w:rFonts w:ascii="Times New Roman" w:hAnsi="Times New Roman" w:cs="Times New Roman"/>
-          <w:color w:val="222222"/>
-          <w:sz w:val="22"/>
+          <w:sz w:val="28"/>
+          <w:color w:val="000000"/>
         </w:rPr>
         <w:t xml:space="preserve">, </w:t>
       </w:r>
       <w:r>
         <w:rPr>
-          <w:rFonts w:ascii="Consolas" w:hAnsi="Consolas"/>
-          <w:color w:val="C7254E"/>
-          <w:sz w:val="20"/>
-          <w:shd w:val="clear" w:color="auto" w:fill="F9F2F4"/>
+          <w:rFonts w:ascii="Times New Roman" w:hAnsi="Times New Roman"/>
+          <w:sz w:val="28"/>
+          <w:color w:val="000000"/>
         </w:rPr>
         <w:t xml:space="preserve">First()</w:t>
       </w:r>
       <w:r>
         <w:rPr>
           <w:rFonts w:ascii="Times New Roman" w:hAnsi="Times New Roman" w:cs="Times New Roman"/>
-          <w:color w:val="222222"/>
-          <w:sz w:val="22"/>
+          <w:sz w:val="28"/>
+          <w:color w:val="000000"/>
         </w:rPr>
         <w:t xml:space="preserve">) обчислюють результат одразу та кешують його в пам'яті. Це критично, коли вихідна колекція змінюється після створення запиту: відкладений запит побачить нові дані, а негайний — лише ті, що були на момент виклику </w:t>
       </w:r>
       <w:r>
         <w:rPr>
-          <w:rFonts w:ascii="Consolas" w:hAnsi="Consolas"/>
-          <w:color w:val="C7254E"/>
-          <w:sz w:val="20"/>
-          <w:shd w:val="clear" w:color="auto" w:fill="F9F2F4"/>
+          <w:rFonts w:ascii="Times New Roman" w:hAnsi="Times New Roman"/>
+          <w:sz w:val="28"/>
+          <w:color w:val="000000"/>
         </w:rPr>
         <w:t xml:space="preserve">ToList()</w:t>
       </w:r>
       <w:r>
         <w:rPr>
           <w:rFonts w:ascii="Times New Roman" w:hAnsi="Times New Roman" w:cs="Times New Roman"/>
-          <w:color w:val="222222"/>
-          <w:sz w:val="22"/>
+          <w:sz w:val="28"/>
+          <w:color w:val="000000"/>
         </w:rPr>
         <w:t xml:space="preserve">.</w:t>
       </w:r>
@@ -3245,22 +3453,26 @@
     <w:p>
       <w:pPr>
         <w:spacing w:before="0" w:after="120" w:line="260" w:lineRule="auto"/>
-      </w:pPr>
-      <w:r>
-        <w:rPr>
-          <w:rFonts w:ascii="Times New Roman" w:hAnsi="Times New Roman" w:cs="Times New Roman"/>
-          <w:b/>
-          <w:color w:val="222222"/>
-          <w:sz w:val="22"/>
+        <w:rPr>
+          <w:rFonts w:ascii="Times New Roman" w:hAnsi="Times New Roman" w:cs="Times New Roman"/>
+          <w:color w:val="000000"/>
+          <w:sz w:val="28"/>
+        </w:rPr>
+      </w:pPr>
+      <w:r>
+        <w:rPr>
+          <w:rFonts w:ascii="Times New Roman" w:hAnsi="Times New Roman" w:cs="Times New Roman"/>
+          <w:b/>
+          <w:sz w:val="28"/>
+          <w:color w:val="000000"/>
         </w:rPr>
         <w:t xml:space="preserve">2. Чим </w:t>
       </w:r>
       <w:r>
         <w:rPr>
-          <w:rFonts w:ascii="Consolas" w:hAnsi="Consolas"/>
-          <w:color w:val="C7254E"/>
-          <w:sz w:val="20"/>
-          <w:shd w:val="clear" w:color="auto" w:fill="F9F2F4"/>
+          <w:rFonts w:ascii="Times New Roman" w:hAnsi="Times New Roman"/>
+          <w:sz w:val="28"/>
+          <w:color w:val="000000"/>
         </w:rPr>
         <w:t xml:space="preserve">Select</w:t>
       </w:r>
@@ -3268,17 +3480,16 @@
         <w:rPr>
           <w:rFonts w:ascii="Times New Roman" w:hAnsi="Times New Roman" w:cs="Times New Roman"/>
           <w:b/>
-          <w:color w:val="222222"/>
-          <w:sz w:val="22"/>
+          <w:sz w:val="28"/>
+          <w:color w:val="000000"/>
         </w:rPr>
         <w:t xml:space="preserve"> відрізняється від </w:t>
       </w:r>
       <w:r>
         <w:rPr>
-          <w:rFonts w:ascii="Consolas" w:hAnsi="Consolas"/>
-          <w:color w:val="C7254E"/>
-          <w:sz w:val="20"/>
-          <w:shd w:val="clear" w:color="auto" w:fill="F9F2F4"/>
+          <w:rFonts w:ascii="Times New Roman" w:hAnsi="Times New Roman"/>
+          <w:sz w:val="28"/>
+          <w:color w:val="000000"/>
         </w:rPr>
         <w:t xml:space="preserve">SelectMany</w:t>
       </w:r>
@@ -3286,8 +3497,8 @@
         <w:rPr>
           <w:rFonts w:ascii="Times New Roman" w:hAnsi="Times New Roman" w:cs="Times New Roman"/>
           <w:b/>
-          <w:color w:val="222222"/>
-          <w:sz w:val="22"/>
+          <w:sz w:val="28"/>
+          <w:color w:val="000000"/>
         </w:rPr>
         <w:t xml:space="preserve">?</w:t>
       </w:r>
@@ -3298,84 +3509,80 @@
         <w:rPr>
           <w:rFonts w:ascii="Times New Roman" w:hAnsi="Times New Roman" w:cs="Times New Roman"/>
           <w:i/>
-          <w:color w:val="222222"/>
-          <w:sz w:val="22"/>
+          <w:sz w:val="28"/>
+          <w:color w:val="000000"/>
         </w:rPr>
         <w:t xml:space="preserve">Відповідь:</w:t>
       </w:r>
       <w:r>
         <w:rPr>
           <w:rFonts w:ascii="Times New Roman" w:hAnsi="Times New Roman" w:cs="Times New Roman"/>
-          <w:color w:val="222222"/>
-          <w:sz w:val="22"/>
+          <w:sz w:val="28"/>
+          <w:color w:val="000000"/>
         </w:rPr>
         <w:t xml:space="preserve"> </w:t>
       </w:r>
       <w:r>
         <w:rPr>
-          <w:rFonts w:ascii="Consolas" w:hAnsi="Consolas"/>
-          <w:color w:val="C7254E"/>
-          <w:sz w:val="20"/>
-          <w:shd w:val="clear" w:color="auto" w:fill="F9F2F4"/>
+          <w:rFonts w:ascii="Times New Roman" w:hAnsi="Times New Roman"/>
+          <w:sz w:val="28"/>
+          <w:color w:val="000000"/>
         </w:rPr>
         <w:t xml:space="preserve">Select</w:t>
       </w:r>
       <w:r>
         <w:rPr>
           <w:rFonts w:ascii="Times New Roman" w:hAnsi="Times New Roman" w:cs="Times New Roman"/>
-          <w:color w:val="222222"/>
-          <w:sz w:val="22"/>
+          <w:sz w:val="28"/>
+          <w:color w:val="000000"/>
         </w:rPr>
         <w:t xml:space="preserve"> виконує проєкцію 1-до-1: для кожного елемента повертає рівно один новий елемент (якщо елемент містить список, повернеться послідовність списків </w:t>
       </w:r>
       <w:r>
         <w:rPr>
-          <w:rFonts w:ascii="Consolas" w:hAnsi="Consolas"/>
-          <w:color w:val="C7254E"/>
-          <w:sz w:val="20"/>
-          <w:shd w:val="clear" w:color="auto" w:fill="F9F2F4"/>
+          <w:rFonts w:ascii="Times New Roman" w:hAnsi="Times New Roman"/>
+          <w:sz w:val="28"/>
+          <w:color w:val="000000"/>
         </w:rPr>
         <w:t xml:space="preserve">IEnumerable&lt;List&lt;T&gt;&gt;</w:t>
       </w:r>
       <w:r>
         <w:rPr>
           <w:rFonts w:ascii="Times New Roman" w:hAnsi="Times New Roman" w:cs="Times New Roman"/>
-          <w:color w:val="222222"/>
-          <w:sz w:val="22"/>
+          <w:sz w:val="28"/>
+          <w:color w:val="000000"/>
         </w:rPr>
         <w:t xml:space="preserve">). </w:t>
       </w:r>
       <w:r>
         <w:rPr>
-          <w:rFonts w:ascii="Consolas" w:hAnsi="Consolas"/>
-          <w:color w:val="C7254E"/>
-          <w:sz w:val="20"/>
-          <w:shd w:val="clear" w:color="auto" w:fill="F9F2F4"/>
+          <w:rFonts w:ascii="Times New Roman" w:hAnsi="Times New Roman"/>
+          <w:sz w:val="28"/>
+          <w:color w:val="000000"/>
         </w:rPr>
         <w:t xml:space="preserve">SelectMany</w:t>
       </w:r>
       <w:r>
         <w:rPr>
           <w:rFonts w:ascii="Times New Roman" w:hAnsi="Times New Roman" w:cs="Times New Roman"/>
-          <w:color w:val="222222"/>
-          <w:sz w:val="22"/>
+          <w:sz w:val="28"/>
+          <w:color w:val="000000"/>
         </w:rPr>
         <w:t xml:space="preserve"> виконує сплощення (flattening) 1-до-багатьох: розгортає всі вкладені колекції в єдиний плаский потік елементів </w:t>
       </w:r>
       <w:r>
         <w:rPr>
-          <w:rFonts w:ascii="Consolas" w:hAnsi="Consolas"/>
-          <w:color w:val="C7254E"/>
-          <w:sz w:val="20"/>
-          <w:shd w:val="clear" w:color="auto" w:fill="F9F2F4"/>
+          <w:rFonts w:ascii="Times New Roman" w:hAnsi="Times New Roman"/>
+          <w:sz w:val="28"/>
+          <w:color w:val="000000"/>
         </w:rPr>
         <w:t xml:space="preserve">IEnumerable&lt;T&gt;</w:t>
       </w:r>
       <w:r>
         <w:rPr>
           <w:rFonts w:ascii="Times New Roman" w:hAnsi="Times New Roman" w:cs="Times New Roman"/>
-          <w:color w:val="222222"/>
-          <w:sz w:val="22"/>
+          <w:sz w:val="28"/>
+          <w:color w:val="000000"/>
         </w:rPr>
         <w:t xml:space="preserve">.</w:t>
       </w:r>
@@ -3383,22 +3590,26 @@
     <w:p>
       <w:pPr>
         <w:spacing w:before="0" w:after="120" w:line="260" w:lineRule="auto"/>
-      </w:pPr>
-      <w:r>
-        <w:rPr>
-          <w:rFonts w:ascii="Times New Roman" w:hAnsi="Times New Roman" w:cs="Times New Roman"/>
-          <w:b/>
-          <w:color w:val="222222"/>
-          <w:sz w:val="22"/>
+        <w:rPr>
+          <w:rFonts w:ascii="Times New Roman" w:hAnsi="Times New Roman" w:cs="Times New Roman"/>
+          <w:color w:val="000000"/>
+          <w:sz w:val="28"/>
+        </w:rPr>
+      </w:pPr>
+      <w:r>
+        <w:rPr>
+          <w:rFonts w:ascii="Times New Roman" w:hAnsi="Times New Roman" w:cs="Times New Roman"/>
+          <w:b/>
+          <w:sz w:val="28"/>
+          <w:color w:val="000000"/>
         </w:rPr>
         <w:t xml:space="preserve">3. Як реалізується групування (</w:t>
       </w:r>
       <w:r>
         <w:rPr>
-          <w:rFonts w:ascii="Consolas" w:hAnsi="Consolas"/>
-          <w:color w:val="C7254E"/>
-          <w:sz w:val="20"/>
-          <w:shd w:val="clear" w:color="auto" w:fill="F9F2F4"/>
+          <w:rFonts w:ascii="Times New Roman" w:hAnsi="Times New Roman"/>
+          <w:sz w:val="28"/>
+          <w:color w:val="000000"/>
         </w:rPr>
         <w:t xml:space="preserve">GroupBy</w:t>
       </w:r>
@@ -3406,8 +3617,8 @@
         <w:rPr>
           <w:rFonts w:ascii="Times New Roman" w:hAnsi="Times New Roman" w:cs="Times New Roman"/>
           <w:b/>
-          <w:color w:val="222222"/>
-          <w:sz w:val="22"/>
+          <w:sz w:val="28"/>
+          <w:color w:val="000000"/>
         </w:rPr>
         <w:t xml:space="preserve">) і які структури даних воно повертає?</w:t>
       </w:r>
@@ -3418,84 +3629,80 @@
         <w:rPr>
           <w:rFonts w:ascii="Times New Roman" w:hAnsi="Times New Roman" w:cs="Times New Roman"/>
           <w:i/>
-          <w:color w:val="222222"/>
-          <w:sz w:val="22"/>
+          <w:sz w:val="28"/>
+          <w:color w:val="000000"/>
         </w:rPr>
         <w:t xml:space="preserve">Відповідь:</w:t>
       </w:r>
       <w:r>
         <w:rPr>
           <w:rFonts w:ascii="Times New Roman" w:hAnsi="Times New Roman" w:cs="Times New Roman"/>
-          <w:color w:val="222222"/>
-          <w:sz w:val="22"/>
+          <w:sz w:val="28"/>
+          <w:color w:val="000000"/>
         </w:rPr>
         <w:t xml:space="preserve"> </w:t>
       </w:r>
       <w:r>
         <w:rPr>
-          <w:rFonts w:ascii="Consolas" w:hAnsi="Consolas"/>
-          <w:color w:val="C7254E"/>
-          <w:sz w:val="20"/>
-          <w:shd w:val="clear" w:color="auto" w:fill="F9F2F4"/>
+          <w:rFonts w:ascii="Times New Roman" w:hAnsi="Times New Roman"/>
+          <w:sz w:val="28"/>
+          <w:color w:val="000000"/>
         </w:rPr>
         <w:t xml:space="preserve">GroupBy</w:t>
       </w:r>
       <w:r>
         <w:rPr>
           <w:rFonts w:ascii="Times New Roman" w:hAnsi="Times New Roman" w:cs="Times New Roman"/>
-          <w:color w:val="222222"/>
-          <w:sz w:val="22"/>
+          <w:sz w:val="28"/>
+          <w:color w:val="000000"/>
         </w:rPr>
         <w:t xml:space="preserve"> повертає послідовність об'єктів </w:t>
       </w:r>
       <w:r>
         <w:rPr>
-          <w:rFonts w:ascii="Consolas" w:hAnsi="Consolas"/>
-          <w:color w:val="C7254E"/>
-          <w:sz w:val="20"/>
-          <w:shd w:val="clear" w:color="auto" w:fill="F9F2F4"/>
+          <w:rFonts w:ascii="Times New Roman" w:hAnsi="Times New Roman"/>
+          <w:sz w:val="28"/>
+          <w:color w:val="000000"/>
         </w:rPr>
         <w:t xml:space="preserve">IEnumerable&lt;IGrouping&lt;TKey, TElement&gt;&gt;</w:t>
       </w:r>
       <w:r>
         <w:rPr>
           <w:rFonts w:ascii="Times New Roman" w:hAnsi="Times New Roman" w:cs="Times New Roman"/>
-          <w:color w:val="222222"/>
-          <w:sz w:val="22"/>
+          <w:sz w:val="28"/>
+          <w:color w:val="000000"/>
         </w:rPr>
         <w:t xml:space="preserve">. Кожна група реалізує інтерфейс </w:t>
       </w:r>
       <w:r>
         <w:rPr>
-          <w:rFonts w:ascii="Consolas" w:hAnsi="Consolas"/>
-          <w:color w:val="C7254E"/>
-          <w:sz w:val="20"/>
-          <w:shd w:val="clear" w:color="auto" w:fill="F9F2F4"/>
+          <w:rFonts w:ascii="Times New Roman" w:hAnsi="Times New Roman"/>
+          <w:sz w:val="28"/>
+          <w:color w:val="000000"/>
         </w:rPr>
         <w:t xml:space="preserve">IGrouping</w:t>
       </w:r>
       <w:r>
         <w:rPr>
           <w:rFonts w:ascii="Times New Roman" w:hAnsi="Times New Roman" w:cs="Times New Roman"/>
-          <w:color w:val="222222"/>
-          <w:sz w:val="22"/>
+          <w:sz w:val="28"/>
+          <w:color w:val="000000"/>
         </w:rPr>
         <w:t xml:space="preserve">, що містить властивість </w:t>
       </w:r>
       <w:r>
         <w:rPr>
-          <w:rFonts w:ascii="Consolas" w:hAnsi="Consolas"/>
-          <w:color w:val="C7254E"/>
-          <w:sz w:val="20"/>
-          <w:shd w:val="clear" w:color="auto" w:fill="F9F2F4"/>
+          <w:rFonts w:ascii="Times New Roman" w:hAnsi="Times New Roman"/>
+          <w:sz w:val="28"/>
+          <w:color w:val="000000"/>
         </w:rPr>
         <w:t xml:space="preserve">Key</w:t>
       </w:r>
       <w:r>
         <w:rPr>
           <w:rFonts w:ascii="Times New Roman" w:hAnsi="Times New Roman" w:cs="Times New Roman"/>
-          <w:color w:val="222222"/>
-          <w:sz w:val="22"/>
+          <w:sz w:val="28"/>
+          <w:color w:val="000000"/>
         </w:rPr>
         <w:t xml:space="preserve"> (ключ групування) і сама є перелічуваною послідовністю елементів, які мають даний ключ.</w:t>
       </w:r>
@@ -3503,22 +3710,26 @@
     <w:p>
       <w:pPr>
         <w:spacing w:before="0" w:after="120" w:line="260" w:lineRule="auto"/>
-      </w:pPr>
-      <w:r>
-        <w:rPr>
-          <w:rFonts w:ascii="Times New Roman" w:hAnsi="Times New Roman" w:cs="Times New Roman"/>
-          <w:b/>
-          <w:color w:val="222222"/>
-          <w:sz w:val="22"/>
+        <w:rPr>
+          <w:rFonts w:ascii="Times New Roman" w:hAnsi="Times New Roman" w:cs="Times New Roman"/>
+          <w:color w:val="000000"/>
+          <w:sz w:val="28"/>
+        </w:rPr>
+      </w:pPr>
+      <w:r>
+        <w:rPr>
+          <w:rFonts w:ascii="Times New Roman" w:hAnsi="Times New Roman" w:cs="Times New Roman"/>
+          <w:b/>
+          <w:sz w:val="28"/>
+          <w:color w:val="000000"/>
         </w:rPr>
         <w:t xml:space="preserve">4. У чому різниця між </w:t>
       </w:r>
       <w:r>
         <w:rPr>
-          <w:rFonts w:ascii="Consolas" w:hAnsi="Consolas"/>
-          <w:color w:val="C7254E"/>
-          <w:sz w:val="20"/>
-          <w:shd w:val="clear" w:color="auto" w:fill="F9F2F4"/>
+          <w:rFonts w:ascii="Times New Roman" w:hAnsi="Times New Roman"/>
+          <w:sz w:val="28"/>
+          <w:color w:val="000000"/>
         </w:rPr>
         <w:t xml:space="preserve">Join</w:t>
       </w:r>
@@ -3526,17 +3737,16 @@
         <w:rPr>
           <w:rFonts w:ascii="Times New Roman" w:hAnsi="Times New Roman" w:cs="Times New Roman"/>
           <w:b/>
-          <w:color w:val="222222"/>
-          <w:sz w:val="22"/>
+          <w:sz w:val="28"/>
+          <w:color w:val="000000"/>
         </w:rPr>
         <w:t xml:space="preserve"> та </w:t>
       </w:r>
       <w:r>
         <w:rPr>
-          <w:rFonts w:ascii="Consolas" w:hAnsi="Consolas"/>
-          <w:color w:val="C7254E"/>
-          <w:sz w:val="20"/>
-          <w:shd w:val="clear" w:color="auto" w:fill="F9F2F4"/>
+          <w:rFonts w:ascii="Times New Roman" w:hAnsi="Times New Roman"/>
+          <w:sz w:val="28"/>
+          <w:color w:val="000000"/>
         </w:rPr>
         <w:t xml:space="preserve">GroupJoin</w:t>
       </w:r>
@@ -3544,8 +3754,8 @@
         <w:rPr>
           <w:rFonts w:ascii="Times New Roman" w:hAnsi="Times New Roman" w:cs="Times New Roman"/>
           <w:b/>
-          <w:color w:val="222222"/>
-          <w:sz w:val="22"/>
+          <w:sz w:val="28"/>
+          <w:color w:val="000000"/>
         </w:rPr>
         <w:t xml:space="preserve">?</w:t>
       </w:r>
@@ -3556,84 +3766,80 @@
         <w:rPr>
           <w:rFonts w:ascii="Times New Roman" w:hAnsi="Times New Roman" w:cs="Times New Roman"/>
           <w:i/>
-          <w:color w:val="222222"/>
-          <w:sz w:val="22"/>
+          <w:sz w:val="28"/>
+          <w:color w:val="000000"/>
         </w:rPr>
         <w:t xml:space="preserve">Відповідь:</w:t>
       </w:r>
       <w:r>
         <w:rPr>
           <w:rFonts w:ascii="Times New Roman" w:hAnsi="Times New Roman" w:cs="Times New Roman"/>
-          <w:color w:val="222222"/>
-          <w:sz w:val="22"/>
+          <w:sz w:val="28"/>
+          <w:color w:val="000000"/>
         </w:rPr>
         <w:t xml:space="preserve"> </w:t>
       </w:r>
       <w:r>
         <w:rPr>
-          <w:rFonts w:ascii="Consolas" w:hAnsi="Consolas"/>
-          <w:color w:val="C7254E"/>
-          <w:sz w:val="20"/>
-          <w:shd w:val="clear" w:color="auto" w:fill="F9F2F4"/>
+          <w:rFonts w:ascii="Times New Roman" w:hAnsi="Times New Roman"/>
+          <w:sz w:val="28"/>
+          <w:color w:val="000000"/>
         </w:rPr>
         <w:t xml:space="preserve">Join</w:t>
       </w:r>
       <w:r>
         <w:rPr>
           <w:rFonts w:ascii="Times New Roman" w:hAnsi="Times New Roman" w:cs="Times New Roman"/>
-          <w:color w:val="222222"/>
-          <w:sz w:val="22"/>
+          <w:sz w:val="28"/>
+          <w:color w:val="000000"/>
         </w:rPr>
         <w:t xml:space="preserve"> виконує плоске з'єднання (еквівалент SQL </w:t>
       </w:r>
       <w:r>
         <w:rPr>
-          <w:rFonts w:ascii="Consolas" w:hAnsi="Consolas"/>
-          <w:color w:val="C7254E"/>
-          <w:sz w:val="20"/>
-          <w:shd w:val="clear" w:color="auto" w:fill="F9F2F4"/>
+          <w:rFonts w:ascii="Times New Roman" w:hAnsi="Times New Roman"/>
+          <w:sz w:val="28"/>
+          <w:color w:val="000000"/>
         </w:rPr>
         <w:t xml:space="preserve">INNER JOIN</w:t>
       </w:r>
       <w:r>
         <w:rPr>
           <w:rFonts w:ascii="Times New Roman" w:hAnsi="Times New Roman" w:cs="Times New Roman"/>
-          <w:color w:val="222222"/>
-          <w:sz w:val="22"/>
+          <w:sz w:val="28"/>
+          <w:color w:val="000000"/>
         </w:rPr>
         <w:t xml:space="preserve">): для кожного збігу створюється окрема пара елементів. </w:t>
       </w:r>
       <w:r>
         <w:rPr>
-          <w:rFonts w:ascii="Consolas" w:hAnsi="Consolas"/>
-          <w:color w:val="C7254E"/>
-          <w:sz w:val="20"/>
-          <w:shd w:val="clear" w:color="auto" w:fill="F9F2F4"/>
+          <w:rFonts w:ascii="Times New Roman" w:hAnsi="Times New Roman"/>
+          <w:sz w:val="28"/>
+          <w:color w:val="000000"/>
         </w:rPr>
         <w:t xml:space="preserve">GroupJoin</w:t>
       </w:r>
       <w:r>
         <w:rPr>
           <w:rFonts w:ascii="Times New Roman" w:hAnsi="Times New Roman" w:cs="Times New Roman"/>
-          <w:color w:val="222222"/>
-          <w:sz w:val="22"/>
+          <w:sz w:val="28"/>
+          <w:color w:val="000000"/>
         </w:rPr>
         <w:t xml:space="preserve"> виконує ієрархічне з'єднання (еквівалент </w:t>
       </w:r>
       <w:r>
         <w:rPr>
-          <w:rFonts w:ascii="Consolas" w:hAnsi="Consolas"/>
-          <w:color w:val="C7254E"/>
-          <w:sz w:val="20"/>
-          <w:shd w:val="clear" w:color="auto" w:fill="F9F2F4"/>
+          <w:rFonts w:ascii="Times New Roman" w:hAnsi="Times New Roman"/>
+          <w:sz w:val="28"/>
+          <w:color w:val="000000"/>
         </w:rPr>
         <w:t xml:space="preserve">LEFT OUTER JOIN</w:t>
       </w:r>
       <w:r>
         <w:rPr>
           <w:rFonts w:ascii="Times New Roman" w:hAnsi="Times New Roman" w:cs="Times New Roman"/>
-          <w:color w:val="222222"/>
-          <w:sz w:val="22"/>
+          <w:sz w:val="28"/>
+          <w:color w:val="000000"/>
         </w:rPr>
         <w:t xml:space="preserve"> з групуванням): для кожного елемента першої колекції повертається сам елемент і ціла колекція відповідних йому елементів другої колекції.</w:t>
       </w:r>
@@ -3641,13 +3847,18 @@
     <w:p>
       <w:pPr>
         <w:spacing w:before="0" w:after="120" w:line="260" w:lineRule="auto"/>
-      </w:pPr>
-      <w:r>
-        <w:rPr>
-          <w:rFonts w:ascii="Times New Roman" w:hAnsi="Times New Roman" w:cs="Times New Roman"/>
-          <w:b/>
-          <w:color w:val="222222"/>
-          <w:sz w:val="22"/>
+        <w:rPr>
+          <w:rFonts w:ascii="Times New Roman" w:hAnsi="Times New Roman" w:cs="Times New Roman"/>
+          <w:color w:val="000000"/>
+          <w:sz w:val="28"/>
+        </w:rPr>
+      </w:pPr>
+      <w:r>
+        <w:rPr>
+          <w:rFonts w:ascii="Times New Roman" w:hAnsi="Times New Roman" w:cs="Times New Roman"/>
+          <w:b/>
+          <w:sz w:val="28"/>
+          <w:color w:val="000000"/>
         </w:rPr>
         <w:t xml:space="preserve">5. Які є переваги та недоліки query-синтаксису порівняно з методним синтаксисом LINQ?</w:t>
       </w:r>
@@ -3658,23 +3869,161 @@
         <w:rPr>
           <w:rFonts w:ascii="Times New Roman" w:hAnsi="Times New Roman" w:cs="Times New Roman"/>
           <w:i/>
-          <w:color w:val="222222"/>
-          <w:sz w:val="22"/>
+          <w:sz w:val="28"/>
+          <w:color w:val="000000"/>
         </w:rPr>
         <w:t xml:space="preserve">Відповідь:</w:t>
       </w:r>
     </w:p>
     <w:p>
       <w:pPr>
+        <w:ind w:left="720" w:hanging="360"/>
         <w:spacing w:before="0" w:after="60" w:line="240" w:lineRule="auto"/>
+        <w:rPr>
+          <w:rFonts w:ascii="Times New Roman" w:hAnsi="Times New Roman" w:cs="Times New Roman"/>
+          <w:color w:val="000000"/>
+          <w:sz w:val="28"/>
+        </w:rPr>
+      </w:pPr>
+      <w:r>
+        <w:rPr>
+          <w:rFonts w:ascii="Times New Roman" w:hAnsi="Times New Roman"/>
+          <w:color w:val="000000"/>
+          <w:sz w:val="28"/>
+          <w:b/>
+        </w:rPr>
+        <w:t xml:space="preserve">• </w:t>
+      </w:r>
+      <w:r>
+        <w:rPr>
+          <w:rFonts w:ascii="Times New Roman" w:hAnsi="Times New Roman" w:cs="Times New Roman"/>
+          <w:b/>
+          <w:sz w:val="28"/>
+          <w:color w:val="000000"/>
+        </w:rPr>
+        <w:t xml:space="preserve">Query Syntax:</w:t>
+      </w:r>
+      <w:r>
+        <w:rPr>
+          <w:rFonts w:ascii="Times New Roman" w:hAnsi="Times New Roman" w:cs="Times New Roman"/>
+          <w:sz w:val="28"/>
+          <w:color w:val="000000"/>
+        </w:rPr>
+        <w:t xml:space="preserve"> Перевага — легка читабельність для складних запитів із багатьма з'єднаннями (</w:t>
+      </w:r>
+      <w:r>
+        <w:rPr>
+          <w:rFonts w:ascii="Times New Roman" w:hAnsi="Times New Roman"/>
+          <w:sz w:val="28"/>
+          <w:color w:val="000000"/>
+        </w:rPr>
+        <w:t xml:space="preserve">join</w:t>
+      </w:r>
+      <w:r>
+        <w:rPr>
+          <w:rFonts w:ascii="Times New Roman" w:hAnsi="Times New Roman" w:cs="Times New Roman"/>
+          <w:sz w:val="28"/>
+          <w:color w:val="000000"/>
+        </w:rPr>
+        <w:t xml:space="preserve">), групуванням (</w:t>
+      </w:r>
+      <w:r>
+        <w:rPr>
+          <w:rFonts w:ascii="Times New Roman" w:hAnsi="Times New Roman"/>
+          <w:sz w:val="28"/>
+          <w:color w:val="000000"/>
+        </w:rPr>
+        <w:t xml:space="preserve">group by into</w:t>
+      </w:r>
+      <w:r>
+        <w:rPr>
+          <w:rFonts w:ascii="Times New Roman" w:hAnsi="Times New Roman" w:cs="Times New Roman"/>
+          <w:sz w:val="28"/>
+          <w:color w:val="000000"/>
+        </w:rPr>
+        <w:t xml:space="preserve">) та підзапитами завдяки подібності до SQL. Недолік — підтримує не всі оператори LINQ (наприклад, </w:t>
+      </w:r>
+      <w:r>
+        <w:rPr>
+          <w:rFonts w:ascii="Times New Roman" w:hAnsi="Times New Roman"/>
+          <w:sz w:val="28"/>
+          <w:color w:val="000000"/>
+        </w:rPr>
+        <w:t xml:space="preserve">Take</w:t>
+      </w:r>
+      <w:r>
+        <w:rPr>
+          <w:rFonts w:ascii="Times New Roman" w:hAnsi="Times New Roman" w:cs="Times New Roman"/>
+          <w:sz w:val="28"/>
+          <w:color w:val="000000"/>
+        </w:rPr>
+        <w:t xml:space="preserve">, </w:t>
+      </w:r>
+      <w:r>
+        <w:rPr>
+          <w:rFonts w:ascii="Times New Roman" w:hAnsi="Times New Roman"/>
+          <w:sz w:val="28"/>
+          <w:color w:val="000000"/>
+        </w:rPr>
+        <w:t xml:space="preserve">Skip</w:t>
+      </w:r>
+      <w:r>
+        <w:rPr>
+          <w:rFonts w:ascii="Times New Roman" w:hAnsi="Times New Roman" w:cs="Times New Roman"/>
+          <w:sz w:val="28"/>
+          <w:color w:val="000000"/>
+        </w:rPr>
+        <w:t xml:space="preserve">, </w:t>
+      </w:r>
+      <w:r>
+        <w:rPr>
+          <w:rFonts w:ascii="Times New Roman" w:hAnsi="Times New Roman"/>
+          <w:sz w:val="28"/>
+          <w:color w:val="000000"/>
+        </w:rPr>
+        <w:t xml:space="preserve">Distinct</w:t>
+      </w:r>
+      <w:r>
+        <w:rPr>
+          <w:rFonts w:ascii="Times New Roman" w:hAnsi="Times New Roman" w:cs="Times New Roman"/>
+          <w:sz w:val="28"/>
+          <w:color w:val="000000"/>
+        </w:rPr>
+        <w:t xml:space="preserve">, </w:t>
+      </w:r>
+      <w:r>
+        <w:rPr>
+          <w:rFonts w:ascii="Times New Roman" w:hAnsi="Times New Roman"/>
+          <w:sz w:val="28"/>
+          <w:color w:val="000000"/>
+        </w:rPr>
+        <w:t xml:space="preserve">Count</w:t>
+      </w:r>
+      <w:r>
+        <w:rPr>
+          <w:rFonts w:ascii="Times New Roman" w:hAnsi="Times New Roman" w:cs="Times New Roman"/>
+          <w:sz w:val="28"/>
+          <w:color w:val="000000"/>
+        </w:rPr>
+        <w:t xml:space="preserve"> вимагають обгортання у дужки або методний синтаксис).</w:t>
+      </w:r>
+    </w:p>
+    <w:p>
+      <w:pPr>
         <w:ind w:left="720" w:hanging="360"/>
-      </w:pPr>
-      <w:r>
-        <w:rPr>
-          <w:rFonts w:ascii="Calibri" w:hAnsi="Calibri"/>
-          <w:b/>
-          <w:color w:val="003366"/>
-          <w:sz w:val="22"/>
+        <w:spacing w:before="0" w:after="60" w:line="240" w:lineRule="auto"/>
+        <w:rPr>
+          <w:rFonts w:ascii="Times New Roman" w:hAnsi="Times New Roman" w:cs="Times New Roman"/>
+          <w:color w:val="000000"/>
+          <w:sz w:val="28"/>
+        </w:rPr>
+      </w:pPr>
+      <w:r>
+        <w:rPr>
+          <w:rFonts w:ascii="Times New Roman" w:hAnsi="Times New Roman"/>
+          <w:color w:val="000000"/>
+          <w:sz w:val="28"/>
+          <w:b/>
         </w:rPr>
         <w:t xml:space="preserve">• </w:t>
       </w:r>
@@ -3682,184 +4031,48 @@
         <w:rPr>
           <w:rFonts w:ascii="Times New Roman" w:hAnsi="Times New Roman" w:cs="Times New Roman"/>
           <w:b/>
-          <w:color w:val="222222"/>
-          <w:sz w:val="22"/>
-        </w:rPr>
-        <w:t xml:space="preserve">Query Syntax:</w:t>
-      </w:r>
-      <w:r>
-        <w:rPr>
-          <w:rFonts w:ascii="Times New Roman" w:hAnsi="Times New Roman" w:cs="Times New Roman"/>
-          <w:color w:val="222222"/>
-          <w:sz w:val="22"/>
-        </w:rPr>
-        <w:t xml:space="preserve"> Перевага — легка читабельність для складних запитів із багатьма з'єднаннями (</w:t>
-      </w:r>
-      <w:r>
-        <w:rPr>
-          <w:rFonts w:ascii="Consolas" w:hAnsi="Consolas"/>
-          <w:color w:val="C7254E"/>
-          <w:sz w:val="20"/>
-          <w:shd w:val="clear" w:color="auto" w:fill="F9F2F4"/>
+          <w:sz w:val="28"/>
+          <w:color w:val="000000"/>
+        </w:rPr>
+        <w:t xml:space="preserve">Method Syntax:</w:t>
+      </w:r>
+      <w:r>
+        <w:rPr>
+          <w:rFonts w:ascii="Times New Roman" w:hAnsi="Times New Roman" w:cs="Times New Roman"/>
+          <w:sz w:val="28"/>
+          <w:color w:val="000000"/>
+        </w:rPr>
+        <w:t xml:space="preserve"> Перевага — повний доступ до всіх операторів послідовностей .NET, лаконічність у простих вибірках (</w:t>
+      </w:r>
+      <w:r>
+        <w:rPr>
+          <w:rFonts w:ascii="Times New Roman" w:hAnsi="Times New Roman"/>
+          <w:sz w:val="28"/>
+          <w:color w:val="000000"/>
+        </w:rPr>
+        <w:t xml:space="preserve">Where(...)</w:t>
+      </w:r>
+      <w:r>
+        <w:rPr>
+          <w:rFonts w:ascii="Times New Roman" w:hAnsi="Times New Roman" w:cs="Times New Roman"/>
+          <w:sz w:val="28"/>
+          <w:color w:val="000000"/>
+        </w:rPr>
+        <w:t xml:space="preserve">). Недолік — менша наочність при багаторівневих </w:t>
+      </w:r>
+      <w:r>
+        <w:rPr>
+          <w:rFonts w:ascii="Times New Roman" w:hAnsi="Times New Roman"/>
+          <w:sz w:val="28"/>
+          <w:color w:val="000000"/>
         </w:rPr>
         <w:t xml:space="preserve">join</w:t>
       </w:r>
       <w:r>
         <w:rPr>
           <w:rFonts w:ascii="Times New Roman" w:hAnsi="Times New Roman" w:cs="Times New Roman"/>
-          <w:color w:val="222222"/>
-          <w:sz w:val="22"/>
-        </w:rPr>
-        <w:t xml:space="preserve">), групуванням (</w:t>
-      </w:r>
-      <w:r>
-        <w:rPr>
-          <w:rFonts w:ascii="Consolas" w:hAnsi="Consolas"/>
-          <w:color w:val="C7254E"/>
-          <w:sz w:val="20"/>
-          <w:shd w:val="clear" w:color="auto" w:fill="F9F2F4"/>
-        </w:rPr>
-        <w:t xml:space="preserve">group by into</w:t>
-      </w:r>
-      <w:r>
-        <w:rPr>
-          <w:rFonts w:ascii="Times New Roman" w:hAnsi="Times New Roman" w:cs="Times New Roman"/>
-          <w:color w:val="222222"/>
-          <w:sz w:val="22"/>
-        </w:rPr>
-        <w:t xml:space="preserve">) та підзапитами завдяки подібності до SQL. Недолік — підтримує не всі оператори LINQ (наприклад, </w:t>
-      </w:r>
-      <w:r>
-        <w:rPr>
-          <w:rFonts w:ascii="Consolas" w:hAnsi="Consolas"/>
-          <w:color w:val="C7254E"/>
-          <w:sz w:val="20"/>
-          <w:shd w:val="clear" w:color="auto" w:fill="F9F2F4"/>
-        </w:rPr>
-        <w:t xml:space="preserve">Take</w:t>
-      </w:r>
-      <w:r>
-        <w:rPr>
-          <w:rFonts w:ascii="Times New Roman" w:hAnsi="Times New Roman" w:cs="Times New Roman"/>
-          <w:color w:val="222222"/>
-          <w:sz w:val="22"/>
-        </w:rPr>
-        <w:t xml:space="preserve">, </w:t>
-      </w:r>
-      <w:r>
-        <w:rPr>
-          <w:rFonts w:ascii="Consolas" w:hAnsi="Consolas"/>
-          <w:color w:val="C7254E"/>
-          <w:sz w:val="20"/>
-          <w:shd w:val="clear" w:color="auto" w:fill="F9F2F4"/>
-        </w:rPr>
-        <w:t xml:space="preserve">Skip</w:t>
-      </w:r>
-      <w:r>
-        <w:rPr>
-          <w:rFonts w:ascii="Times New Roman" w:hAnsi="Times New Roman" w:cs="Times New Roman"/>
-          <w:color w:val="222222"/>
-          <w:sz w:val="22"/>
-        </w:rPr>
-        <w:t xml:space="preserve">, </w:t>
-      </w:r>
-      <w:r>
-        <w:rPr>
-          <w:rFonts w:ascii="Consolas" w:hAnsi="Consolas"/>
-          <w:color w:val="C7254E"/>
-          <w:sz w:val="20"/>
-          <w:shd w:val="clear" w:color="auto" w:fill="F9F2F4"/>
-        </w:rPr>
-        <w:t xml:space="preserve">Distinct</w:t>
-      </w:r>
-      <w:r>
-        <w:rPr>
-          <w:rFonts w:ascii="Times New Roman" w:hAnsi="Times New Roman" w:cs="Times New Roman"/>
-          <w:color w:val="222222"/>
-          <w:sz w:val="22"/>
-        </w:rPr>
-        <w:t xml:space="preserve">, </w:t>
-      </w:r>
-      <w:r>
-        <w:rPr>
-          <w:rFonts w:ascii="Consolas" w:hAnsi="Consolas"/>
-          <w:color w:val="C7254E"/>
-          <w:sz w:val="20"/>
-          <w:shd w:val="clear" w:color="auto" w:fill="F9F2F4"/>
-        </w:rPr>
-        <w:t xml:space="preserve">Count</w:t>
-      </w:r>
-      <w:r>
-        <w:rPr>
-          <w:rFonts w:ascii="Times New Roman" w:hAnsi="Times New Roman" w:cs="Times New Roman"/>
-          <w:color w:val="222222"/>
-          <w:sz w:val="22"/>
-        </w:rPr>
-        <w:t xml:space="preserve"> вимагають обгортання у дужки або методний синтаксис).</w:t>
-      </w:r>
-    </w:p>
-    <w:p>
-      <w:pPr>
-        <w:spacing w:before="0" w:after="60" w:line="240" w:lineRule="auto"/>
-        <w:ind w:left="720" w:hanging="360"/>
-      </w:pPr>
-      <w:r>
-        <w:rPr>
-          <w:rFonts w:ascii="Calibri" w:hAnsi="Calibri"/>
-          <w:b/>
-          <w:color w:val="003366"/>
-          <w:sz w:val="22"/>
-        </w:rPr>
-        <w:t xml:space="preserve">• </w:t>
-      </w:r>
-      <w:r>
-        <w:rPr>
-          <w:rFonts w:ascii="Times New Roman" w:hAnsi="Times New Roman" w:cs="Times New Roman"/>
-          <w:b/>
-          <w:color w:val="222222"/>
-          <w:sz w:val="22"/>
-        </w:rPr>
-        <w:t xml:space="preserve">Method Syntax:</w:t>
-      </w:r>
-      <w:r>
-        <w:rPr>
-          <w:rFonts w:ascii="Times New Roman" w:hAnsi="Times New Roman" w:cs="Times New Roman"/>
-          <w:color w:val="222222"/>
-          <w:sz w:val="22"/>
-        </w:rPr>
-        <w:t xml:space="preserve"> Перевага — повний доступ до всіх операторів послідовностей .NET, лаконічність у простих вибірках (</w:t>
-      </w:r>
-      <w:r>
-        <w:rPr>
-          <w:rFonts w:ascii="Consolas" w:hAnsi="Consolas"/>
-          <w:color w:val="C7254E"/>
-          <w:sz w:val="20"/>
-          <w:shd w:val="clear" w:color="auto" w:fill="F9F2F4"/>
-        </w:rPr>
-        <w:t xml:space="preserve">Where(...)</w:t>
-      </w:r>
-      <w:r>
-        <w:rPr>
-          <w:rFonts w:ascii="Times New Roman" w:hAnsi="Times New Roman" w:cs="Times New Roman"/>
-          <w:color w:val="222222"/>
-          <w:sz w:val="22"/>
-        </w:rPr>
-        <w:t xml:space="preserve">). Недолік — менша наочність при багаторівневих </w:t>
-      </w:r>
-      <w:r>
-        <w:rPr>
-          <w:rFonts w:ascii="Consolas" w:hAnsi="Consolas"/>
-          <w:color w:val="C7254E"/>
-          <w:sz w:val="20"/>
-          <w:shd w:val="clear" w:color="auto" w:fill="F9F2F4"/>
-        </w:rPr>
-        <w:t xml:space="preserve">join</w:t>
-      </w:r>
-      <w:r>
-        <w:rPr>
-          <w:rFonts w:ascii="Times New Roman" w:hAnsi="Times New Roman" w:cs="Times New Roman"/>
-          <w:color w:val="222222"/>
-          <w:sz w:val="22"/>
+          <w:sz w:val="28"/>
+          <w:color w:val="000000"/>
         </w:rPr>
         <w:t xml:space="preserve">.</w:t>
       </w:r>
@@ -3867,7 +4080,7 @@
     <w:p>
       <w:pPr>
         <w:pBdr>
-          <w:bottom w:val="single" w:color="B0C4DE" w:sz="6"/>
+          <w:bottom w:val="single" w:color="888888" w:sz="6"/>
         </w:pBdr>
         <w:spacing w:before="120" w:after="120"/>
       </w:pPr>
@@ -3875,13 +4088,18 @@
     <w:p>
       <w:pPr>
         <w:spacing w:before="240" w:after="100" w:line="260" w:lineRule="auto"/>
-      </w:pPr>
-      <w:r>
-        <w:rPr>
-          <w:rFonts w:ascii="Times New Roman" w:hAnsi="Times New Roman" w:cs="Times New Roman"/>
-          <w:b/>
-          <w:color w:val="1B365D"/>
-          <w:sz w:val="28"/>
+        <w:rPr>
+          <w:rFonts w:ascii="Times New Roman" w:hAnsi="Times New Roman" w:cs="Times New Roman"/>
+          <w:color w:val="000000"/>
+          <w:sz w:val="28"/>
+        </w:rPr>
+      </w:pPr>
+      <w:r>
+        <w:rPr>
+          <w:rFonts w:ascii="Times New Roman" w:hAnsi="Times New Roman" w:cs="Times New Roman"/>
+          <w:b/>
+          <w:sz w:val="28"/>
+          <w:color w:val="000000"/>
         </w:rPr>
         <w:t xml:space="preserve">8. Висновки</w:t>
       </w:r>
@@ -3889,114 +4107,113 @@
     <w:p>
       <w:pPr>
         <w:spacing w:before="0" w:after="120" w:line="260" w:lineRule="auto"/>
-      </w:pPr>
-      <w:r>
-        <w:rPr>
-          <w:rFonts w:ascii="Times New Roman" w:hAnsi="Times New Roman" w:cs="Times New Roman"/>
-          <w:color w:val="222222"/>
-          <w:sz w:val="22"/>
+        <w:rPr>
+          <w:rFonts w:ascii="Times New Roman" w:hAnsi="Times New Roman" w:cs="Times New Roman"/>
+          <w:color w:val="000000"/>
+          <w:sz w:val="28"/>
+        </w:rPr>
+      </w:pPr>
+      <w:r>
+        <w:rPr>
+          <w:rFonts w:ascii="Times New Roman" w:hAnsi="Times New Roman" w:cs="Times New Roman"/>
+          <w:sz w:val="28"/>
+          <w:color w:val="000000"/>
         </w:rPr>
         <w:t xml:space="preserve">У ході виконання практичної роботи №4 було опановано використання технології LINQ to Objects для аналізу, фільтрації, групування та агрегування колекцій об'єктів мовою C#. Було реалізовано понад 8 різноманітних запитів з використанням операторів </w:t>
       </w:r>
       <w:r>
         <w:rPr>
-          <w:rFonts w:ascii="Consolas" w:hAnsi="Consolas"/>
-          <w:color w:val="C7254E"/>
-          <w:sz w:val="20"/>
-          <w:shd w:val="clear" w:color="auto" w:fill="F9F2F4"/>
+          <w:rFonts w:ascii="Times New Roman" w:hAnsi="Times New Roman"/>
+          <w:sz w:val="28"/>
+          <w:color w:val="000000"/>
         </w:rPr>
         <w:t xml:space="preserve">Where</w:t>
       </w:r>
       <w:r>
         <w:rPr>
           <w:rFonts w:ascii="Times New Roman" w:hAnsi="Times New Roman" w:cs="Times New Roman"/>
-          <w:color w:val="222222"/>
-          <w:sz w:val="22"/>
+          <w:sz w:val="28"/>
+          <w:color w:val="000000"/>
         </w:rPr>
         <w:t xml:space="preserve">, </w:t>
       </w:r>
       <w:r>
         <w:rPr>
-          <w:rFonts w:ascii="Consolas" w:hAnsi="Consolas"/>
-          <w:color w:val="C7254E"/>
-          <w:sz w:val="20"/>
-          <w:shd w:val="clear" w:color="auto" w:fill="F9F2F4"/>
+          <w:rFonts w:ascii="Times New Roman" w:hAnsi="Times New Roman"/>
+          <w:sz w:val="28"/>
+          <w:color w:val="000000"/>
         </w:rPr>
         <w:t xml:space="preserve">OrderBy</w:t>
       </w:r>
       <w:r>
         <w:rPr>
           <w:rFonts w:ascii="Times New Roman" w:hAnsi="Times New Roman" w:cs="Times New Roman"/>
-          <w:color w:val="222222"/>
-          <w:sz w:val="22"/>
+          <w:sz w:val="28"/>
+          <w:color w:val="000000"/>
         </w:rPr>
         <w:t xml:space="preserve">, </w:t>
       </w:r>
       <w:r>
         <w:rPr>
-          <w:rFonts w:ascii="Consolas" w:hAnsi="Consolas"/>
-          <w:color w:val="C7254E"/>
-          <w:sz w:val="20"/>
-          <w:shd w:val="clear" w:color="auto" w:fill="F9F2F4"/>
+          <w:rFonts w:ascii="Times New Roman" w:hAnsi="Times New Roman"/>
+          <w:sz w:val="28"/>
+          <w:color w:val="000000"/>
         </w:rPr>
         <w:t xml:space="preserve">GroupBy</w:t>
       </w:r>
       <w:r>
         <w:rPr>
           <w:rFonts w:ascii="Times New Roman" w:hAnsi="Times New Roman" w:cs="Times New Roman"/>
-          <w:color w:val="222222"/>
-          <w:sz w:val="22"/>
+          <w:sz w:val="28"/>
+          <w:color w:val="000000"/>
         </w:rPr>
         <w:t xml:space="preserve">, </w:t>
       </w:r>
       <w:r>
         <w:rPr>
-          <w:rFonts w:ascii="Consolas" w:hAnsi="Consolas"/>
-          <w:color w:val="C7254E"/>
-          <w:sz w:val="20"/>
-          <w:shd w:val="clear" w:color="auto" w:fill="F9F2F4"/>
+          <w:rFonts w:ascii="Times New Roman" w:hAnsi="Times New Roman"/>
+          <w:sz w:val="28"/>
+          <w:color w:val="000000"/>
         </w:rPr>
         <w:t xml:space="preserve">Join</w:t>
       </w:r>
       <w:r>
         <w:rPr>
           <w:rFonts w:ascii="Times New Roman" w:hAnsi="Times New Roman" w:cs="Times New Roman"/>
-          <w:color w:val="222222"/>
-          <w:sz w:val="22"/>
+          <w:sz w:val="28"/>
+          <w:color w:val="000000"/>
         </w:rPr>
         <w:t xml:space="preserve">, </w:t>
       </w:r>
       <w:r>
         <w:rPr>
-          <w:rFonts w:ascii="Consolas" w:hAnsi="Consolas"/>
-          <w:color w:val="C7254E"/>
-          <w:sz w:val="20"/>
-          <w:shd w:val="clear" w:color="auto" w:fill="F9F2F4"/>
+          <w:rFonts w:ascii="Times New Roman" w:hAnsi="Times New Roman"/>
+          <w:sz w:val="28"/>
+          <w:color w:val="000000"/>
         </w:rPr>
         <w:t xml:space="preserve">All</w:t>
       </w:r>
       <w:r>
         <w:rPr>
           <w:rFonts w:ascii="Times New Roman" w:hAnsi="Times New Roman" w:cs="Times New Roman"/>
-          <w:color w:val="222222"/>
-          <w:sz w:val="22"/>
+          <w:sz w:val="28"/>
+          <w:color w:val="000000"/>
         </w:rPr>
         <w:t xml:space="preserve">, </w:t>
       </w:r>
       <w:r>
         <w:rPr>
-          <w:rFonts w:ascii="Consolas" w:hAnsi="Consolas"/>
-          <w:color w:val="C7254E"/>
-          <w:sz w:val="20"/>
-          <w:shd w:val="clear" w:color="auto" w:fill="F9F2F4"/>
+          <w:rFonts w:ascii="Times New Roman" w:hAnsi="Times New Roman"/>
+          <w:sz w:val="28"/>
+          <w:color w:val="000000"/>
         </w:rPr>
         <w:t xml:space="preserve">Any</w:t>
       </w:r>
       <w:r>
         <w:rPr>
           <w:rFonts w:ascii="Times New Roman" w:hAnsi="Times New Roman" w:cs="Times New Roman"/>
-          <w:color w:val="222222"/>
-          <w:sz w:val="22"/>
+          <w:sz w:val="28"/>
+          <w:color w:val="000000"/>
         </w:rPr>
         <w:t xml:space="preserve">, агрегатних функцій та експортом підсумків у файл CSV. Порівняно практичне використання методного та декларативного query-синтаксисів.</w:t>
       </w:r>
